--- a/Report/SortingPrep.docx
+++ b/Report/SortingPrep.docx
@@ -33,12 +33,12 @@
     <w:p>
       <w:pPr>
         <w:rPr>
-          <w:rFonts w:ascii="Arial" w:hAnsi="Arial" w:cs="Arial"/>
-        </w:rPr>
-      </w:pPr>
-      <w:r>
-        <w:rPr>
-          <w:rFonts w:ascii="Arial" w:hAnsi="Arial" w:cs="Arial"/>
+          <w:rFonts w:cs="Arial"/>
+        </w:rPr>
+      </w:pPr>
+      <w:r>
+        <w:rPr>
+          <w:rFonts w:cs="Arial"/>
         </w:rPr>
         <w:t>Bubble Sort is the simplest sorting algorithm that works by repeatedly swapping the adjacent element.</w:t>
       </w:r>
@@ -46,30 +46,30 @@
     <w:p>
       <w:pPr>
         <w:rPr>
-          <w:rFonts w:ascii="Arial" w:hAnsi="Arial" w:cs="Arial"/>
-        </w:rPr>
-      </w:pPr>
-      <w:r>
-        <w:rPr>
-          <w:rFonts w:ascii="Arial" w:hAnsi="Arial" w:cs="Arial"/>
+          <w:rFonts w:cs="Arial"/>
+        </w:rPr>
+      </w:pPr>
+      <w:r>
+        <w:rPr>
+          <w:rFonts w:cs="Arial"/>
         </w:rPr>
         <w:t>It gets its name from the way the smaller elements “bubble” up (move to the left) during each pass. The algorithm c</w:t>
       </w:r>
       <w:r>
         <w:rPr>
-          <w:rFonts w:ascii="Arial" w:hAnsi="Arial" w:cs="Arial"/>
+          <w:rFonts w:cs="Arial"/>
         </w:rPr>
         <w:t>ompares each element with its adjacent element and swaps them if they are in the wrong order.</w:t>
       </w:r>
       <w:r>
         <w:rPr>
-          <w:rFonts w:ascii="Arial" w:hAnsi="Arial" w:cs="Arial"/>
+          <w:rFonts w:cs="Arial"/>
         </w:rPr>
         <w:t xml:space="preserve"> This process </w:t>
       </w:r>
       <w:r>
         <w:rPr>
-          <w:rFonts w:ascii="Arial" w:hAnsi="Arial" w:cs="Arial"/>
+          <w:rFonts w:cs="Arial"/>
         </w:rPr>
         <w:t>continues until the largest element "bubbles" to the end of the array.</w:t>
       </w:r>
@@ -77,14 +77,546 @@
     <w:p>
       <w:pPr>
         <w:rPr>
-          <w:rFonts w:ascii="Arial" w:hAnsi="Arial" w:cs="Arial"/>
-        </w:rPr>
-      </w:pPr>
-      <w:r>
-        <w:rPr>
-          <w:rFonts w:ascii="Arial" w:hAnsi="Arial" w:cs="Arial"/>
+          <w:rFonts w:cs="Arial"/>
+        </w:rPr>
+      </w:pPr>
+      <w:r>
+        <w:rPr>
+          <w:rFonts w:cs="Arial"/>
         </w:rPr>
         <w:t>After one pass, the largest element is in its final position. The algorithm then repeats this process for the remaining elements until the array is fully sorted.</w:t>
+      </w:r>
+    </w:p>
+    <w:p>
+      <w:pPr>
+        <w:pStyle w:val="Heading2"/>
+        <w:rPr>
+          <w:rFonts w:cs="Arial"/>
+        </w:rPr>
+      </w:pPr>
+      <w:r>
+        <w:rPr>
+          <w:rFonts w:cs="Arial"/>
+        </w:rPr>
+        <w:t>Step</w:t>
+      </w:r>
+      <w:r>
+        <w:rPr>
+          <w:rFonts w:cs="Arial"/>
+        </w:rPr>
+        <w:t>-</w:t>
+      </w:r>
+      <w:r>
+        <w:rPr>
+          <w:rFonts w:cs="Arial"/>
+        </w:rPr>
+        <w:t>by</w:t>
+      </w:r>
+      <w:r>
+        <w:rPr>
+          <w:rFonts w:cs="Arial"/>
+        </w:rPr>
+        <w:t>-</w:t>
+      </w:r>
+      <w:r>
+        <w:rPr>
+          <w:rFonts w:cs="Arial"/>
+        </w:rPr>
+        <w:t>step</w:t>
+      </w:r>
+      <w:r>
+        <w:rPr>
+          <w:rFonts w:cs="Arial"/>
+        </w:rPr>
+        <w:t xml:space="preserve"> implementation</w:t>
+      </w:r>
+    </w:p>
+    <w:p>
+      <w:pPr>
+        <w:rPr>
+          <w:rFonts w:cs="Arial"/>
+        </w:rPr>
+      </w:pPr>
+      <w:r>
+        <w:rPr>
+          <w:rFonts w:cs="Arial"/>
+        </w:rPr>
+        <w:t xml:space="preserve">Step 1: </w:t>
+      </w:r>
+      <w:r>
+        <w:rPr>
+          <w:rFonts w:cs="Arial"/>
+        </w:rPr>
+        <w:t xml:space="preserve">Initializing </w:t>
+      </w:r>
+      <w:proofErr w:type="spellStart"/>
+      <w:r>
+        <w:rPr>
+          <w:rFonts w:cs="Arial"/>
+        </w:rPr>
+        <w:t>i</w:t>
+      </w:r>
+      <w:proofErr w:type="spellEnd"/>
+      <w:r>
+        <w:rPr>
+          <w:rFonts w:cs="Arial"/>
+        </w:rPr>
+        <w:t xml:space="preserve"> = </w:t>
+      </w:r>
+      <w:r>
+        <w:rPr>
+          <w:rFonts w:cs="Arial"/>
+        </w:rPr>
+        <w:t>0</w:t>
+      </w:r>
+      <w:r>
+        <w:rPr>
+          <w:rFonts w:cs="Arial"/>
+        </w:rPr>
+        <w:t xml:space="preserve">, </w:t>
+      </w:r>
+      <w:r>
+        <w:rPr>
+          <w:rFonts w:cs="Arial"/>
+        </w:rPr>
+        <w:t>as the size of the sorted part of the array.</w:t>
+      </w:r>
+    </w:p>
+    <w:p>
+      <w:pPr>
+        <w:rPr>
+          <w:rFonts w:cs="Arial"/>
+        </w:rPr>
+      </w:pPr>
+      <w:r>
+        <w:rPr>
+          <w:rFonts w:cs="Arial"/>
+        </w:rPr>
+        <w:t xml:space="preserve">Step 2: </w:t>
+      </w:r>
+      <w:r>
+        <w:rPr>
+          <w:rFonts w:cs="Arial"/>
+        </w:rPr>
+        <w:t>Initialize j = 0, increasing towards</w:t>
+      </w:r>
+      <w:r>
+        <w:rPr>
+          <w:rFonts w:cs="Arial"/>
+        </w:rPr>
+        <w:t xml:space="preserve"> the end of the unsorted part of the array, comparing the 2 adjacent</w:t>
+      </w:r>
+      <w:r>
+        <w:rPr>
+          <w:rFonts w:cs="Arial"/>
+        </w:rPr>
+        <w:t xml:space="preserve"> elements, </w:t>
+      </w:r>
+      <w:r>
+        <w:rPr>
+          <w:rFonts w:cs="Arial"/>
+        </w:rPr>
+        <w:t xml:space="preserve">and </w:t>
+      </w:r>
+      <w:r>
+        <w:rPr>
+          <w:rFonts w:cs="Arial"/>
+        </w:rPr>
+        <w:t xml:space="preserve">performing </w:t>
+      </w:r>
+      <w:r>
+        <w:rPr>
+          <w:rFonts w:cs="Arial"/>
+        </w:rPr>
+        <w:t xml:space="preserve">a </w:t>
+      </w:r>
+      <w:r>
+        <w:rPr>
+          <w:rFonts w:cs="Arial"/>
+        </w:rPr>
+        <w:t>swap i</w:t>
+      </w:r>
+      <w:r>
+        <w:rPr>
+          <w:rFonts w:cs="Arial"/>
+        </w:rPr>
+        <w:t>f</w:t>
+      </w:r>
+      <w:r>
+        <w:rPr>
+          <w:rFonts w:cs="Arial"/>
+        </w:rPr>
+        <w:t xml:space="preserve"> the first element i</w:t>
+      </w:r>
+      <w:r>
+        <w:rPr>
+          <w:rFonts w:cs="Arial"/>
+        </w:rPr>
+        <w:t>s</w:t>
+      </w:r>
+      <w:r>
+        <w:rPr>
+          <w:rFonts w:cs="Arial"/>
+        </w:rPr>
+        <w:t xml:space="preserve"> larger than the second one</w:t>
+      </w:r>
+      <w:r>
+        <w:rPr>
+          <w:rFonts w:cs="Arial"/>
+        </w:rPr>
+        <w:t>.</w:t>
+      </w:r>
+    </w:p>
+    <w:p>
+      <w:pPr>
+        <w:rPr>
+          <w:rFonts w:cs="Arial"/>
+        </w:rPr>
+      </w:pPr>
+      <w:r>
+        <w:rPr>
+          <w:rFonts w:cs="Arial"/>
+        </w:rPr>
+        <w:t xml:space="preserve">Step 3: </w:t>
+      </w:r>
+      <w:r>
+        <w:rPr>
+          <w:rFonts w:cs="Arial"/>
+        </w:rPr>
+        <w:t xml:space="preserve">After step 2, the current largest will be swapped to its place at the end of </w:t>
+      </w:r>
+      <w:r>
+        <w:rPr>
+          <w:rFonts w:cs="Arial"/>
+        </w:rPr>
+        <w:t>the array, increasing the size of the sorted part</w:t>
+      </w:r>
+      <w:r>
+        <w:rPr>
+          <w:rFonts w:cs="Arial"/>
+        </w:rPr>
+        <w:t>.</w:t>
+      </w:r>
+    </w:p>
+    <w:p>
+      <w:pPr>
+        <w:rPr>
+          <w:rFonts w:cs="Arial"/>
+        </w:rPr>
+      </w:pPr>
+      <w:r>
+        <w:rPr>
+          <w:rFonts w:cs="Arial"/>
+        </w:rPr>
+        <w:t xml:space="preserve">Step 4: </w:t>
+      </w:r>
+      <w:r>
+        <w:rPr>
+          <w:rFonts w:cs="Arial"/>
+        </w:rPr>
+        <w:t>Until all the array is sorted, back to step 2.</w:t>
+      </w:r>
+    </w:p>
+    <w:p>
+      <w:pPr>
+        <w:pStyle w:val="Heading2"/>
+      </w:pPr>
+      <w:r>
+        <w:t>Complexity</w:t>
+      </w:r>
+    </w:p>
+    <w:p>
+      <w:pPr>
+        <w:pStyle w:val="ListParagraph"/>
+        <w:numPr>
+          <w:ilvl w:val="0"/>
+          <w:numId w:val="5"/>
+        </w:numPr>
+      </w:pPr>
+      <w:r>
+        <w:t>Best-case time complexity</w:t>
+      </w:r>
+      <w:r>
+        <w:t xml:space="preserve"> is</w:t>
+      </w:r>
+      <w:r>
+        <w:t xml:space="preserve"> </w:t>
+      </w:r>
+      <m:oMath>
+        <m:r>
+          <m:rPr>
+            <m:sty m:val="bi"/>
+          </m:rPr>
+          <w:rPr>
+            <w:rFonts w:ascii="Cambria Math" w:hAnsi="Cambria Math"/>
+          </w:rPr>
+          <m:t>O(n)</m:t>
+        </m:r>
+      </m:oMath>
+      <w:r>
+        <w:rPr>
+          <w:rFonts w:eastAsiaTheme="minorEastAsia"/>
+        </w:rPr>
+        <w:t xml:space="preserve">, </w:t>
+      </w:r>
+      <w:r>
+        <w:t>occu</w:t>
+      </w:r>
+      <w:r>
+        <w:t>r</w:t>
+      </w:r>
+      <w:r>
+        <w:t>r</w:t>
+      </w:r>
+      <w:r>
+        <w:t>ing</w:t>
+      </w:r>
+      <w:r>
+        <w:t xml:space="preserve"> when the array is already sorted</w:t>
+      </w:r>
+      <w:r>
+        <w:t>.</w:t>
+      </w:r>
+    </w:p>
+    <w:p>
+      <w:pPr>
+        <w:pStyle w:val="ListParagraph"/>
+        <w:numPr>
+          <w:ilvl w:val="0"/>
+          <w:numId w:val="5"/>
+        </w:numPr>
+      </w:pPr>
+      <w:r>
+        <w:t xml:space="preserve">Both </w:t>
+      </w:r>
+      <w:r>
+        <w:t xml:space="preserve">the </w:t>
+      </w:r>
+      <w:r>
+        <w:t xml:space="preserve">worst and average case is </w:t>
+      </w:r>
+      <m:oMath>
+        <m:r>
+          <m:rPr>
+            <m:sty m:val="bi"/>
+          </m:rPr>
+          <w:rPr>
+            <w:rFonts w:ascii="Cambria Math" w:hAnsi="Cambria Math"/>
+          </w:rPr>
+          <m:t>O(</m:t>
+        </m:r>
+        <m:sSup>
+          <m:sSupPr>
+            <m:ctrlPr>
+              <w:rPr>
+                <w:rFonts w:ascii="Cambria Math" w:hAnsi="Cambria Math"/>
+                <w:b/>
+                <w:bCs/>
+                <w:i/>
+              </w:rPr>
+            </m:ctrlPr>
+          </m:sSupPr>
+          <m:e>
+            <m:r>
+              <m:rPr>
+                <m:sty m:val="bi"/>
+              </m:rPr>
+              <w:rPr>
+                <w:rFonts w:ascii="Cambria Math" w:hAnsi="Cambria Math"/>
+              </w:rPr>
+              <m:t>n</m:t>
+            </m:r>
+          </m:e>
+          <m:sup>
+            <m:r>
+              <m:rPr>
+                <m:sty m:val="bi"/>
+              </m:rPr>
+              <w:rPr>
+                <w:rFonts w:ascii="Cambria Math" w:hAnsi="Cambria Math"/>
+              </w:rPr>
+              <m:t>2</m:t>
+            </m:r>
+          </m:sup>
+        </m:sSup>
+        <m:r>
+          <m:rPr>
+            <m:sty m:val="bi"/>
+          </m:rPr>
+          <w:rPr>
+            <w:rFonts w:ascii="Cambria Math" w:hAnsi="Cambria Math"/>
+          </w:rPr>
+          <m:t>)</m:t>
+        </m:r>
+      </m:oMath>
+      <w:r>
+        <w:rPr>
+          <w:rFonts w:eastAsiaTheme="minorEastAsia"/>
+        </w:rPr>
+        <w:t xml:space="preserve">, </w:t>
+      </w:r>
+      <w:r>
+        <w:rPr>
+          <w:rFonts w:eastAsiaTheme="minorEastAsia"/>
+        </w:rPr>
+        <w:t>in which the worst</w:t>
+      </w:r>
+      <w:r>
+        <w:rPr>
+          <w:rFonts w:eastAsiaTheme="minorEastAsia"/>
+        </w:rPr>
+        <w:t>-</w:t>
+      </w:r>
+      <w:r>
+        <w:rPr>
+          <w:rFonts w:eastAsiaTheme="minorEastAsia"/>
+        </w:rPr>
+        <w:t>case</w:t>
+      </w:r>
+      <w:r>
+        <w:rPr>
+          <w:rFonts w:eastAsiaTheme="minorEastAsia"/>
+        </w:rPr>
+        <w:t xml:space="preserve"> scenario </w:t>
+      </w:r>
+      <w:r>
+        <w:rPr>
+          <w:rFonts w:eastAsiaTheme="minorEastAsia"/>
+        </w:rPr>
+        <w:t>happens when the array is in reversed order.</w:t>
+      </w:r>
+    </w:p>
+    <w:p>
+      <w:pPr>
+        <w:pStyle w:val="ListParagraph"/>
+        <w:numPr>
+          <w:ilvl w:val="0"/>
+          <w:numId w:val="5"/>
+        </w:numPr>
+      </w:pPr>
+      <w:r>
+        <w:rPr>
+          <w:rFonts w:eastAsiaTheme="minorEastAsia"/>
+        </w:rPr>
+        <w:t xml:space="preserve">Space complexity: </w:t>
+      </w:r>
+      <m:oMath>
+        <m:r>
+          <m:rPr>
+            <m:sty m:val="bi"/>
+          </m:rPr>
+          <w:rPr>
+            <w:rFonts w:ascii="Cambria Math" w:hAnsi="Cambria Math"/>
+          </w:rPr>
+          <m:t>O(1)</m:t>
+        </m:r>
+      </m:oMath>
+      <w:r>
+        <w:rPr>
+          <w:rFonts w:eastAsiaTheme="minorEastAsia"/>
+        </w:rPr>
+        <w:t xml:space="preserve">, </w:t>
+      </w:r>
+      <w:r>
+        <w:rPr>
+          <w:rFonts w:eastAsiaTheme="minorEastAsia"/>
+        </w:rPr>
+        <w:t xml:space="preserve">we don’t need to use any </w:t>
+      </w:r>
+      <w:r>
+        <w:rPr>
+          <w:rFonts w:eastAsiaTheme="minorEastAsia"/>
+        </w:rPr>
+        <w:t>additional memory.</w:t>
+      </w:r>
+    </w:p>
+    <w:p>
+      <w:pPr>
+        <w:pStyle w:val="Heading2"/>
+      </w:pPr>
+      <w:r>
+        <w:t>Improvements</w:t>
+      </w:r>
+      <w:r>
+        <w:t xml:space="preserve"> and variants</w:t>
+      </w:r>
+    </w:p>
+    <w:p>
+      <w:pPr>
+        <w:pStyle w:val="ListParagraph"/>
+        <w:numPr>
+          <w:ilvl w:val="0"/>
+          <w:numId w:val="5"/>
+        </w:numPr>
+      </w:pPr>
+      <w:r>
+        <w:t xml:space="preserve">Shaker Sort: </w:t>
+      </w:r>
+      <w:r>
+        <w:t>because it perfor</w:t>
+      </w:r>
+      <w:r>
+        <w:t>ms</w:t>
+      </w:r>
+      <w:r>
+        <w:t xml:space="preserve"> passes bidirectionally, </w:t>
+      </w:r>
+      <w:r>
+        <w:t>the array will be sorted from both sides</w:t>
+      </w:r>
+      <w:r>
+        <w:t>, which is more efficient.</w:t>
+      </w:r>
+    </w:p>
+    <w:p>
+      <w:pPr>
+        <w:pStyle w:val="ListParagraph"/>
+        <w:numPr>
+          <w:ilvl w:val="0"/>
+          <w:numId w:val="5"/>
+        </w:numPr>
+      </w:pPr>
+      <w:r>
+        <w:t xml:space="preserve">Odd-even sort: </w:t>
+      </w:r>
+      <w:r>
+        <w:t xml:space="preserve">this is a parallel version of bubble sort, performing swaps on the odd and even index </w:t>
+      </w:r>
+      <w:r>
+        <w:t>separately.</w:t>
+      </w:r>
+    </w:p>
+    <w:p>
+      <w:pPr>
+        <w:pStyle w:val="ListParagraph"/>
+        <w:numPr>
+          <w:ilvl w:val="0"/>
+          <w:numId w:val="5"/>
+        </w:numPr>
+      </w:pPr>
+      <w:r>
+        <w:t>We can put a flag inside the loop of bubble sort</w:t>
+      </w:r>
+      <w:r>
+        <w:t xml:space="preserve"> to break out</w:t>
+      </w:r>
+      <w:r>
+        <w:t xml:space="preserve"> in case that loop </w:t>
+      </w:r>
+      <w:r>
+        <w:t>has no swap, which mean</w:t>
+      </w:r>
+      <w:r>
+        <w:t>s</w:t>
+      </w:r>
+      <w:r>
+        <w:t xml:space="preserve"> the array is already sorted</w:t>
+      </w:r>
+      <w:r>
+        <w:t xml:space="preserve">. This way </w:t>
+      </w:r>
+      <w:r>
+        <w:t>can significantly reduce the number of passes.</w:t>
       </w:r>
     </w:p>
     <w:p>
@@ -112,10 +644,24 @@
     </w:p>
     <w:p>
       <w:pPr>
+        <w:rPr>
+          <w:rFonts w:eastAsiaTheme="majorEastAsia" w:cstheme="majorBidi"/>
+          <w:b/>
+          <w:sz w:val="36"/>
+          <w:szCs w:val="32"/>
+        </w:rPr>
+      </w:pPr>
+      <w:r>
+        <w:br w:type="page"/>
+      </w:r>
+    </w:p>
+    <w:p>
+      <w:pPr>
         <w:pStyle w:val="Heading1"/>
       </w:pPr>
       <w:r>
-        <w:t>Counting Sort</w:t>
+        <w:lastRenderedPageBreak/>
+        <w:t>Merge Sort</w:t>
       </w:r>
     </w:p>
     <w:p>
@@ -128,225 +674,13 @@
     </w:p>
     <w:p>
       <w:r>
-        <w:t xml:space="preserve">Counting sort works by determining the frequency of each distinct element in the given array and storing it inside a different array. It pulls off this by iterating over the input array and counting the occurrences of each element. </w:t>
-      </w:r>
-    </w:p>
-    <w:p>
-      <w:r>
-        <w:t>Then by utilizing this information, it reconstructs the array by placing each element in the correct position.</w:t>
-      </w:r>
-    </w:p>
-    <w:p>
-      <w:pPr>
-        <w:pStyle w:val="Heading2"/>
-      </w:pPr>
-      <w:r>
-        <w:t>Refs</w:t>
-      </w:r>
-    </w:p>
-    <w:p>
-      <w:hyperlink r:id="rId7" w:history="1">
-        <w:r>
-          <w:rPr>
-            <w:rStyle w:val="Hyperlink"/>
-          </w:rPr>
-          <w:t>https://www.geeksforgeeks.org/counting-sort/</w:t>
-        </w:r>
-      </w:hyperlink>
-    </w:p>
-    <w:p>
-      <w:r>
-        <w:t>https://www.programiz.com/dsa/counting-sort</w:t>
-      </w:r>
-    </w:p>
-    <w:p>
-      <w:pPr>
-        <w:pStyle w:val="Heading1"/>
-      </w:pPr>
-      <w:r>
-        <w:t>Flash Sort</w:t>
-      </w:r>
-    </w:p>
-    <w:p>
-      <w:pPr>
-        <w:pStyle w:val="Heading2"/>
-      </w:pPr>
-      <w:r>
-        <w:t>Algorithm’s main idea</w:t>
-      </w:r>
-    </w:p>
-    <w:p>
-      <w:r>
-        <w:t xml:space="preserve">Known as Distribution sort, it works by dividing the input array into a set of approximately equal-sized buckets. </w:t>
-      </w:r>
-    </w:p>
-    <w:p>
-      <w:r>
-        <w:t>By counting elements occurrences, it establishes the buckets’ positions, and additional sorting within each bucket is then performed.</w:t>
-      </w:r>
-    </w:p>
-    <w:p>
-      <w:pPr>
-        <w:pStyle w:val="Heading2"/>
-      </w:pPr>
-      <w:r>
-        <w:t>Refs</w:t>
-      </w:r>
-    </w:p>
-    <w:p>
-      <w:hyperlink r:id="rId8" w:history="1">
-        <w:r>
-          <w:rPr>
-            <w:rStyle w:val="Hyperlink"/>
-          </w:rPr>
-          <w:t>https://en.wikipedia.org/wiki/Flashsort</w:t>
-        </w:r>
-      </w:hyperlink>
-    </w:p>
-    <w:p>
-      <w:r>
-        <w:t>https://codelearn.io/sharing/flash-sort-thuat-toan-sap-xep-than-thanh</w:t>
-      </w:r>
-    </w:p>
-    <w:p>
-      <w:pPr>
-        <w:pStyle w:val="Heading1"/>
-      </w:pPr>
-      <w:r>
-        <w:lastRenderedPageBreak/>
-        <w:t>Heap Sort</w:t>
-      </w:r>
-    </w:p>
-    <w:p>
-      <w:pPr>
-        <w:pStyle w:val="Heading2"/>
-      </w:pPr>
-      <w:r>
-        <w:t>Algorithm’s main idea</w:t>
-      </w:r>
-    </w:p>
-    <w:p>
-      <w:r>
-        <w:t xml:space="preserve">Heap sort uses a binary heap data structure to sort an array. It is to build a max heap from the array, where the largest element is at the root. </w:t>
-      </w:r>
-    </w:p>
-    <w:p>
-      <w:r>
-        <w:t>Repeatedly swaps the root with the last element of the heap, reducing the size one by one.</w:t>
-      </w:r>
-    </w:p>
-    <w:p>
-      <w:r>
-        <w:t xml:space="preserve">Through every swap and </w:t>
-      </w:r>
-      <w:proofErr w:type="spellStart"/>
-      <w:r>
-        <w:t>heapify</w:t>
-      </w:r>
-      <w:proofErr w:type="spellEnd"/>
-      <w:r>
-        <w:t xml:space="preserve"> process, the array will gradually become sorted from the end.</w:t>
-      </w:r>
-    </w:p>
-    <w:p>
-      <w:pPr>
-        <w:pStyle w:val="Heading2"/>
-      </w:pPr>
-      <w:r>
-        <w:t>Refs</w:t>
-      </w:r>
-    </w:p>
-    <w:p>
-      <w:hyperlink r:id="rId9" w:history="1">
-        <w:r>
-          <w:rPr>
-            <w:rStyle w:val="Hyperlink"/>
-          </w:rPr>
-          <w:t>https://www.geeksforgeeks.org/heap-sort/</w:t>
-        </w:r>
-      </w:hyperlink>
-    </w:p>
-    <w:p>
-      <w:pPr>
-        <w:pStyle w:val="Heading1"/>
-      </w:pPr>
-      <w:r>
-        <w:t>Insertion Sort</w:t>
-      </w:r>
-    </w:p>
-    <w:p>
-      <w:pPr>
-        <w:pStyle w:val="Heading2"/>
-      </w:pPr>
-      <w:r>
-        <w:t>Algorithm’s main idea</w:t>
-      </w:r>
-    </w:p>
-    <w:p>
-      <w:r>
-        <w:t>Insertion sort places the unsorted element at its suitable place in each iteration.</w:t>
-      </w:r>
-    </w:p>
-    <w:p>
-      <w:r>
-        <w:t>It starts by considering the first element as the sorted portion and then inserts the other element into its correct position within the sorted part.</w:t>
-      </w:r>
-    </w:p>
-    <w:p>
-      <w:r>
-        <w:t xml:space="preserve">Each time, </w:t>
-      </w:r>
-      <w:r>
-        <w:t>the algorithm compares the current element with the elements in the sorted portion, shifting larger elements to the right until it finds the correct position for insertion.</w:t>
-      </w:r>
-    </w:p>
-    <w:p>
-      <w:pPr>
-        <w:pStyle w:val="Heading2"/>
-      </w:pPr>
-      <w:r>
-        <w:t>Refs</w:t>
-      </w:r>
-    </w:p>
-    <w:p>
-      <w:hyperlink r:id="rId10" w:history="1">
-        <w:r>
-          <w:rPr>
-            <w:rStyle w:val="Hyperlink"/>
-          </w:rPr>
-          <w:t>https://www.programiz.com/dsa/insertion-sort</w:t>
-        </w:r>
-      </w:hyperlink>
-    </w:p>
-    <w:p>
-      <w:hyperlink r:id="rId11" w:history="1">
-        <w:r>
-          <w:rPr>
-            <w:rStyle w:val="Hyperlink"/>
-          </w:rPr>
-          <w:t>https://www.geeksforgeeks.org/insertion-sort/</w:t>
-        </w:r>
-      </w:hyperlink>
-    </w:p>
-    <w:p>
-      <w:pPr>
-        <w:pStyle w:val="Heading1"/>
-      </w:pPr>
-      <w:r>
-        <w:t>Merge Sort</w:t>
-      </w:r>
-    </w:p>
-    <w:p>
-      <w:pPr>
-        <w:pStyle w:val="Heading2"/>
-      </w:pPr>
-      <w:r>
-        <w:t>Algorithm’s main idea</w:t>
-      </w:r>
-    </w:p>
-    <w:p>
-      <w:r>
-        <w:t>Following the concept of divide-and-conquer technique, the algorithm works by:</w:t>
+        <w:t xml:space="preserve">Following the concept of </w:t>
+      </w:r>
+      <w:r>
+        <w:t xml:space="preserve">the </w:t>
+      </w:r>
+      <w:r>
+        <w:t>divide-and-conquer technique, the algorithm works by:</w:t>
       </w:r>
     </w:p>
     <w:p>
@@ -420,13 +754,461 @@
     <w:p>
       <w:pPr>
         <w:pStyle w:val="Heading2"/>
+        <w:rPr>
+          <w:rFonts w:cs="Arial"/>
+        </w:rPr>
+      </w:pPr>
+      <w:r>
+        <w:rPr>
+          <w:rFonts w:cs="Arial"/>
+        </w:rPr>
+        <w:t>Step</w:t>
+      </w:r>
+      <w:r>
+        <w:rPr>
+          <w:rFonts w:cs="Arial"/>
+        </w:rPr>
+        <w:t>-</w:t>
+      </w:r>
+      <w:r>
+        <w:rPr>
+          <w:rFonts w:cs="Arial"/>
+        </w:rPr>
+        <w:t>by</w:t>
+      </w:r>
+      <w:r>
+        <w:rPr>
+          <w:rFonts w:cs="Arial"/>
+        </w:rPr>
+        <w:t>-</w:t>
+      </w:r>
+      <w:r>
+        <w:rPr>
+          <w:rFonts w:cs="Arial"/>
+        </w:rPr>
+        <w:t>step</w:t>
+      </w:r>
+      <w:r>
+        <w:rPr>
+          <w:rFonts w:cs="Arial"/>
+        </w:rPr>
+        <w:t xml:space="preserve"> implementation</w:t>
+      </w:r>
+    </w:p>
+    <w:p>
+      <w:pPr>
+        <w:rPr>
+          <w:rFonts w:cs="Arial"/>
+        </w:rPr>
+      </w:pPr>
+      <w:r>
+        <w:rPr>
+          <w:rFonts w:cs="Arial"/>
+        </w:rPr>
+        <w:t xml:space="preserve">Step 1: </w:t>
+      </w:r>
+      <w:r>
+        <w:t>Recursively calls the function to split the array into 2 halves until every sub-array only contains 1 element, which is now considered sorted.</w:t>
+      </w:r>
+    </w:p>
+    <w:p>
+      <w:pPr>
+        <w:rPr>
+          <w:rFonts w:cs="Arial"/>
+        </w:rPr>
+      </w:pPr>
+      <w:r>
+        <w:rPr>
+          <w:rFonts w:cs="Arial"/>
+        </w:rPr>
+        <w:t xml:space="preserve">Step 2: </w:t>
+      </w:r>
+      <w:r>
+        <w:rPr>
+          <w:rFonts w:cs="Arial"/>
+        </w:rPr>
+        <w:t xml:space="preserve">Merge the adjacent </w:t>
+      </w:r>
+      <w:r>
+        <w:rPr>
+          <w:rFonts w:cs="Arial"/>
+        </w:rPr>
+        <w:t>sub-arrays into a bigger sorted array</w:t>
+      </w:r>
+      <w:r>
+        <w:rPr>
+          <w:rFonts w:cs="Arial"/>
+        </w:rPr>
+        <w:t>.</w:t>
+      </w:r>
+    </w:p>
+    <w:p>
+      <w:pPr>
+        <w:rPr>
+          <w:rFonts w:cs="Arial"/>
+        </w:rPr>
+      </w:pPr>
+      <w:r>
+        <w:rPr>
+          <w:rFonts w:cs="Arial"/>
+        </w:rPr>
+        <w:t xml:space="preserve">Step 3: </w:t>
+      </w:r>
+      <w:r>
+        <w:rPr>
+          <w:rFonts w:cs="Arial"/>
+        </w:rPr>
+        <w:t xml:space="preserve">Recursively </w:t>
+      </w:r>
+      <w:r>
+        <w:rPr>
+          <w:rFonts w:cs="Arial"/>
+        </w:rPr>
+        <w:t xml:space="preserve">combine them until </w:t>
+      </w:r>
+      <w:r>
+        <w:rPr>
+          <w:rFonts w:cs="Arial"/>
+        </w:rPr>
+        <w:t>there is only one left</w:t>
+      </w:r>
+      <w:r>
+        <w:rPr>
+          <w:rFonts w:cs="Arial"/>
+        </w:rPr>
+        <w:t xml:space="preserve">, </w:t>
+      </w:r>
+      <w:r>
+        <w:rPr>
+          <w:rFonts w:cs="Arial"/>
+        </w:rPr>
+        <w:t>the array itself.</w:t>
+      </w:r>
+    </w:p>
+    <w:p>
+      <w:pPr>
+        <w:pStyle w:val="Heading2"/>
+      </w:pPr>
+      <w:r>
+        <w:t>Complexity</w:t>
+      </w:r>
+    </w:p>
+    <w:p>
+      <w:pPr>
+        <w:pStyle w:val="ListParagraph"/>
+        <w:numPr>
+          <w:ilvl w:val="0"/>
+          <w:numId w:val="3"/>
+        </w:numPr>
+      </w:pPr>
+      <w:r>
+        <w:t xml:space="preserve">The time complexity of merge sort is always </w:t>
+      </w:r>
+      <m:oMath>
+        <m:r>
+          <m:rPr>
+            <m:sty m:val="bi"/>
+          </m:rPr>
+          <w:rPr>
+            <w:rFonts w:ascii="Cambria Math" w:hAnsi="Cambria Math"/>
+          </w:rPr>
+          <m:t>O(</m:t>
+        </m:r>
+        <m:func>
+          <m:funcPr>
+            <m:ctrlPr>
+              <w:rPr>
+                <w:rFonts w:ascii="Cambria Math" w:hAnsi="Cambria Math"/>
+                <w:b/>
+                <w:bCs/>
+                <w:i/>
+              </w:rPr>
+            </m:ctrlPr>
+          </m:funcPr>
+          <m:fName>
+            <m:sSub>
+              <m:sSubPr>
+                <m:ctrlPr>
+                  <w:rPr>
+                    <w:rFonts w:ascii="Cambria Math" w:hAnsi="Cambria Math"/>
+                    <w:b/>
+                    <w:bCs/>
+                    <w:i/>
+                  </w:rPr>
+                </m:ctrlPr>
+              </m:sSubPr>
+              <m:e>
+                <m:r>
+                  <m:rPr>
+                    <m:sty m:val="b"/>
+                  </m:rPr>
+                  <w:rPr>
+                    <w:rFonts w:ascii="Cambria Math" w:hAnsi="Cambria Math"/>
+                  </w:rPr>
+                  <m:t>N.log</m:t>
+                </m:r>
+              </m:e>
+              <m:sub>
+                <m:r>
+                  <m:rPr>
+                    <m:sty m:val="bi"/>
+                  </m:rPr>
+                  <w:rPr>
+                    <w:rFonts w:ascii="Cambria Math" w:hAnsi="Cambria Math"/>
+                  </w:rPr>
+                  <m:t>2</m:t>
+                </m:r>
+              </m:sub>
+            </m:sSub>
+          </m:fName>
+          <m:e>
+            <m:r>
+              <m:rPr>
+                <m:sty m:val="bi"/>
+              </m:rPr>
+              <w:rPr>
+                <w:rFonts w:ascii="Cambria Math" w:hAnsi="Cambria Math"/>
+              </w:rPr>
+              <m:t>N</m:t>
+            </m:r>
+          </m:e>
+        </m:func>
+        <m:r>
+          <m:rPr>
+            <m:sty m:val="bi"/>
+          </m:rPr>
+          <w:rPr>
+            <w:rFonts w:ascii="Cambria Math" w:hAnsi="Cambria Math"/>
+          </w:rPr>
+          <m:t>)</m:t>
+        </m:r>
+      </m:oMath>
+      <w:r>
+        <w:rPr>
+          <w:rFonts w:eastAsiaTheme="minorEastAsia"/>
+          <w:b/>
+          <w:bCs/>
+        </w:rPr>
+        <w:t xml:space="preserve">, </w:t>
+      </w:r>
+      <w:r>
+        <w:rPr>
+          <w:rFonts w:eastAsiaTheme="minorEastAsia"/>
+        </w:rPr>
+        <w:t xml:space="preserve">regardless of </w:t>
+      </w:r>
+      <w:r>
+        <w:rPr>
+          <w:rFonts w:eastAsiaTheme="minorEastAsia"/>
+        </w:rPr>
+        <w:t xml:space="preserve">the initial order of </w:t>
+      </w:r>
+      <w:r>
+        <w:rPr>
+          <w:rFonts w:eastAsiaTheme="minorEastAsia"/>
+        </w:rPr>
+        <w:t xml:space="preserve">the </w:t>
+      </w:r>
+      <w:r>
+        <w:rPr>
+          <w:rFonts w:eastAsiaTheme="minorEastAsia"/>
+        </w:rPr>
+        <w:t>array.</w:t>
+      </w:r>
+    </w:p>
+    <w:p>
+      <w:pPr>
+        <w:pStyle w:val="ListParagraph"/>
+        <w:numPr>
+          <w:ilvl w:val="0"/>
+          <w:numId w:val="3"/>
+        </w:numPr>
+      </w:pPr>
+      <w:r>
+        <w:rPr>
+          <w:rFonts w:eastAsiaTheme="minorEastAsia"/>
+        </w:rPr>
+        <w:t xml:space="preserve">Space complexity: </w:t>
+      </w:r>
+      <m:oMath>
+        <m:r>
+          <m:rPr>
+            <m:sty m:val="bi"/>
+          </m:rPr>
+          <w:rPr>
+            <w:rFonts w:ascii="Cambria Math" w:eastAsiaTheme="minorEastAsia" w:hAnsi="Cambria Math"/>
+          </w:rPr>
+          <m:t>O(</m:t>
+        </m:r>
+        <m:r>
+          <m:rPr>
+            <m:sty m:val="bi"/>
+          </m:rPr>
+          <w:rPr>
+            <w:rFonts w:ascii="Cambria Math" w:eastAsiaTheme="minorEastAsia" w:hAnsi="Cambria Math"/>
+          </w:rPr>
+          <m:t>N</m:t>
+        </m:r>
+        <m:r>
+          <m:rPr>
+            <m:sty m:val="bi"/>
+          </m:rPr>
+          <w:rPr>
+            <w:rFonts w:ascii="Cambria Math" w:eastAsiaTheme="minorEastAsia" w:hAnsi="Cambria Math"/>
+          </w:rPr>
+          <m:t>)</m:t>
+        </m:r>
+      </m:oMath>
+      <w:r>
+        <w:rPr>
+          <w:rFonts w:eastAsiaTheme="minorEastAsia"/>
+        </w:rPr>
+        <w:t xml:space="preserve">, </w:t>
+      </w:r>
+      <w:r>
+        <w:rPr>
+          <w:rFonts w:eastAsiaTheme="minorEastAsia"/>
+        </w:rPr>
+        <w:t xml:space="preserve">due to the extra </w:t>
+      </w:r>
+      <w:r>
+        <w:rPr>
+          <w:rFonts w:eastAsiaTheme="minorEastAsia"/>
+        </w:rPr>
+        <w:t xml:space="preserve">memory to create </w:t>
+      </w:r>
+      <w:r>
+        <w:rPr>
+          <w:rFonts w:eastAsiaTheme="minorEastAsia"/>
+        </w:rPr>
+        <w:t xml:space="preserve">the </w:t>
+      </w:r>
+      <w:r>
+        <w:rPr>
+          <w:rFonts w:eastAsiaTheme="minorEastAsia"/>
+        </w:rPr>
+        <w:t>temporary array before mergin</w:t>
+      </w:r>
+      <w:r>
+        <w:rPr>
+          <w:rFonts w:eastAsiaTheme="minorEastAsia"/>
+        </w:rPr>
+        <w:t>g.</w:t>
+      </w:r>
+    </w:p>
+    <w:p>
+      <w:pPr>
+        <w:pStyle w:val="Heading2"/>
+      </w:pPr>
+      <w:r>
+        <w:t>Improvements and variants</w:t>
+      </w:r>
+    </w:p>
+    <w:p>
+      <w:pPr>
+        <w:pStyle w:val="ListParagraph"/>
+        <w:numPr>
+          <w:ilvl w:val="0"/>
+          <w:numId w:val="3"/>
+        </w:numPr>
+      </w:pPr>
+      <w:r>
+        <w:t>In-place</w:t>
+      </w:r>
+      <w:r>
+        <w:t xml:space="preserve"> merge sort</w:t>
+      </w:r>
+      <w:r>
+        <w:t xml:space="preserve">: </w:t>
+      </w:r>
+      <w:r>
+        <w:t xml:space="preserve">it is possible </w:t>
+      </w:r>
+      <w:r>
+        <w:t>to modify merge sort to perform in-place</w:t>
+      </w:r>
+      <w:r>
+        <w:t>, improv</w:t>
+      </w:r>
+      <w:r>
+        <w:t>ing</w:t>
+      </w:r>
+      <w:r>
+        <w:t xml:space="preserve"> the space complexity to </w:t>
+      </w:r>
+      <m:oMath>
+        <m:r>
+          <m:rPr>
+            <m:sty m:val="bi"/>
+          </m:rPr>
+          <w:rPr>
+            <w:rFonts w:ascii="Cambria Math" w:hAnsi="Cambria Math"/>
+          </w:rPr>
+          <m:t>O(1)</m:t>
+        </m:r>
+      </m:oMath>
+      <w:r>
+        <w:rPr>
+          <w:rFonts w:eastAsiaTheme="minorEastAsia"/>
+        </w:rPr>
+        <w:t>. Though it</w:t>
+      </w:r>
+      <w:r>
+        <w:rPr>
+          <w:rFonts w:eastAsiaTheme="minorEastAsia"/>
+        </w:rPr>
+        <w:t xml:space="preserve"> will cause a slighter higher time complexity due to extra swaps and comparisons.</w:t>
+      </w:r>
+      <w:r>
+        <w:rPr>
+          <w:rFonts w:eastAsiaTheme="minorEastAsia"/>
+        </w:rPr>
+        <w:t xml:space="preserve"> </w:t>
+      </w:r>
+    </w:p>
+    <w:p>
+      <w:pPr>
+        <w:pStyle w:val="ListParagraph"/>
+        <w:numPr>
+          <w:ilvl w:val="0"/>
+          <w:numId w:val="3"/>
+        </w:numPr>
+      </w:pPr>
+      <w:r>
+        <w:rPr>
+          <w:rFonts w:eastAsiaTheme="minorEastAsia"/>
+        </w:rPr>
+        <w:t xml:space="preserve">3-way merge sort: </w:t>
+      </w:r>
+      <w:r>
+        <w:rPr>
+          <w:rFonts w:eastAsiaTheme="minorEastAsia"/>
+        </w:rPr>
+        <w:t>merge sort involves splitting the array into 2 parts</w:t>
+      </w:r>
+      <w:r>
+        <w:rPr>
+          <w:rFonts w:eastAsiaTheme="minorEastAsia"/>
+        </w:rPr>
+        <w:t xml:space="preserve">, though this variant will break the array </w:t>
+      </w:r>
+      <w:r>
+        <w:rPr>
+          <w:rFonts w:eastAsiaTheme="minorEastAsia"/>
+        </w:rPr>
+        <w:t>into 3 parts respectively.</w:t>
+      </w:r>
+    </w:p>
+    <w:p>
+      <w:pPr>
+        <w:pStyle w:val="Heading2"/>
       </w:pPr>
       <w:r>
         <w:t>Refs</w:t>
       </w:r>
     </w:p>
     <w:p>
-      <w:hyperlink r:id="rId12" w:history="1">
+      <w:hyperlink r:id="rId7" w:history="1">
         <w:r>
           <w:rPr>
             <w:rStyle w:val="Hyperlink"/>
@@ -436,7 +1218,7 @@
       </w:hyperlink>
     </w:p>
     <w:p>
-      <w:hyperlink r:id="rId13" w:history="1">
+      <w:hyperlink r:id="rId8" w:history="1">
         <w:r>
           <w:rPr>
             <w:rStyle w:val="Hyperlink"/>
@@ -447,9 +1229,23 @@
     </w:p>
     <w:p>
       <w:pPr>
+        <w:rPr>
+          <w:rFonts w:eastAsiaTheme="majorEastAsia" w:cstheme="majorBidi"/>
+          <w:b/>
+          <w:sz w:val="36"/>
+          <w:szCs w:val="32"/>
+        </w:rPr>
+      </w:pPr>
+      <w:r>
+        <w:br w:type="page"/>
+      </w:r>
+    </w:p>
+    <w:p>
+      <w:pPr>
         <w:pStyle w:val="Heading1"/>
       </w:pPr>
       <w:r>
+        <w:lastRenderedPageBreak/>
         <w:t>Quick Sort</w:t>
       </w:r>
     </w:p>
@@ -481,7 +1277,6 @@
     </w:p>
     <w:p>
       <w:r>
-        <w:lastRenderedPageBreak/>
         <w:t xml:space="preserve">This partitioning process is repeatedly applied to </w:t>
       </w:r>
       <w:proofErr w:type="spellStart"/>
@@ -498,24 +1293,623 @@
       </w:r>
       <w:proofErr w:type="spellEnd"/>
       <w:r>
-        <w:t xml:space="preserve"> only contains 1 element and the whole array is </w:t>
+        <w:t xml:space="preserve"> only contains 1 element and the whole array is sorted</w:t>
+      </w:r>
+      <w:r>
+        <w:t>.</w:t>
+      </w:r>
+    </w:p>
+    <w:p>
+      <w:pPr>
+        <w:pStyle w:val="Heading2"/>
+        <w:rPr>
+          <w:rFonts w:cs="Arial"/>
+        </w:rPr>
+      </w:pPr>
+      <w:r>
+        <w:rPr>
+          <w:rFonts w:cs="Arial"/>
+        </w:rPr>
+        <w:t>Step</w:t>
+      </w:r>
+      <w:r>
+        <w:rPr>
+          <w:rFonts w:cs="Arial"/>
+        </w:rPr>
+        <w:t>-</w:t>
+      </w:r>
+      <w:r>
+        <w:rPr>
+          <w:rFonts w:cs="Arial"/>
+        </w:rPr>
+        <w:t>by</w:t>
+      </w:r>
+      <w:r>
+        <w:rPr>
+          <w:rFonts w:cs="Arial"/>
+        </w:rPr>
+        <w:t>-</w:t>
+      </w:r>
+      <w:r>
+        <w:rPr>
+          <w:rFonts w:cs="Arial"/>
+        </w:rPr>
+        <w:t>step</w:t>
+      </w:r>
+      <w:r>
+        <w:rPr>
+          <w:rFonts w:cs="Arial"/>
+        </w:rPr>
+        <w:t xml:space="preserve"> implementation</w:t>
+      </w:r>
+    </w:p>
+    <w:p>
+      <w:r>
+        <w:t xml:space="preserve">Step 1: Choosing a pivot </w:t>
+      </w:r>
+      <w:r>
+        <w:t xml:space="preserve">element from the array. The choice of pivot </w:t>
+      </w:r>
+      <w:r>
+        <w:t xml:space="preserve">can be </w:t>
+      </w:r>
+      <w:r>
+        <w:t xml:space="preserve">a </w:t>
+      </w:r>
+      <w:r>
+        <w:t>matter of the algorithm</w:t>
+      </w:r>
+      <w:r>
+        <w:t>'s</w:t>
+      </w:r>
+      <w:r>
+        <w:t xml:space="preserve"> performance.</w:t>
+      </w:r>
+    </w:p>
+    <w:p>
+      <w:r>
+        <w:t xml:space="preserve">Step 2: </w:t>
+      </w:r>
+      <w:r>
+        <w:t xml:space="preserve">Partition the array around the chosen pivot. Reordering elements that </w:t>
+      </w:r>
+      <w:r>
+        <w:t xml:space="preserve">are </w:t>
+      </w:r>
+      <w:r>
+        <w:t xml:space="preserve">less than the pivot will come before it and </w:t>
+      </w:r>
+      <w:r>
+        <w:t>all others are placed behind.</w:t>
+      </w:r>
+    </w:p>
+    <w:p>
+      <w:r>
+        <w:t xml:space="preserve">Step 3: Now the pivot element is in the correct sorted position. </w:t>
+      </w:r>
+      <w:r>
+        <w:t xml:space="preserve">Recursively </w:t>
+      </w:r>
+      <w:r>
+        <w:t>apply</w:t>
+      </w:r>
+      <w:r>
+        <w:t xml:space="preserve"> the algorithm to the 2 halves </w:t>
+      </w:r>
+      <w:r>
+        <w:t>of the array separated by the pivot element.</w:t>
+      </w:r>
+    </w:p>
+    <w:p>
+      <w:r>
+        <w:t xml:space="preserve">Step 4: </w:t>
+      </w:r>
+      <w:r>
+        <w:t xml:space="preserve">The recursion continues until each sub-array contains only </w:t>
+      </w:r>
+      <w:r>
+        <w:t xml:space="preserve">one element. Now </w:t>
+      </w:r>
+      <w:r>
+        <w:t>the whole array is sorted.</w:t>
+      </w:r>
+    </w:p>
+    <w:p>
+      <w:pPr>
+        <w:pStyle w:val="Heading2"/>
+      </w:pPr>
+      <w:r>
+        <w:t>Complexity</w:t>
+      </w:r>
+    </w:p>
+    <w:p>
+      <w:pPr>
+        <w:ind w:left="360"/>
+      </w:pPr>
+      <w:r>
+        <w:t xml:space="preserve">The time complexity largely depends </w:t>
+      </w:r>
+      <w:r>
+        <w:t xml:space="preserve">on the way </w:t>
+      </w:r>
+      <w:r>
+        <w:t xml:space="preserve">of </w:t>
+      </w:r>
+      <w:r>
+        <w:t>choosing the pivot</w:t>
+      </w:r>
+      <w:r>
+        <w:t>:</w:t>
+      </w:r>
+    </w:p>
+    <w:p>
+      <w:pPr>
+        <w:pStyle w:val="ListParagraph"/>
+        <w:numPr>
+          <w:ilvl w:val="0"/>
+          <w:numId w:val="3"/>
+        </w:numPr>
+      </w:pPr>
+      <w:r>
+        <w:t xml:space="preserve">The best and average case will be </w:t>
+      </w:r>
+      <m:oMath>
+        <m:r>
+          <m:rPr>
+            <m:sty m:val="bi"/>
+          </m:rPr>
+          <w:rPr>
+            <w:rFonts w:ascii="Cambria Math" w:hAnsi="Cambria Math"/>
+          </w:rPr>
+          <m:t>O(N.</m:t>
+        </m:r>
+        <m:func>
+          <m:funcPr>
+            <m:ctrlPr>
+              <w:rPr>
+                <w:rFonts w:ascii="Cambria Math" w:hAnsi="Cambria Math"/>
+                <w:b/>
+                <w:bCs/>
+                <w:i/>
+              </w:rPr>
+            </m:ctrlPr>
+          </m:funcPr>
+          <m:fName>
+            <m:sSub>
+              <m:sSubPr>
+                <m:ctrlPr>
+                  <w:rPr>
+                    <w:rFonts w:ascii="Cambria Math" w:hAnsi="Cambria Math"/>
+                    <w:b/>
+                    <w:bCs/>
+                    <w:i/>
+                  </w:rPr>
+                </m:ctrlPr>
+              </m:sSubPr>
+              <m:e>
+                <m:r>
+                  <m:rPr>
+                    <m:sty m:val="b"/>
+                  </m:rPr>
+                  <w:rPr>
+                    <w:rFonts w:ascii="Cambria Math" w:hAnsi="Cambria Math"/>
+                  </w:rPr>
+                  <m:t>log</m:t>
+                </m:r>
+              </m:e>
+              <m:sub>
+                <m:r>
+                  <m:rPr>
+                    <m:sty m:val="bi"/>
+                  </m:rPr>
+                  <w:rPr>
+                    <w:rFonts w:ascii="Cambria Math" w:hAnsi="Cambria Math"/>
+                  </w:rPr>
+                  <m:t>2</m:t>
+                </m:r>
+              </m:sub>
+            </m:sSub>
+          </m:fName>
+          <m:e>
+            <m:r>
+              <m:rPr>
+                <m:sty m:val="bi"/>
+              </m:rPr>
+              <w:rPr>
+                <w:rFonts w:ascii="Cambria Math" w:hAnsi="Cambria Math"/>
+              </w:rPr>
+              <m:t>N</m:t>
+            </m:r>
+          </m:e>
+        </m:func>
+        <m:r>
+          <m:rPr>
+            <m:sty m:val="bi"/>
+          </m:rPr>
+          <w:rPr>
+            <w:rFonts w:ascii="Cambria Math" w:hAnsi="Cambria Math"/>
+          </w:rPr>
+          <m:t>)</m:t>
+        </m:r>
+      </m:oMath>
+      <w:r>
+        <w:rPr>
+          <w:rFonts w:eastAsiaTheme="minorEastAsia"/>
+        </w:rPr>
+        <w:t xml:space="preserve">, </w:t>
       </w:r>
       <w:proofErr w:type="gramStart"/>
       <w:r>
-        <w:t>sorted</w:t>
+        <w:rPr>
+          <w:rFonts w:eastAsiaTheme="minorEastAsia"/>
+        </w:rPr>
+        <w:t xml:space="preserve">in the situation </w:t>
+      </w:r>
+      <w:r>
+        <w:rPr>
+          <w:rFonts w:eastAsiaTheme="minorEastAsia"/>
+        </w:rPr>
+        <w:t xml:space="preserve">in </w:t>
+      </w:r>
+      <w:r>
+        <w:rPr>
+          <w:rFonts w:eastAsiaTheme="minorEastAsia"/>
+        </w:rPr>
+        <w:t>which</w:t>
       </w:r>
       <w:proofErr w:type="gramEnd"/>
+      <w:r>
+        <w:rPr>
+          <w:rFonts w:eastAsiaTheme="minorEastAsia"/>
+        </w:rPr>
+        <w:t xml:space="preserve"> the pivot </w:t>
+      </w:r>
+      <w:r>
+        <w:rPr>
+          <w:rFonts w:eastAsiaTheme="minorEastAsia"/>
+        </w:rPr>
+        <w:t>is the middle element.</w:t>
+      </w:r>
+    </w:p>
+    <w:p>
+      <w:pPr>
+        <w:pStyle w:val="ListParagraph"/>
+        <w:numPr>
+          <w:ilvl w:val="0"/>
+          <w:numId w:val="3"/>
+        </w:numPr>
+      </w:pPr>
+      <w:r>
+        <w:rPr>
+          <w:rFonts w:eastAsiaTheme="minorEastAsia"/>
+        </w:rPr>
+        <w:t>The worst</w:t>
+      </w:r>
+      <w:r>
+        <w:rPr>
+          <w:rFonts w:eastAsiaTheme="minorEastAsia"/>
+        </w:rPr>
+        <w:t>-</w:t>
+      </w:r>
+      <w:r>
+        <w:rPr>
+          <w:rFonts w:eastAsiaTheme="minorEastAsia"/>
+        </w:rPr>
+        <w:t xml:space="preserve">case scenario is </w:t>
+      </w:r>
+      <m:oMath>
+        <m:r>
+          <m:rPr>
+            <m:sty m:val="bi"/>
+          </m:rPr>
+          <w:rPr>
+            <w:rFonts w:ascii="Cambria Math" w:eastAsiaTheme="minorEastAsia" w:hAnsi="Cambria Math"/>
+          </w:rPr>
+          <m:t>O(</m:t>
+        </m:r>
+        <m:sSup>
+          <m:sSupPr>
+            <m:ctrlPr>
+              <w:rPr>
+                <w:rFonts w:ascii="Cambria Math" w:eastAsiaTheme="minorEastAsia" w:hAnsi="Cambria Math"/>
+                <w:b/>
+                <w:bCs/>
+                <w:i/>
+              </w:rPr>
+            </m:ctrlPr>
+          </m:sSupPr>
+          <m:e>
+            <m:r>
+              <m:rPr>
+                <m:sty m:val="bi"/>
+              </m:rPr>
+              <w:rPr>
+                <w:rFonts w:ascii="Cambria Math" w:eastAsiaTheme="minorEastAsia" w:hAnsi="Cambria Math"/>
+              </w:rPr>
+              <m:t>N</m:t>
+            </m:r>
+          </m:e>
+          <m:sup>
+            <m:r>
+              <m:rPr>
+                <m:sty m:val="bi"/>
+              </m:rPr>
+              <w:rPr>
+                <w:rFonts w:ascii="Cambria Math" w:eastAsiaTheme="minorEastAsia" w:hAnsi="Cambria Math"/>
+              </w:rPr>
+              <m:t>2</m:t>
+            </m:r>
+          </m:sup>
+        </m:sSup>
+        <m:r>
+          <m:rPr>
+            <m:sty m:val="bi"/>
+          </m:rPr>
+          <w:rPr>
+            <w:rFonts w:ascii="Cambria Math" w:eastAsiaTheme="minorEastAsia" w:hAnsi="Cambria Math"/>
+          </w:rPr>
+          <m:t>)</m:t>
+        </m:r>
+      </m:oMath>
+      <w:r>
+        <w:rPr>
+          <w:rFonts w:eastAsiaTheme="minorEastAsia"/>
+        </w:rPr>
+        <w:t xml:space="preserve">, occurs </w:t>
+      </w:r>
+      <w:r>
+        <w:rPr>
+          <w:rFonts w:eastAsiaTheme="minorEastAsia"/>
+        </w:rPr>
+        <w:t>when the algorithm always choose</w:t>
+      </w:r>
+      <w:r>
+        <w:rPr>
+          <w:rFonts w:eastAsiaTheme="minorEastAsia"/>
+        </w:rPr>
+        <w:t>s</w:t>
+      </w:r>
+      <w:r>
+        <w:rPr>
+          <w:rFonts w:eastAsiaTheme="minorEastAsia"/>
+        </w:rPr>
+        <w:t xml:space="preserve"> the </w:t>
+      </w:r>
+      <w:r>
+        <w:rPr>
+          <w:rFonts w:eastAsiaTheme="minorEastAsia"/>
+        </w:rPr>
+        <w:t>largest or smallest element as a pivot.</w:t>
+      </w:r>
+    </w:p>
+    <w:p>
+      <w:pPr>
+        <w:ind w:left="360"/>
+      </w:pPr>
+      <w:r>
+        <w:t xml:space="preserve">The space complexity: </w:t>
+      </w:r>
+      <m:oMath>
+        <m:r>
+          <m:rPr>
+            <m:sty m:val="bi"/>
+          </m:rPr>
+          <w:rPr>
+            <w:rFonts w:ascii="Cambria Math" w:hAnsi="Cambria Math"/>
+          </w:rPr>
+          <m:t>O</m:t>
+        </m:r>
+        <m:d>
+          <m:dPr>
+            <m:ctrlPr>
+              <w:rPr>
+                <w:rFonts w:ascii="Cambria Math" w:hAnsi="Cambria Math"/>
+                <w:b/>
+                <w:bCs/>
+                <w:i/>
+              </w:rPr>
+            </m:ctrlPr>
+          </m:dPr>
+          <m:e>
+            <m:r>
+              <m:rPr>
+                <m:sty m:val="bi"/>
+              </m:rPr>
+              <w:rPr>
+                <w:rFonts w:ascii="Cambria Math" w:hAnsi="Cambria Math"/>
+              </w:rPr>
+              <m:t>1</m:t>
+            </m:r>
+          </m:e>
+        </m:d>
+      </m:oMath>
+      <w:r>
+        <w:rPr>
+          <w:rFonts w:eastAsiaTheme="minorEastAsia"/>
+        </w:rPr>
+        <w:t xml:space="preserve">, there is no need </w:t>
+      </w:r>
+      <w:r>
+        <w:rPr>
+          <w:rFonts w:eastAsiaTheme="minorEastAsia"/>
+        </w:rPr>
+        <w:t>for</w:t>
+      </w:r>
+      <w:r>
+        <w:rPr>
+          <w:rFonts w:eastAsiaTheme="minorEastAsia"/>
+        </w:rPr>
+        <w:t xml:space="preserve"> external memory when swapping element</w:t>
+      </w:r>
+      <w:r>
+        <w:rPr>
+          <w:rFonts w:eastAsiaTheme="minorEastAsia"/>
+        </w:rPr>
+        <w:t>s</w:t>
+      </w:r>
+      <w:r>
+        <w:rPr>
+          <w:rFonts w:eastAsiaTheme="minorEastAsia"/>
+        </w:rPr>
+        <w:t xml:space="preserve"> during the process.</w:t>
+      </w:r>
+      <w:r>
+        <w:rPr>
+          <w:rFonts w:eastAsiaTheme="minorEastAsia"/>
+          <w:b/>
+          <w:bCs/>
+        </w:rPr>
+        <w:t xml:space="preserve"> </w:t>
+      </w:r>
     </w:p>
     <w:p>
       <w:pPr>
         <w:pStyle w:val="Heading2"/>
       </w:pPr>
       <w:r>
+        <w:t>Improvements and variants</w:t>
+      </w:r>
+    </w:p>
+    <w:p>
+      <w:r>
+        <w:t>The decision of choosing the pivot matters a lot in the time complexity, therefore</w:t>
+      </w:r>
+      <w:r>
+        <w:t xml:space="preserve"> there are some method</w:t>
+      </w:r>
+      <w:r>
+        <w:t>s to solving this</w:t>
+      </w:r>
+      <w:r>
+        <w:t>:</w:t>
+      </w:r>
+    </w:p>
+    <w:p>
+      <w:pPr>
+        <w:pStyle w:val="ListParagraph"/>
+        <w:numPr>
+          <w:ilvl w:val="0"/>
+          <w:numId w:val="3"/>
+        </w:numPr>
+      </w:pPr>
+      <w:r>
+        <w:t>Median-of-three</w:t>
+      </w:r>
+      <w:r>
+        <w:t>: choose the pivot from one of the following: first, middle</w:t>
+      </w:r>
+      <w:r>
+        <w:t>,</w:t>
+      </w:r>
+      <w:r>
+        <w:t xml:space="preserve"> or last element.</w:t>
+      </w:r>
+    </w:p>
+    <w:p>
+      <w:pPr>
+        <w:pStyle w:val="ListParagraph"/>
+        <w:numPr>
+          <w:ilvl w:val="0"/>
+          <w:numId w:val="3"/>
+        </w:numPr>
+      </w:pPr>
+      <w:r>
+        <w:t>Pick randomly. This call Randomize Quick Sort</w:t>
+      </w:r>
+      <w:r>
+        <w:t>, which should minimize the occurrence of worst-case.</w:t>
+      </w:r>
+    </w:p>
+    <w:p>
+      <w:r>
+        <w:t>Other improvements and variants can be:</w:t>
+      </w:r>
+    </w:p>
+    <w:p>
+      <w:pPr>
+        <w:pStyle w:val="ListParagraph"/>
+        <w:numPr>
+          <w:ilvl w:val="0"/>
+          <w:numId w:val="3"/>
+        </w:numPr>
+      </w:pPr>
+      <w:r>
+        <w:t>Multi-pivot Quick sort: choosing multiple pivots</w:t>
+      </w:r>
+      <w:r>
+        <w:t xml:space="preserve"> and partition</w:t>
+      </w:r>
+      <w:r>
+        <w:t>ing</w:t>
+      </w:r>
+      <w:r>
+        <w:t xml:space="preserve"> </w:t>
+      </w:r>
+      <w:r>
+        <w:t xml:space="preserve">them </w:t>
+      </w:r>
+      <w:r>
+        <w:t>into compartment</w:t>
+      </w:r>
+      <w:r>
+        <w:t xml:space="preserve">s accordingly, which will improve </w:t>
+      </w:r>
+      <w:r>
+        <w:t>the performances of data distributions.</w:t>
+      </w:r>
+    </w:p>
+    <w:p>
+      <w:pPr>
+        <w:pStyle w:val="ListParagraph"/>
+        <w:numPr>
+          <w:ilvl w:val="0"/>
+          <w:numId w:val="3"/>
+        </w:numPr>
+      </w:pPr>
+      <w:r>
+        <w:t>Instead of partition</w:t>
+      </w:r>
+      <w:r>
+        <w:t xml:space="preserve">ing the array into 2 sub-arrays, the Three-way Quick Sort </w:t>
+      </w:r>
+      <w:r>
+        <w:t xml:space="preserve">split the array into 3 parts: less than, equal to, </w:t>
+      </w:r>
+      <w:r>
+        <w:t xml:space="preserve">and </w:t>
+      </w:r>
+      <w:r>
+        <w:t>larger than</w:t>
+      </w:r>
+      <w:r>
+        <w:t xml:space="preserve"> the pivot itself</w:t>
+      </w:r>
+      <w:r>
+        <w:t xml:space="preserve">. </w:t>
+      </w:r>
+      <w:r>
+        <w:t>By this</w:t>
+      </w:r>
+      <w:r>
+        <w:t>,</w:t>
+      </w:r>
+      <w:r>
+        <w:t xml:space="preserve"> the algorithm prevent</w:t>
+      </w:r>
+      <w:r>
+        <w:t>s redundant operations on duplicate elements.</w:t>
+      </w:r>
+    </w:p>
+    <w:p>
+      <w:pPr>
+        <w:pStyle w:val="Heading2"/>
+      </w:pPr>
+      <w:r>
         <w:t>Refs</w:t>
       </w:r>
     </w:p>
     <w:p>
-      <w:hyperlink r:id="rId14" w:history="1">
+      <w:hyperlink r:id="rId9" w:history="1">
         <w:r>
           <w:rPr>
             <w:rStyle w:val="Hyperlink"/>
@@ -525,7 +1919,7 @@
       </w:hyperlink>
     </w:p>
     <w:p>
-      <w:hyperlink r:id="rId15" w:history="1">
+      <w:hyperlink r:id="rId10" w:history="1">
         <w:r>
           <w:rPr>
             <w:rStyle w:val="Hyperlink"/>
@@ -536,9 +1930,23 @@
     </w:p>
     <w:p>
       <w:pPr>
+        <w:rPr>
+          <w:rFonts w:eastAsiaTheme="majorEastAsia" w:cstheme="majorBidi"/>
+          <w:b/>
+          <w:sz w:val="36"/>
+          <w:szCs w:val="32"/>
+        </w:rPr>
+      </w:pPr>
+      <w:r>
+        <w:br w:type="page"/>
+      </w:r>
+    </w:p>
+    <w:p>
+      <w:pPr>
         <w:pStyle w:val="Heading1"/>
       </w:pPr>
       <w:r>
+        <w:lastRenderedPageBreak/>
         <w:t>Radix Sort</w:t>
       </w:r>
     </w:p>
@@ -568,10 +1976,7 @@
         </w:r>
       </w:del>
       <w:r>
-        <w:t>comparison</w:t>
-      </w:r>
-      <w:r>
-        <w:t>-</w:t>
+        <w:t>comparison-</w:t>
       </w:r>
       <w:r>
         <w:t xml:space="preserve">based sorting algorithm </w:t>
@@ -581,11 +1986,6 @@
       </w:r>
     </w:p>
     <w:p>
-      <w:pPr>
-        <w:rPr>
-          <w:ins w:id="2" w:author="TRẦN ANH MINH" w:date="2023-07-12T22:32:00Z"/>
-        </w:rPr>
-      </w:pPr>
       <w:r>
         <w:t xml:space="preserve">The idea is to </w:t>
       </w:r>
@@ -593,9 +1993,16 @@
         <w:t xml:space="preserve">sort elements according to the least </w:t>
       </w:r>
       <w:r>
-        <w:t>significant digit and progressi</w:t>
-      </w:r>
-      <w:ins w:id="3" w:author="TRẦN ANH MINH" w:date="2023-07-12T22:30:00Z">
+        <w:t xml:space="preserve">significant digit and </w:t>
+      </w:r>
+      <w:proofErr w:type="spellStart"/>
+      <w:r>
+        <w:t>progressi</w:t>
+      </w:r>
+      <w:r>
+        <w:t>v</w:t>
+      </w:r>
+      <w:ins w:id="2" w:author="TRẦN ANH MINH" w:date="2023-07-12T22:30:00Z">
         <w:r>
           <w:t>v</w:t>
         </w:r>
@@ -603,12 +2010,19 @@
       <w:r>
         <w:t>ely</w:t>
       </w:r>
-      <w:ins w:id="4" w:author="TRẦN ANH MINH" w:date="2023-07-12T22:30:00Z">
+      <w:proofErr w:type="spellEnd"/>
+      <w:r>
+        <w:t xml:space="preserve"> </w:t>
+      </w:r>
+      <w:r>
+        <w:t>toward the more significant ones.</w:t>
+      </w:r>
+      <w:ins w:id="3" w:author="TRẦN ANH MINH" w:date="2023-07-12T22:30:00Z">
         <w:r>
           <w:t xml:space="preserve"> mo</w:t>
         </w:r>
       </w:ins>
-      <w:ins w:id="5" w:author="TRẦN ANH MINH" w:date="2023-07-12T22:31:00Z">
+      <w:ins w:id="4" w:author="TRẦN ANH MINH" w:date="2023-07-12T22:31:00Z">
         <w:r>
           <w:t>ve to the more significant ones</w:t>
         </w:r>
@@ -616,7 +2030,7 @@
           <w:t xml:space="preserve"> by put</w:t>
         </w:r>
       </w:ins>
-      <w:ins w:id="6" w:author="TRẦN ANH MINH" w:date="2023-07-12T22:32:00Z">
+      <w:ins w:id="5" w:author="TRẦN ANH MINH" w:date="2023-07-12T22:32:00Z">
         <w:r>
           <w:t xml:space="preserve">ting </w:t>
         </w:r>
@@ -635,25 +2049,376 @@
       </w:ins>
     </w:p>
     <w:p>
+      <w:pPr>
+        <w:pStyle w:val="Heading2"/>
+      </w:pPr>
+      <w:r>
+        <w:t>Step-by-step implementation</w:t>
+      </w:r>
+    </w:p>
+    <w:p>
+      <w:pPr>
+        <w:rPr>
+          <w:ins w:id="6" w:author="TRẦN ANH MINH" w:date="2023-07-12T22:32:00Z"/>
+        </w:rPr>
+      </w:pPr>
+      <w:r>
+        <w:t xml:space="preserve">Step 1: </w:t>
+      </w:r>
+    </w:p>
+    <w:p>
       <w:ins w:id="7" w:author="TRẦN ANH MINH" w:date="2023-07-12T22:32:00Z">
         <w:r>
-          <w:t>This process continues until all digits or bits have been considered, resulting in a fully sorted array</w:t>
+          <w:t xml:space="preserve">This process continues until all digits or bits have been considered, resulting in a fully sorted </w:t>
+        </w:r>
+        <w:proofErr w:type="spellStart"/>
+        <w:proofErr w:type="gramStart"/>
+        <w:r>
+          <w:t>array</w:t>
         </w:r>
         <w:r>
           <w:t>.</w:t>
         </w:r>
       </w:ins>
+      <w:r>
+        <w:t>Find</w:t>
+      </w:r>
+      <w:proofErr w:type="spellEnd"/>
+      <w:proofErr w:type="gramEnd"/>
+      <w:r>
+        <w:t xml:space="preserve"> the maximum number of the meaning digits</w:t>
+      </w:r>
+      <w:r>
+        <w:t>.</w:t>
+      </w:r>
+      <w:r>
+        <w:t xml:space="preserve"> This will determine the number of passes required for the sorting process.</w:t>
+      </w:r>
+    </w:p>
+    <w:p>
+      <w:r>
+        <w:t>Step 2:</w:t>
+      </w:r>
+      <w:r>
+        <w:t xml:space="preserve"> </w:t>
+      </w:r>
+      <w:r>
+        <w:t xml:space="preserve">Starting from the </w:t>
+      </w:r>
+      <w:r>
+        <w:t>rightmost digit, p</w:t>
+      </w:r>
+      <w:r>
+        <w:t>erform placing element</w:t>
+      </w:r>
+      <w:r>
+        <w:t>s</w:t>
+      </w:r>
+      <w:r>
+        <w:t xml:space="preserve"> into the “buckets” corresponding</w:t>
+      </w:r>
+      <w:r>
+        <w:t xml:space="preserve">ly to </w:t>
+      </w:r>
+      <w:r>
+        <w:t>its digit.</w:t>
+      </w:r>
+    </w:p>
+    <w:p>
+      <w:r>
+        <w:t xml:space="preserve">Step 3: </w:t>
+      </w:r>
+      <w:r>
+        <w:t>F</w:t>
+      </w:r>
+      <w:r>
+        <w:t>rom the order of the buckets and the order the element</w:t>
+      </w:r>
+      <w:r>
+        <w:t xml:space="preserve"> itself was put inside each bucket</w:t>
+      </w:r>
+      <w:r>
+        <w:t xml:space="preserve">, </w:t>
+      </w:r>
+      <w:r>
+        <w:t>copy it back to an array</w:t>
+      </w:r>
+      <w:r>
+        <w:t xml:space="preserve">. </w:t>
+      </w:r>
+    </w:p>
+    <w:p>
+      <w:r>
+        <w:t xml:space="preserve">Step 4: </w:t>
+      </w:r>
+      <w:r>
+        <w:t>M</w:t>
+      </w:r>
+      <w:r>
+        <w:t>ov</w:t>
+      </w:r>
+      <w:r>
+        <w:t>e</w:t>
+      </w:r>
+      <w:r>
+        <w:t xml:space="preserve"> to the next digit</w:t>
+      </w:r>
+      <w:r>
+        <w:t xml:space="preserve"> on the left for consideration</w:t>
+      </w:r>
+      <w:r>
+        <w:t xml:space="preserve">, </w:t>
+      </w:r>
+      <w:r>
+        <w:t xml:space="preserve">and </w:t>
+      </w:r>
+      <w:r>
+        <w:t>back to step 2</w:t>
+      </w:r>
+      <w:r>
+        <w:t>.</w:t>
+      </w:r>
     </w:p>
     <w:p>
       <w:pPr>
         <w:pStyle w:val="Heading2"/>
       </w:pPr>
       <w:r>
+        <w:t>Complexity</w:t>
+      </w:r>
+    </w:p>
+    <w:p>
+      <w:pPr>
+        <w:rPr>
+          <w:rFonts w:eastAsiaTheme="minorEastAsia"/>
+        </w:rPr>
+      </w:pPr>
+      <w:r>
+        <w:t>The time complexity of radix sort</w:t>
+      </w:r>
+      <w:r>
+        <w:t>, in general,</w:t>
+      </w:r>
+      <w:r>
+        <w:t xml:space="preserve"> is </w:t>
+      </w:r>
+      <m:oMath>
+        <m:r>
+          <m:rPr>
+            <m:sty m:val="bi"/>
+          </m:rPr>
+          <w:rPr>
+            <w:rFonts w:ascii="Cambria Math" w:hAnsi="Cambria Math"/>
+          </w:rPr>
+          <m:t>O(</m:t>
+        </m:r>
+        <m:r>
+          <m:rPr>
+            <m:sty m:val="bi"/>
+          </m:rPr>
+          <w:rPr>
+            <w:rFonts w:ascii="Cambria Math" w:hAnsi="Cambria Math"/>
+          </w:rPr>
+          <m:t>d*</m:t>
+        </m:r>
+        <m:d>
+          <m:dPr>
+            <m:ctrlPr>
+              <w:rPr>
+                <w:rFonts w:ascii="Cambria Math" w:hAnsi="Cambria Math"/>
+                <w:b/>
+                <w:bCs/>
+                <w:i/>
+              </w:rPr>
+            </m:ctrlPr>
+          </m:dPr>
+          <m:e>
+            <m:r>
+              <m:rPr>
+                <m:sty m:val="bi"/>
+              </m:rPr>
+              <w:rPr>
+                <w:rFonts w:ascii="Cambria Math" w:hAnsi="Cambria Math"/>
+              </w:rPr>
+              <m:t>N</m:t>
+            </m:r>
+            <m:r>
+              <m:rPr>
+                <m:sty m:val="bi"/>
+              </m:rPr>
+              <w:rPr>
+                <w:rFonts w:ascii="Cambria Math" w:hAnsi="Cambria Math"/>
+              </w:rPr>
+              <m:t>+b</m:t>
+            </m:r>
+          </m:e>
+        </m:d>
+        <m:r>
+          <m:rPr>
+            <m:sty m:val="bi"/>
+          </m:rPr>
+          <w:rPr>
+            <w:rFonts w:ascii="Cambria Math" w:hAnsi="Cambria Math"/>
+          </w:rPr>
+          <m:t>)</m:t>
+        </m:r>
+      </m:oMath>
+      <w:r>
+        <w:rPr>
+          <w:rFonts w:eastAsiaTheme="minorEastAsia"/>
+        </w:rPr>
+        <w:t>, w</w:t>
+      </w:r>
+      <w:proofErr w:type="spellStart"/>
+      <w:r>
+        <w:rPr>
+          <w:rFonts w:eastAsiaTheme="minorEastAsia"/>
+        </w:rPr>
+        <w:t>hereas</w:t>
+      </w:r>
+      <w:proofErr w:type="spellEnd"/>
+      <w:r>
+        <w:rPr>
+          <w:rFonts w:eastAsiaTheme="minorEastAsia"/>
+        </w:rPr>
+        <w:t xml:space="preserve"> </w:t>
+      </w:r>
+      <m:oMath>
+        <m:r>
+          <w:rPr>
+            <w:rFonts w:ascii="Cambria Math" w:eastAsiaTheme="minorEastAsia" w:hAnsi="Cambria Math"/>
+          </w:rPr>
+          <m:t>d</m:t>
+        </m:r>
+      </m:oMath>
+      <w:r>
+        <w:rPr>
+          <w:rFonts w:eastAsiaTheme="minorEastAsia"/>
+        </w:rPr>
+        <w:t xml:space="preserve"> i</w:t>
+      </w:r>
+      <w:proofErr w:type="spellStart"/>
+      <w:r>
+        <w:rPr>
+          <w:rFonts w:eastAsiaTheme="minorEastAsia"/>
+        </w:rPr>
+        <w:t>s</w:t>
+      </w:r>
+      <w:proofErr w:type="spellEnd"/>
+      <w:r>
+        <w:rPr>
+          <w:rFonts w:eastAsiaTheme="minorEastAsia"/>
+        </w:rPr>
+        <w:t xml:space="preserve"> the number of digits, </w:t>
+      </w:r>
+      <m:oMath>
+        <m:r>
+          <w:rPr>
+            <w:rFonts w:ascii="Cambria Math" w:eastAsiaTheme="minorEastAsia" w:hAnsi="Cambria Math"/>
+          </w:rPr>
+          <m:t>N</m:t>
+        </m:r>
+      </m:oMath>
+      <w:r>
+        <w:rPr>
+          <w:rFonts w:eastAsiaTheme="minorEastAsia"/>
+        </w:rPr>
+        <w:t xml:space="preserve"> is the number of elements and </w:t>
+      </w:r>
+      <m:oMath>
+        <m:r>
+          <w:rPr>
+            <w:rFonts w:ascii="Cambria Math" w:eastAsiaTheme="minorEastAsia" w:hAnsi="Cambria Math"/>
+          </w:rPr>
+          <m:t>b</m:t>
+        </m:r>
+      </m:oMath>
+      <w:r>
+        <w:rPr>
+          <w:rFonts w:eastAsiaTheme="minorEastAsia"/>
+        </w:rPr>
+        <w:t xml:space="preserve"> is the base of the number system being used.</w:t>
+      </w:r>
+    </w:p>
+    <w:p>
+      <w:pPr>
+        <w:pStyle w:val="Heading2"/>
+      </w:pPr>
+      <w:r>
+        <w:t>Improvements and variants</w:t>
+      </w:r>
+    </w:p>
+    <w:p>
+      <w:pPr>
+        <w:pStyle w:val="ListParagraph"/>
+        <w:numPr>
+          <w:ilvl w:val="0"/>
+          <w:numId w:val="3"/>
+        </w:numPr>
+      </w:pPr>
+      <w:r>
+        <w:t>Radix Sort has a version that start</w:t>
+      </w:r>
+      <w:r>
+        <w:t xml:space="preserve">s with the largest digit and works way down, </w:t>
+      </w:r>
+      <w:r>
+        <w:t xml:space="preserve">which can be beneficial for sorting </w:t>
+      </w:r>
+      <w:proofErr w:type="gramStart"/>
+      <w:r>
+        <w:t>string</w:t>
+      </w:r>
+      <w:r>
+        <w:t>s</w:t>
+      </w:r>
+      <w:r>
+        <w:t>,</w:t>
+      </w:r>
+      <w:r>
+        <w:t>…</w:t>
+      </w:r>
+      <w:proofErr w:type="gramEnd"/>
+    </w:p>
+    <w:p>
+      <w:pPr>
+        <w:pStyle w:val="ListParagraph"/>
+        <w:numPr>
+          <w:ilvl w:val="0"/>
+          <w:numId w:val="3"/>
+        </w:numPr>
+      </w:pPr>
+      <w:r>
+        <w:t xml:space="preserve">Multiple-key Radix Sort: </w:t>
+      </w:r>
+      <w:r>
+        <w:t xml:space="preserve">when elements can have multiple keys or attributes, </w:t>
+      </w:r>
+      <w:r>
+        <w:t>the algorithm can sort the array simultaneously</w:t>
+      </w:r>
+      <w:r>
+        <w:t xml:space="preserve">, partitioning in buckets and performing </w:t>
+      </w:r>
+      <w:r>
+        <w:t>radix sort on the corresponding key.</w:t>
+      </w:r>
+    </w:p>
+    <w:p>
+      <w:pPr>
+        <w:pStyle w:val="Heading2"/>
+      </w:pPr>
+      <w:r>
         <w:t>Refs</w:t>
       </w:r>
     </w:p>
     <w:p>
-      <w:hyperlink r:id="rId16" w:history="1">
+      <w:pPr>
+        <w:rPr>
+          <w:rStyle w:val="Hyperlink"/>
+        </w:rPr>
+      </w:pPr>
+      <w:hyperlink r:id="rId11" w:history="1">
         <w:r>
           <w:rPr>
             <w:rStyle w:val="Hyperlink"/>
@@ -662,6 +2427,371 @@
         </w:r>
       </w:hyperlink>
     </w:p>
+    <w:p>
+      <w:r>
+        <w:t>https://www.geeksforgeeks.org/radix-sort</w:t>
+      </w:r>
+      <w:r>
+        <w:t>/</w:t>
+      </w:r>
+    </w:p>
+    <w:p>
+      <w:r>
+        <w:br w:type="page"/>
+      </w:r>
+    </w:p>
+    <w:p>
+      <w:pPr>
+        <w:pStyle w:val="Heading1"/>
+      </w:pPr>
+      <w:r>
+        <w:lastRenderedPageBreak/>
+        <w:t>Shaker Sort</w:t>
+      </w:r>
+    </w:p>
+    <w:p>
+      <w:pPr>
+        <w:pStyle w:val="Heading2"/>
+      </w:pPr>
+      <w:r>
+        <w:t>Algorithm’s main idea</w:t>
+      </w:r>
+    </w:p>
+    <w:p>
+      <w:proofErr w:type="gramStart"/>
+      <w:r>
+        <w:t>Knowing as Bidirection</w:t>
+      </w:r>
+      <w:r>
+        <w:t>al</w:t>
+      </w:r>
+      <w:r>
+        <w:t xml:space="preserve"> </w:t>
+      </w:r>
+      <w:r>
+        <w:t>Bubble Sort, this algorithm</w:t>
+      </w:r>
+      <w:proofErr w:type="gramEnd"/>
+      <w:r>
+        <w:t xml:space="preserve"> is an improved version of Bubble </w:t>
+      </w:r>
+      <w:r>
+        <w:t>S</w:t>
+      </w:r>
+      <w:r>
+        <w:t xml:space="preserve">ort, which </w:t>
+      </w:r>
+      <w:r>
+        <w:t xml:space="preserve">allows the sorting process to work in both directions. </w:t>
+      </w:r>
+      <w:proofErr w:type="gramStart"/>
+      <w:r>
+        <w:t>Similar to</w:t>
+      </w:r>
+      <w:proofErr w:type="gramEnd"/>
+      <w:r>
+        <w:t xml:space="preserve"> Bubble Sort, after each pass, the </w:t>
+      </w:r>
+      <w:r>
+        <w:t xml:space="preserve">large element will be moved to </w:t>
+      </w:r>
+      <w:r>
+        <w:t xml:space="preserve">the </w:t>
+      </w:r>
+      <w:r>
+        <w:t xml:space="preserve">back and the smaller ones will end up </w:t>
+      </w:r>
+      <w:r>
+        <w:t>at the front.</w:t>
+      </w:r>
+      <w:r>
+        <w:t xml:space="preserve"> This alternating continues until no more swap</w:t>
+      </w:r>
+      <w:r>
+        <w:t>s are needed.</w:t>
+      </w:r>
+    </w:p>
+    <w:p>
+      <w:pPr>
+        <w:pStyle w:val="Heading2"/>
+      </w:pPr>
+      <w:r>
+        <w:t>Step-by-step implementation</w:t>
+      </w:r>
+    </w:p>
+    <w:p>
+      <w:r>
+        <w:t xml:space="preserve">Step 1: </w:t>
+      </w:r>
+      <w:r>
+        <w:t>Set the left and right pointers to the beginning and end</w:t>
+      </w:r>
+      <w:r>
+        <w:t xml:space="preserve"> of the array.</w:t>
+      </w:r>
+    </w:p>
+    <w:p>
+      <w:r>
+        <w:t xml:space="preserve">Step 2: Move from left to right, </w:t>
+      </w:r>
+      <w:r>
+        <w:t xml:space="preserve">comparing the adjacent </w:t>
+      </w:r>
+      <w:proofErr w:type="gramStart"/>
+      <w:r>
+        <w:t>element</w:t>
+      </w:r>
+      <w:r>
+        <w:t>s</w:t>
+      </w:r>
+      <w:proofErr w:type="gramEnd"/>
+      <w:r>
+        <w:t xml:space="preserve"> and performing </w:t>
+      </w:r>
+      <w:r>
+        <w:t xml:space="preserve">a </w:t>
+      </w:r>
+      <w:r>
+        <w:t>swap i</w:t>
+      </w:r>
+      <w:r>
+        <w:t>f the first element is large than the second one.</w:t>
+      </w:r>
+      <w:r>
+        <w:t xml:space="preserve"> </w:t>
+      </w:r>
+    </w:p>
+    <w:p>
+      <w:r>
+        <w:t>Step 3: Then in the opposite, move from right to left</w:t>
+      </w:r>
+      <w:r>
+        <w:t>, continue comparing each pair of adjacent elements, and swap correspondingly.</w:t>
+      </w:r>
+    </w:p>
+    <w:p>
+      <w:r>
+        <w:t>Step 4:</w:t>
+      </w:r>
+      <w:r>
+        <w:t xml:space="preserve"> After each pass, increase the left pointer and decrease the right one. </w:t>
+      </w:r>
+      <w:r>
+        <w:t>Until the left and right pointers meet up, back to step 2.</w:t>
+      </w:r>
+    </w:p>
+    <w:p>
+      <w:r>
+        <w:t xml:space="preserve">Step 5: The process ends when no more swaps </w:t>
+      </w:r>
+      <w:proofErr w:type="gramStart"/>
+      <w:r>
+        <w:t>occur</w:t>
+      </w:r>
+      <w:proofErr w:type="gramEnd"/>
+      <w:r>
+        <w:t xml:space="preserve"> and the </w:t>
+      </w:r>
+      <w:r>
+        <w:t>array is sorted.</w:t>
+      </w:r>
+    </w:p>
+    <w:p>
+      <w:pPr>
+        <w:pStyle w:val="Heading2"/>
+      </w:pPr>
+      <w:r>
+        <w:t>Complexity</w:t>
+      </w:r>
+    </w:p>
+    <w:p>
+      <w:r>
+        <w:t xml:space="preserve">Although Shaker Sort reduces the number of </w:t>
+      </w:r>
+      <w:r>
+        <w:t>unnecessary comparison</w:t>
+      </w:r>
+      <w:r>
+        <w:t>s</w:t>
+      </w:r>
+      <w:r>
+        <w:t xml:space="preserve"> and swaps</w:t>
+      </w:r>
+      <w:r>
+        <w:t xml:space="preserve">, </w:t>
+      </w:r>
+      <w:r>
+        <w:t xml:space="preserve">which makes it more efficient than its ancestor, Shaker Sort </w:t>
+      </w:r>
+      <w:r>
+        <w:t>still has the time complex</w:t>
+      </w:r>
+      <w:r>
+        <w:t>i</w:t>
+      </w:r>
+      <w:r>
+        <w:t xml:space="preserve">ty of </w:t>
+      </w:r>
+      <m:oMath>
+        <m:r>
+          <m:rPr>
+            <m:sty m:val="bi"/>
+          </m:rPr>
+          <w:rPr>
+            <w:rFonts w:ascii="Cambria Math" w:hAnsi="Cambria Math"/>
+          </w:rPr>
+          <m:t>O(</m:t>
+        </m:r>
+        <m:sSup>
+          <m:sSupPr>
+            <m:ctrlPr>
+              <w:rPr>
+                <w:rFonts w:ascii="Cambria Math" w:hAnsi="Cambria Math"/>
+                <w:b/>
+                <w:bCs/>
+                <w:i/>
+              </w:rPr>
+            </m:ctrlPr>
+          </m:sSupPr>
+          <m:e>
+            <m:r>
+              <m:rPr>
+                <m:sty m:val="bi"/>
+              </m:rPr>
+              <w:rPr>
+                <w:rFonts w:ascii="Cambria Math" w:hAnsi="Cambria Math"/>
+              </w:rPr>
+              <m:t>N</m:t>
+            </m:r>
+          </m:e>
+          <m:sup>
+            <m:r>
+              <m:rPr>
+                <m:sty m:val="bi"/>
+              </m:rPr>
+              <w:rPr>
+                <w:rFonts w:ascii="Cambria Math" w:hAnsi="Cambria Math"/>
+              </w:rPr>
+              <m:t>2</m:t>
+            </m:r>
+          </m:sup>
+        </m:sSup>
+        <m:r>
+          <m:rPr>
+            <m:sty m:val="bi"/>
+          </m:rPr>
+          <w:rPr>
+            <w:rFonts w:ascii="Cambria Math" w:hAnsi="Cambria Math"/>
+          </w:rPr>
+          <m:t>)</m:t>
+        </m:r>
+      </m:oMath>
+      <w:r>
+        <w:rPr>
+          <w:rFonts w:eastAsiaTheme="minorEastAsia"/>
+        </w:rPr>
+        <w:t xml:space="preserve"> for both the average and worst</w:t>
+      </w:r>
+      <w:r>
+        <w:rPr>
+          <w:rFonts w:eastAsiaTheme="minorEastAsia"/>
+        </w:rPr>
+        <w:t>-</w:t>
+      </w:r>
+      <w:r>
+        <w:rPr>
+          <w:rFonts w:eastAsiaTheme="minorEastAsia"/>
+        </w:rPr>
+        <w:t xml:space="preserve">case scenario and </w:t>
+      </w:r>
+      <w:r>
+        <w:rPr>
+          <w:rFonts w:eastAsiaTheme="minorEastAsia"/>
+        </w:rPr>
+        <w:t xml:space="preserve">it is </w:t>
+      </w:r>
+      <m:oMath>
+        <m:r>
+          <m:rPr>
+            <m:sty m:val="bi"/>
+          </m:rPr>
+          <w:rPr>
+            <w:rFonts w:ascii="Cambria Math" w:hAnsi="Cambria Math"/>
+          </w:rPr>
+          <m:t>O(</m:t>
+        </m:r>
+        <m:r>
+          <m:rPr>
+            <m:sty m:val="bi"/>
+          </m:rPr>
+          <w:rPr>
+            <w:rFonts w:ascii="Cambria Math" w:hAnsi="Cambria Math"/>
+          </w:rPr>
+          <m:t>N</m:t>
+        </m:r>
+        <m:r>
+          <m:rPr>
+            <m:sty m:val="bi"/>
+          </m:rPr>
+          <w:rPr>
+            <w:rFonts w:ascii="Cambria Math" w:hAnsi="Cambria Math"/>
+          </w:rPr>
+          <m:t>)</m:t>
+        </m:r>
+      </m:oMath>
+      <w:r>
+        <w:rPr>
+          <w:rFonts w:eastAsiaTheme="minorEastAsia"/>
+        </w:rPr>
+        <w:t xml:space="preserve"> for the best case where all elements are in their correct position.</w:t>
+      </w:r>
+    </w:p>
+    <w:p>
+      <w:pPr>
+        <w:rPr>
+          <w:rFonts w:eastAsiaTheme="minorEastAsia"/>
+        </w:rPr>
+      </w:pPr>
+      <w:r>
+        <w:t xml:space="preserve">No extra space is needed so the space complexity is </w:t>
+      </w:r>
+      <m:oMath>
+        <m:r>
+          <m:rPr>
+            <m:sty m:val="bi"/>
+          </m:rPr>
+          <w:rPr>
+            <w:rFonts w:ascii="Cambria Math" w:hAnsi="Cambria Math"/>
+          </w:rPr>
+          <m:t>O(</m:t>
+        </m:r>
+        <m:r>
+          <m:rPr>
+            <m:sty m:val="bi"/>
+          </m:rPr>
+          <w:rPr>
+            <w:rFonts w:ascii="Cambria Math" w:hAnsi="Cambria Math"/>
+          </w:rPr>
+          <m:t>1</m:t>
+        </m:r>
+        <m:r>
+          <m:rPr>
+            <m:sty m:val="bi"/>
+          </m:rPr>
+          <w:rPr>
+            <w:rFonts w:ascii="Cambria Math" w:hAnsi="Cambria Math"/>
+          </w:rPr>
+          <m:t>)</m:t>
+        </m:r>
+      </m:oMath>
+      <w:r>
+        <w:rPr>
+          <w:rFonts w:eastAsiaTheme="minorEastAsia"/>
+        </w:rPr>
+        <w:t>.</w:t>
+      </w:r>
+    </w:p>
+    <w:p/>
     <w:p/>
     <w:sectPr>
       <w:pgSz w:w="11906" w:h="16838"/>
@@ -879,6 +3009,230 @@
     </w:lvl>
   </w:abstractNum>
   <w:abstractNum w:abstractNumId="2" w15:restartNumberingAfterBreak="0">
+    <w:nsid w:val="5DF13BCB"/>
+    <w:multiLevelType w:val="hybridMultilevel"/>
+    <w:tmpl w:val="511C1654"/>
+    <w:lvl w:ilvl="0" w:tplc="E8D27300">
+      <w:numFmt w:val="bullet"/>
+      <w:lvlText w:val="-"/>
+      <w:lvlJc w:val="left"/>
+      <w:pPr>
+        <w:ind w:left="720" w:hanging="360"/>
+      </w:pPr>
+      <w:rPr>
+        <w:rFonts w:ascii="Arial" w:eastAsiaTheme="minorHAnsi" w:hAnsi="Arial" w:cs="Arial" w:hint="default"/>
+      </w:rPr>
+    </w:lvl>
+    <w:lvl w:ilvl="1" w:tplc="08090003" w:tentative="1">
+      <w:start w:val="1"/>
+      <w:numFmt w:val="bullet"/>
+      <w:lvlText w:val="o"/>
+      <w:lvlJc w:val="left"/>
+      <w:pPr>
+        <w:ind w:left="1440" w:hanging="360"/>
+      </w:pPr>
+      <w:rPr>
+        <w:rFonts w:ascii="Courier New" w:hAnsi="Courier New" w:cs="Courier New" w:hint="default"/>
+      </w:rPr>
+    </w:lvl>
+    <w:lvl w:ilvl="2" w:tplc="08090005" w:tentative="1">
+      <w:start w:val="1"/>
+      <w:numFmt w:val="bullet"/>
+      <w:lvlText w:val=""/>
+      <w:lvlJc w:val="left"/>
+      <w:pPr>
+        <w:ind w:left="2160" w:hanging="360"/>
+      </w:pPr>
+      <w:rPr>
+        <w:rFonts w:ascii="Wingdings" w:hAnsi="Wingdings" w:hint="default"/>
+      </w:rPr>
+    </w:lvl>
+    <w:lvl w:ilvl="3" w:tplc="08090001" w:tentative="1">
+      <w:start w:val="1"/>
+      <w:numFmt w:val="bullet"/>
+      <w:lvlText w:val=""/>
+      <w:lvlJc w:val="left"/>
+      <w:pPr>
+        <w:ind w:left="2880" w:hanging="360"/>
+      </w:pPr>
+      <w:rPr>
+        <w:rFonts w:ascii="Symbol" w:hAnsi="Symbol" w:hint="default"/>
+      </w:rPr>
+    </w:lvl>
+    <w:lvl w:ilvl="4" w:tplc="08090003" w:tentative="1">
+      <w:start w:val="1"/>
+      <w:numFmt w:val="bullet"/>
+      <w:lvlText w:val="o"/>
+      <w:lvlJc w:val="left"/>
+      <w:pPr>
+        <w:ind w:left="3600" w:hanging="360"/>
+      </w:pPr>
+      <w:rPr>
+        <w:rFonts w:ascii="Courier New" w:hAnsi="Courier New" w:cs="Courier New" w:hint="default"/>
+      </w:rPr>
+    </w:lvl>
+    <w:lvl w:ilvl="5" w:tplc="08090005" w:tentative="1">
+      <w:start w:val="1"/>
+      <w:numFmt w:val="bullet"/>
+      <w:lvlText w:val=""/>
+      <w:lvlJc w:val="left"/>
+      <w:pPr>
+        <w:ind w:left="4320" w:hanging="360"/>
+      </w:pPr>
+      <w:rPr>
+        <w:rFonts w:ascii="Wingdings" w:hAnsi="Wingdings" w:hint="default"/>
+      </w:rPr>
+    </w:lvl>
+    <w:lvl w:ilvl="6" w:tplc="08090001" w:tentative="1">
+      <w:start w:val="1"/>
+      <w:numFmt w:val="bullet"/>
+      <w:lvlText w:val=""/>
+      <w:lvlJc w:val="left"/>
+      <w:pPr>
+        <w:ind w:left="5040" w:hanging="360"/>
+      </w:pPr>
+      <w:rPr>
+        <w:rFonts w:ascii="Symbol" w:hAnsi="Symbol" w:hint="default"/>
+      </w:rPr>
+    </w:lvl>
+    <w:lvl w:ilvl="7" w:tplc="08090003" w:tentative="1">
+      <w:start w:val="1"/>
+      <w:numFmt w:val="bullet"/>
+      <w:lvlText w:val="o"/>
+      <w:lvlJc w:val="left"/>
+      <w:pPr>
+        <w:ind w:left="5760" w:hanging="360"/>
+      </w:pPr>
+      <w:rPr>
+        <w:rFonts w:ascii="Courier New" w:hAnsi="Courier New" w:cs="Courier New" w:hint="default"/>
+      </w:rPr>
+    </w:lvl>
+    <w:lvl w:ilvl="8" w:tplc="08090005" w:tentative="1">
+      <w:start w:val="1"/>
+      <w:numFmt w:val="bullet"/>
+      <w:lvlText w:val=""/>
+      <w:lvlJc w:val="left"/>
+      <w:pPr>
+        <w:ind w:left="6480" w:hanging="360"/>
+      </w:pPr>
+      <w:rPr>
+        <w:rFonts w:ascii="Wingdings" w:hAnsi="Wingdings" w:hint="default"/>
+      </w:rPr>
+    </w:lvl>
+  </w:abstractNum>
+  <w:abstractNum w:abstractNumId="3" w15:restartNumberingAfterBreak="0">
+    <w:nsid w:val="6DCA2AE1"/>
+    <w:multiLevelType w:val="hybridMultilevel"/>
+    <w:tmpl w:val="64266280"/>
+    <w:lvl w:ilvl="0" w:tplc="C4BE4BD4">
+      <w:numFmt w:val="bullet"/>
+      <w:lvlText w:val="-"/>
+      <w:lvlJc w:val="left"/>
+      <w:pPr>
+        <w:ind w:left="720" w:hanging="360"/>
+      </w:pPr>
+      <w:rPr>
+        <w:rFonts w:ascii="Calibri" w:eastAsiaTheme="minorHAnsi" w:hAnsi="Calibri" w:cs="Calibri" w:hint="default"/>
+      </w:rPr>
+    </w:lvl>
+    <w:lvl w:ilvl="1" w:tplc="08090003" w:tentative="1">
+      <w:start w:val="1"/>
+      <w:numFmt w:val="bullet"/>
+      <w:lvlText w:val="o"/>
+      <w:lvlJc w:val="left"/>
+      <w:pPr>
+        <w:ind w:left="1440" w:hanging="360"/>
+      </w:pPr>
+      <w:rPr>
+        <w:rFonts w:ascii="Courier New" w:hAnsi="Courier New" w:cs="Courier New" w:hint="default"/>
+      </w:rPr>
+    </w:lvl>
+    <w:lvl w:ilvl="2" w:tplc="08090005" w:tentative="1">
+      <w:start w:val="1"/>
+      <w:numFmt w:val="bullet"/>
+      <w:lvlText w:val=""/>
+      <w:lvlJc w:val="left"/>
+      <w:pPr>
+        <w:ind w:left="2160" w:hanging="360"/>
+      </w:pPr>
+      <w:rPr>
+        <w:rFonts w:ascii="Wingdings" w:hAnsi="Wingdings" w:hint="default"/>
+      </w:rPr>
+    </w:lvl>
+    <w:lvl w:ilvl="3" w:tplc="08090001" w:tentative="1">
+      <w:start w:val="1"/>
+      <w:numFmt w:val="bullet"/>
+      <w:lvlText w:val=""/>
+      <w:lvlJc w:val="left"/>
+      <w:pPr>
+        <w:ind w:left="2880" w:hanging="360"/>
+      </w:pPr>
+      <w:rPr>
+        <w:rFonts w:ascii="Symbol" w:hAnsi="Symbol" w:hint="default"/>
+      </w:rPr>
+    </w:lvl>
+    <w:lvl w:ilvl="4" w:tplc="08090003" w:tentative="1">
+      <w:start w:val="1"/>
+      <w:numFmt w:val="bullet"/>
+      <w:lvlText w:val="o"/>
+      <w:lvlJc w:val="left"/>
+      <w:pPr>
+        <w:ind w:left="3600" w:hanging="360"/>
+      </w:pPr>
+      <w:rPr>
+        <w:rFonts w:ascii="Courier New" w:hAnsi="Courier New" w:cs="Courier New" w:hint="default"/>
+      </w:rPr>
+    </w:lvl>
+    <w:lvl w:ilvl="5" w:tplc="08090005" w:tentative="1">
+      <w:start w:val="1"/>
+      <w:numFmt w:val="bullet"/>
+      <w:lvlText w:val=""/>
+      <w:lvlJc w:val="left"/>
+      <w:pPr>
+        <w:ind w:left="4320" w:hanging="360"/>
+      </w:pPr>
+      <w:rPr>
+        <w:rFonts w:ascii="Wingdings" w:hAnsi="Wingdings" w:hint="default"/>
+      </w:rPr>
+    </w:lvl>
+    <w:lvl w:ilvl="6" w:tplc="08090001" w:tentative="1">
+      <w:start w:val="1"/>
+      <w:numFmt w:val="bullet"/>
+      <w:lvlText w:val=""/>
+      <w:lvlJc w:val="left"/>
+      <w:pPr>
+        <w:ind w:left="5040" w:hanging="360"/>
+      </w:pPr>
+      <w:rPr>
+        <w:rFonts w:ascii="Symbol" w:hAnsi="Symbol" w:hint="default"/>
+      </w:rPr>
+    </w:lvl>
+    <w:lvl w:ilvl="7" w:tplc="08090003" w:tentative="1">
+      <w:start w:val="1"/>
+      <w:numFmt w:val="bullet"/>
+      <w:lvlText w:val="o"/>
+      <w:lvlJc w:val="left"/>
+      <w:pPr>
+        <w:ind w:left="5760" w:hanging="360"/>
+      </w:pPr>
+      <w:rPr>
+        <w:rFonts w:ascii="Courier New" w:hAnsi="Courier New" w:cs="Courier New" w:hint="default"/>
+      </w:rPr>
+    </w:lvl>
+    <w:lvl w:ilvl="8" w:tplc="08090005" w:tentative="1">
+      <w:start w:val="1"/>
+      <w:numFmt w:val="bullet"/>
+      <w:lvlText w:val=""/>
+      <w:lvlJc w:val="left"/>
+      <w:pPr>
+        <w:ind w:left="6480" w:hanging="360"/>
+      </w:pPr>
+      <w:rPr>
+        <w:rFonts w:ascii="Wingdings" w:hAnsi="Wingdings" w:hint="default"/>
+      </w:rPr>
+    </w:lvl>
+  </w:abstractNum>
+  <w:abstractNum w:abstractNumId="4" w15:restartNumberingAfterBreak="0">
     <w:nsid w:val="7040061C"/>
     <w:multiLevelType w:val="hybridMultilevel"/>
     <w:tmpl w:val="19B8EBF0"/>
@@ -998,6 +3352,12 @@
     <w:abstractNumId w:val="1"/>
   </w:num>
   <w:num w:numId="3" w16cid:durableId="1938832956">
+    <w:abstractNumId w:val="4"/>
+  </w:num>
+  <w:num w:numId="4" w16cid:durableId="1429353003">
+    <w:abstractNumId w:val="3"/>
+  </w:num>
+  <w:num w:numId="5" w16cid:durableId="757949272">
     <w:abstractNumId w:val="2"/>
   </w:num>
 </w:numbering>
@@ -1411,6 +3771,10 @@
   <w:style w:type="paragraph" w:default="1" w:styleId="Normal">
     <w:name w:val="Normal"/>
     <w:qFormat/>
+    <w:rsid w:val="00CC3E53"/>
+    <w:rPr>
+      <w:rFonts w:ascii="Arial" w:hAnsi="Arial"/>
+    </w:rPr>
   </w:style>
   <w:style w:type="paragraph" w:styleId="Heading1">
     <w:name w:val="heading 1"/>
@@ -1428,7 +3792,7 @@
       <w:outlineLvl w:val="0"/>
     </w:pPr>
     <w:rPr>
-      <w:rFonts w:ascii="Arial" w:eastAsiaTheme="majorEastAsia" w:hAnsi="Arial" w:cstheme="majorBidi"/>
+      <w:rFonts w:eastAsiaTheme="majorEastAsia" w:cstheme="majorBidi"/>
       <w:b/>
       <w:sz w:val="36"/>
       <w:szCs w:val="32"/>
@@ -1453,7 +3817,7 @@
       <w:outlineLvl w:val="1"/>
     </w:pPr>
     <w:rPr>
-      <w:rFonts w:ascii="Arial" w:eastAsiaTheme="majorEastAsia" w:hAnsi="Arial" w:cstheme="majorBidi"/>
+      <w:rFonts w:eastAsiaTheme="majorEastAsia" w:cstheme="majorBidi"/>
       <w:i/>
       <w:sz w:val="28"/>
       <w:szCs w:val="26"/>
@@ -1558,6 +3922,16 @@
     <w:pPr>
       <w:spacing w:after="0" w:line="240" w:lineRule="auto"/>
     </w:pPr>
+  </w:style>
+  <w:style w:type="character" w:styleId="PlaceholderText">
+    <w:name w:val="Placeholder Text"/>
+    <w:basedOn w:val="DefaultParagraphFont"/>
+    <w:uiPriority w:val="99"/>
+    <w:semiHidden/>
+    <w:rsid w:val="006E1CDD"/>
+    <w:rPr>
+      <w:color w:val="808080"/>
+    </w:rPr>
   </w:style>
 </w:styles>
 </file>

--- a/Report/SortingPrep.docx
+++ b/Report/SortingPrep.docx
@@ -1,6 +1,6 @@
 
 <file path=word/document.xml><?xml version="1.0" encoding="utf-8"?>
-<w:document xmlns:wpc="http://schemas.microsoft.com/office/word/2010/wordprocessingCanvas" xmlns:cx="http://schemas.microsoft.com/office/drawing/2014/chartex" xmlns:cx1="http://schemas.microsoft.com/office/drawing/2015/9/8/chartex" xmlns:cx2="http://schemas.microsoft.com/office/drawing/2015/10/21/chartex" xmlns:cx3="http://schemas.microsoft.com/office/drawing/2016/5/9/chartex" xmlns:cx4="http://schemas.microsoft.com/office/drawing/2016/5/10/chartex" xmlns:cx5="http://schemas.microsoft.com/office/drawing/2016/5/11/chartex" xmlns:cx6="http://schemas.microsoft.com/office/drawing/2016/5/12/chartex" xmlns:cx7="http://schemas.microsoft.com/office/drawing/2016/5/13/chartex" xmlns:cx8="http://schemas.microsoft.com/office/drawing/2016/5/14/chartex" xmlns:mc="http://schemas.openxmlformats.org/markup-compatibility/2006" xmlns:aink="http://schemas.microsoft.com/office/drawing/2016/ink" xmlns:am3d="http://schemas.microsoft.com/office/drawing/2017/model3d" xmlns:o="urn:schemas-microsoft-com:office:office" xmlns:oel="http://schemas.microsoft.com/office/2019/extlst" xmlns:r="http://schemas.openxmlformats.org/officeDocument/2006/relationships" xmlns:m="http://schemas.openxmlformats.org/officeDocument/2006/math" xmlns:v="urn:schemas-microsoft-com:vml" xmlns:wp14="http://schemas.microsoft.com/office/word/2010/wordprocessingDrawing" xmlns:wp="http://schemas.openxmlformats.org/drawingml/2006/wordprocessingDrawing" xmlns:w10="urn:schemas-microsoft-com:office:word" xmlns:w="http://schemas.openxmlformats.org/wordprocessingml/2006/main" xmlns:w14="http://schemas.microsoft.com/office/word/2010/wordml" xmlns:w15="http://schemas.microsoft.com/office/word/2012/wordml" xmlns:w16cex="http://schemas.microsoft.com/office/word/2018/wordml/cex" xmlns:w16cid="http://schemas.microsoft.com/office/word/2016/wordml/cid" xmlns:w16="http://schemas.microsoft.com/office/word/2018/wordml" xmlns:w16sdtdh="http://schemas.microsoft.com/office/word/2020/wordml/sdtdatahash" xmlns:w16se="http://schemas.microsoft.com/office/word/2015/wordml/symex" xmlns:wpg="http://schemas.microsoft.com/office/word/2010/wordprocessingGroup" xmlns:wpi="http://schemas.microsoft.com/office/word/2010/wordprocessingInk" xmlns:wne="http://schemas.microsoft.com/office/word/2006/wordml" xmlns:wps="http://schemas.microsoft.com/office/word/2010/wordprocessingShape" mc:Ignorable="w14 w15 w16se w16cid w16 w16cex w16sdtdh wp14">
+<w:document xmlns:wpc="http://schemas.microsoft.com/office/word/2010/wordprocessingCanvas" xmlns:cx="http://schemas.microsoft.com/office/drawing/2014/chartex" xmlns:cx1="http://schemas.microsoft.com/office/drawing/2015/9/8/chartex" xmlns:cx2="http://schemas.microsoft.com/office/drawing/2015/10/21/chartex" xmlns:cx3="http://schemas.microsoft.com/office/drawing/2016/5/9/chartex" xmlns:cx4="http://schemas.microsoft.com/office/drawing/2016/5/10/chartex" xmlns:cx5="http://schemas.microsoft.com/office/drawing/2016/5/11/chartex" xmlns:cx6="http://schemas.microsoft.com/office/drawing/2016/5/12/chartex" xmlns:cx7="http://schemas.microsoft.com/office/drawing/2016/5/13/chartex" xmlns:cx8="http://schemas.microsoft.com/office/drawing/2016/5/14/chartex" xmlns:mc="http://schemas.openxmlformats.org/markup-compatibility/2006" xmlns:aink="http://schemas.microsoft.com/office/drawing/2016/ink" xmlns:am3d="http://schemas.microsoft.com/office/drawing/2017/model3d" xmlns:o="urn:schemas-microsoft-com:office:office" xmlns:r="http://schemas.openxmlformats.org/officeDocument/2006/relationships" xmlns:m="http://schemas.openxmlformats.org/officeDocument/2006/math" xmlns:v="urn:schemas-microsoft-com:vml" xmlns:wp14="http://schemas.microsoft.com/office/word/2010/wordprocessingDrawing" xmlns:wp="http://schemas.openxmlformats.org/drawingml/2006/wordprocessingDrawing" xmlns:w10="urn:schemas-microsoft-com:office:word" xmlns:w="http://schemas.openxmlformats.org/wordprocessingml/2006/main" xmlns:w14="http://schemas.microsoft.com/office/word/2010/wordml" xmlns:w15="http://schemas.microsoft.com/office/word/2012/wordml" xmlns:w16cid="http://schemas.microsoft.com/office/word/2016/wordml/cid" xmlns:w16se="http://schemas.microsoft.com/office/word/2015/wordml/symex" xmlns:wpg="http://schemas.microsoft.com/office/word/2010/wordprocessingGroup" xmlns:wpi="http://schemas.microsoft.com/office/word/2010/wordprocessingInk" xmlns:wne="http://schemas.microsoft.com/office/word/2006/wordml" xmlns:wps="http://schemas.microsoft.com/office/word/2010/wordprocessingShape" mc:Ignorable="w14 w15 w16se w16cid wp14">
   <w:body>
     <w:p>
       <w:pPr>
@@ -147,21 +147,7 @@
         <w:rPr>
           <w:rFonts w:cs="Arial"/>
         </w:rPr>
-        <w:t xml:space="preserve">Initializing </w:t>
-      </w:r>
-      <w:proofErr w:type="spellStart"/>
-      <w:r>
-        <w:rPr>
-          <w:rFonts w:cs="Arial"/>
-        </w:rPr>
-        <w:t>i</w:t>
-      </w:r>
-      <w:proofErr w:type="spellEnd"/>
-      <w:r>
-        <w:rPr>
-          <w:rFonts w:cs="Arial"/>
-        </w:rPr>
-        <w:t xml:space="preserve"> = </w:t>
+        <w:t xml:space="preserve">Initializing i = </w:t>
       </w:r>
       <w:r>
         <w:rPr>
@@ -627,21 +613,42 @@
         <w:t>Refs</w:t>
       </w:r>
     </w:p>
+    <w:bookmarkStart w:id="0" w:name="_Hlk140874758"/>
+    <w:p>
+      <w:r>
+        <w:fldChar w:fldCharType="begin"/>
+      </w:r>
+      <w:r>
+        <w:instrText xml:space="preserve"> HYPERLINK "https://www.geeksforgeeks.org/bubble-sort/" </w:instrText>
+      </w:r>
+      <w:r>
+        <w:fldChar w:fldCharType="separate"/>
+      </w:r>
+      <w:r>
+        <w:rPr>
+          <w:rStyle w:val="Hyperlink"/>
+        </w:rPr>
+        <w:t>https://www.geeksforgeeks.org/bubble-sort/</w:t>
+      </w:r>
+      <w:r>
+        <w:rPr>
+          <w:rStyle w:val="Hyperlink"/>
+        </w:rPr>
+        <w:fldChar w:fldCharType="end"/>
+      </w:r>
+    </w:p>
     <w:p>
       <w:hyperlink r:id="rId6" w:history="1">
         <w:r>
           <w:rPr>
             <w:rStyle w:val="Hyperlink"/>
           </w:rPr>
-          <w:t>https://www.geeksforgeeks.org/bubble-sort/</w:t>
+          <w:t>https://viblo.asia/p/thuat-toan-sap-xep-noi-bot-bubble-sort-m68Z0exQlkG</w:t>
         </w:r>
       </w:hyperlink>
     </w:p>
-    <w:p>
-      <w:r>
-        <w:t>https://viblo.asia/p/thuat-toan-sap-xep-noi-bot-bubble-sort-m68Z0exQlkG</w:t>
-      </w:r>
-    </w:p>
+    <w:bookmarkEnd w:id="0"/>
+    <w:p/>
     <w:p>
       <w:pPr>
         <w:rPr>
@@ -695,16 +702,11 @@
         <w:t>R</w:t>
       </w:r>
       <w:r>
-        <w:t xml:space="preserve">epeatedly divide the input array into smaller halves until the </w:t>
-      </w:r>
-      <w:proofErr w:type="spellStart"/>
-      <w:r>
-        <w:t>sub</w:t>
+        <w:t>epeatedly divide the input array into smaller halves until the sub</w:t>
       </w:r>
       <w:r>
         <w:t>lists</w:t>
       </w:r>
-      <w:proofErr w:type="spellEnd"/>
       <w:r>
         <w:t xml:space="preserve"> contain only one element</w:t>
       </w:r>
@@ -724,31 +726,7 @@
         </w:numPr>
       </w:pPr>
       <w:r>
-        <w:t xml:space="preserve">Repeatedly merge </w:t>
-      </w:r>
-      <w:proofErr w:type="spellStart"/>
-      <w:r>
-        <w:t>sublists</w:t>
-      </w:r>
-      <w:proofErr w:type="spellEnd"/>
-      <w:r>
-        <w:t xml:space="preserve"> to produce new sorted </w:t>
-      </w:r>
-      <w:proofErr w:type="spellStart"/>
-      <w:r>
-        <w:t>sublists</w:t>
-      </w:r>
-      <w:proofErr w:type="spellEnd"/>
-      <w:r>
-        <w:t xml:space="preserve"> until there is only one </w:t>
-      </w:r>
-      <w:proofErr w:type="spellStart"/>
-      <w:r>
-        <w:t>sublist</w:t>
-      </w:r>
-      <w:proofErr w:type="spellEnd"/>
-      <w:r>
-        <w:t xml:space="preserve"> remaining. This will be the sorted list.</w:t>
+        <w:t>Repeatedly merge sublists to produce new sorted sublists until there is only one sublist remaining. This will be the sorted list.</w:t>
       </w:r>
     </w:p>
     <w:p>
@@ -1038,25 +1016,7 @@
           <w:rPr>
             <w:rFonts w:ascii="Cambria Math" w:eastAsiaTheme="minorEastAsia" w:hAnsi="Cambria Math"/>
           </w:rPr>
-          <m:t>O(</m:t>
-        </m:r>
-        <m:r>
-          <m:rPr>
-            <m:sty m:val="bi"/>
-          </m:rPr>
-          <w:rPr>
-            <w:rFonts w:ascii="Cambria Math" w:eastAsiaTheme="minorEastAsia" w:hAnsi="Cambria Math"/>
-          </w:rPr>
-          <m:t>N</m:t>
-        </m:r>
-        <m:r>
-          <m:rPr>
-            <m:sty m:val="bi"/>
-          </m:rPr>
-          <w:rPr>
-            <w:rFonts w:ascii="Cambria Math" w:eastAsiaTheme="minorEastAsia" w:hAnsi="Cambria Math"/>
-          </w:rPr>
-          <m:t>)</m:t>
+          <m:t>O(N)</m:t>
         </m:r>
       </m:oMath>
       <w:r>
@@ -1207,18 +1167,32 @@
         <w:t>Refs</w:t>
       </w:r>
     </w:p>
+    <w:bookmarkStart w:id="1" w:name="_Hlk140874794"/>
+    <w:p>
+      <w:r>
+        <w:fldChar w:fldCharType="begin"/>
+      </w:r>
+      <w:r>
+        <w:instrText xml:space="preserve"> HYPERLINK "https://en.wikipedia.org/wiki/Merge_sort" </w:instrText>
+      </w:r>
+      <w:r>
+        <w:fldChar w:fldCharType="separate"/>
+      </w:r>
+      <w:r>
+        <w:rPr>
+          <w:rStyle w:val="Hyperlink"/>
+        </w:rPr>
+        <w:t>https://en.wikipedia.org/wiki/Merge_sort</w:t>
+      </w:r>
+      <w:r>
+        <w:rPr>
+          <w:rStyle w:val="Hyperlink"/>
+        </w:rPr>
+        <w:fldChar w:fldCharType="end"/>
+      </w:r>
+    </w:p>
     <w:p>
       <w:hyperlink r:id="rId7" w:history="1">
-        <w:r>
-          <w:rPr>
-            <w:rStyle w:val="Hyperlink"/>
-          </w:rPr>
-          <w:t>https://en.wikipedia.org/wiki/Merge_sort</w:t>
-        </w:r>
-      </w:hyperlink>
-    </w:p>
-    <w:p>
-      <w:hyperlink r:id="rId8" w:history="1">
         <w:r>
           <w:rPr>
             <w:rStyle w:val="Hyperlink"/>
@@ -1227,6 +1201,7 @@
         </w:r>
       </w:hyperlink>
     </w:p>
+    <w:bookmarkEnd w:id="1"/>
     <w:p>
       <w:pPr>
         <w:rPr>
@@ -1264,36 +1239,12 @@
     </w:p>
     <w:p>
       <w:r>
-        <w:t xml:space="preserve">Choosing the pivot element from the input list, and partition it into 2 </w:t>
-      </w:r>
-      <w:proofErr w:type="spellStart"/>
-      <w:r>
-        <w:t>sublists</w:t>
-      </w:r>
-      <w:proofErr w:type="spellEnd"/>
-      <w:r>
-        <w:t xml:space="preserve">, one with elements less than the pivot and the other with elements greater than or equal to the pivot. </w:t>
-      </w:r>
-    </w:p>
-    <w:p>
-      <w:r>
-        <w:t xml:space="preserve">This partitioning process is repeatedly applied to </w:t>
-      </w:r>
-      <w:proofErr w:type="spellStart"/>
-      <w:r>
-        <w:t>sublists</w:t>
-      </w:r>
-      <w:proofErr w:type="spellEnd"/>
-      <w:r>
-        <w:t xml:space="preserve"> until the </w:t>
-      </w:r>
-      <w:proofErr w:type="spellStart"/>
-      <w:r>
-        <w:t>sublist</w:t>
-      </w:r>
-      <w:proofErr w:type="spellEnd"/>
-      <w:r>
-        <w:t xml:space="preserve"> only contains 1 element and the whole array is sorted</w:t>
+        <w:t xml:space="preserve">Choosing the pivot element from the input list, and partition it into 2 sublists, one with elements less than the pivot and the other with elements greater than or equal to the pivot. </w:t>
+      </w:r>
+    </w:p>
+    <w:p>
+      <w:r>
+        <w:t>This partitioning process is repeatedly applied to sublists until the sublist only contains 1 element and the whole array is sorted</w:t>
       </w:r>
       <w:r>
         <w:t>.</w:t>
@@ -1538,7 +1489,6 @@
         </w:rPr>
         <w:t xml:space="preserve">, </w:t>
       </w:r>
-      <w:proofErr w:type="gramStart"/>
       <w:r>
         <w:rPr>
           <w:rFonts w:eastAsiaTheme="minorEastAsia"/>
@@ -1555,14 +1505,7 @@
         <w:rPr>
           <w:rFonts w:eastAsiaTheme="minorEastAsia"/>
         </w:rPr>
-        <w:t>which</w:t>
-      </w:r>
-      <w:proofErr w:type="gramEnd"/>
-      <w:r>
-        <w:rPr>
-          <w:rFonts w:eastAsiaTheme="minorEastAsia"/>
-        </w:rPr>
-        <w:t xml:space="preserve"> the pivot </w:t>
+        <w:t xml:space="preserve">which the pivot </w:t>
       </w:r>
       <w:r>
         <w:rPr>
@@ -1908,18 +1851,32 @@
         <w:t>Refs</w:t>
       </w:r>
     </w:p>
-    <w:p>
-      <w:hyperlink r:id="rId9" w:history="1">
-        <w:r>
-          <w:rPr>
-            <w:rStyle w:val="Hyperlink"/>
-          </w:rPr>
-          <w:t>https://fptshop.com.vn/tin-tuc/danh-gia/quick-sort-la-gi-155097</w:t>
-        </w:r>
-      </w:hyperlink>
-    </w:p>
-    <w:p>
-      <w:hyperlink r:id="rId10" w:history="1">
+    <w:bookmarkStart w:id="2" w:name="_Hlk140874819"/>
+    <w:p>
+      <w:r>
+        <w:fldChar w:fldCharType="begin"/>
+      </w:r>
+      <w:r>
+        <w:instrText xml:space="preserve"> HYPERLINK "https://fptshop.com.vn/tin-tuc/danh-gia/quick-sort-la-gi-155097" </w:instrText>
+      </w:r>
+      <w:r>
+        <w:fldChar w:fldCharType="separate"/>
+      </w:r>
+      <w:r>
+        <w:rPr>
+          <w:rStyle w:val="Hyperlink"/>
+        </w:rPr>
+        <w:t>https://fptshop.com.vn/tin-tuc/danh-gia/quick-sort-la-gi-155097</w:t>
+      </w:r>
+      <w:r>
+        <w:rPr>
+          <w:rStyle w:val="Hyperlink"/>
+        </w:rPr>
+        <w:fldChar w:fldCharType="end"/>
+      </w:r>
+    </w:p>
+    <w:p>
+      <w:hyperlink r:id="rId8" w:history="1">
         <w:r>
           <w:rPr>
             <w:rStyle w:val="Hyperlink"/>
@@ -1928,6 +1885,7 @@
         </w:r>
       </w:hyperlink>
     </w:p>
+    <w:bookmarkEnd w:id="2"/>
     <w:p>
       <w:pPr>
         <w:rPr>
@@ -1961,13 +1919,13 @@
     <w:p>
       <w:pPr>
         <w:rPr>
-          <w:ins w:id="0" w:author="TRẦN ANH MINH" w:date="2023-07-12T22:31:00Z"/>
+          <w:ins w:id="3" w:author="TRẦN ANH MINH" w:date="2023-07-12T22:31:00Z"/>
         </w:rPr>
       </w:pPr>
       <w:r>
         <w:t>Radix sort is a non-</w:t>
       </w:r>
-      <w:del w:id="1" w:author="TRẦN ANH MINH" w:date="2023-07-12T22:31:00Z">
+      <w:del w:id="4" w:author="TRẦN ANH MINH" w:date="2023-07-12T22:31:00Z">
         <w:r>
           <w:delText>comparison</w:delText>
         </w:r>
@@ -1993,16 +1951,12 @@
         <w:t xml:space="preserve">sort elements according to the least </w:t>
       </w:r>
       <w:r>
-        <w:t xml:space="preserve">significant digit and </w:t>
-      </w:r>
-      <w:proofErr w:type="spellStart"/>
-      <w:r>
-        <w:t>progressi</w:t>
+        <w:t>significant digit and progressi</w:t>
       </w:r>
       <w:r>
         <w:t>v</w:t>
       </w:r>
-      <w:ins w:id="2" w:author="TRẦN ANH MINH" w:date="2023-07-12T22:30:00Z">
+      <w:ins w:id="5" w:author="TRẦN ANH MINH" w:date="2023-07-12T22:30:00Z">
         <w:r>
           <w:t>v</w:t>
         </w:r>
@@ -2010,19 +1964,18 @@
       <w:r>
         <w:t>ely</w:t>
       </w:r>
-      <w:proofErr w:type="spellEnd"/>
       <w:r>
         <w:t xml:space="preserve"> </w:t>
       </w:r>
       <w:r>
         <w:t>toward the more significant ones.</w:t>
       </w:r>
-      <w:ins w:id="3" w:author="TRẦN ANH MINH" w:date="2023-07-12T22:30:00Z">
+      <w:ins w:id="6" w:author="TRẦN ANH MINH" w:date="2023-07-12T22:30:00Z">
         <w:r>
           <w:t xml:space="preserve"> mo</w:t>
         </w:r>
       </w:ins>
-      <w:ins w:id="4" w:author="TRẦN ANH MINH" w:date="2023-07-12T22:31:00Z">
+      <w:ins w:id="7" w:author="TRẦN ANH MINH" w:date="2023-07-12T22:31:00Z">
         <w:r>
           <w:t>ve to the more significant ones</w:t>
         </w:r>
@@ -2030,7 +1983,7 @@
           <w:t xml:space="preserve"> by put</w:t>
         </w:r>
       </w:ins>
-      <w:ins w:id="5" w:author="TRẦN ANH MINH" w:date="2023-07-12T22:32:00Z">
+      <w:ins w:id="8" w:author="TRẦN ANH MINH" w:date="2023-07-12T22:32:00Z">
         <w:r>
           <w:t xml:space="preserve">ting </w:t>
         </w:r>
@@ -2057,36 +2010,19 @@
       </w:r>
     </w:p>
     <w:p>
-      <w:pPr>
-        <w:rPr>
-          <w:ins w:id="6" w:author="TRẦN ANH MINH" w:date="2023-07-12T22:32:00Z"/>
-        </w:rPr>
-      </w:pPr>
       <w:r>
         <w:t xml:space="preserve">Step 1: </w:t>
       </w:r>
-    </w:p>
-    <w:p>
-      <w:ins w:id="7" w:author="TRẦN ANH MINH" w:date="2023-07-12T22:32:00Z">
+      <w:ins w:id="9" w:author="TRẦN ANH MINH" w:date="2023-07-12T22:32:00Z">
         <w:r>
-          <w:t xml:space="preserve">This process continues until all digits or bits have been considered, resulting in a fully sorted </w:t>
-        </w:r>
-        <w:proofErr w:type="spellStart"/>
-        <w:proofErr w:type="gramStart"/>
-        <w:r>
-          <w:t>array</w:t>
+          <w:t>This process continues until all digits or bits have been considered, resulting in a fully sorted array</w:t>
         </w:r>
         <w:r>
           <w:t>.</w:t>
         </w:r>
       </w:ins>
       <w:r>
-        <w:t>Find</w:t>
-      </w:r>
-      <w:proofErr w:type="spellEnd"/>
-      <w:proofErr w:type="gramEnd"/>
-      <w:r>
-        <w:t xml:space="preserve"> the maximum number of the meaning digits</w:t>
+        <w:t>Find the maximum number of the meaning digits</w:t>
       </w:r>
       <w:r>
         <w:t>.</w:t>
@@ -2210,16 +2146,7 @@
           <w:rPr>
             <w:rFonts w:ascii="Cambria Math" w:hAnsi="Cambria Math"/>
           </w:rPr>
-          <m:t>O(</m:t>
-        </m:r>
-        <m:r>
-          <m:rPr>
-            <m:sty m:val="bi"/>
-          </m:rPr>
-          <w:rPr>
-            <w:rFonts w:ascii="Cambria Math" w:hAnsi="Cambria Math"/>
-          </w:rPr>
-          <m:t>d*</m:t>
+          <m:t>O(d*</m:t>
         </m:r>
         <m:d>
           <m:dPr>
@@ -2240,16 +2167,7 @@
               <w:rPr>
                 <w:rFonts w:ascii="Cambria Math" w:hAnsi="Cambria Math"/>
               </w:rPr>
-              <m:t>N</m:t>
-            </m:r>
-            <m:r>
-              <m:rPr>
-                <m:sty m:val="bi"/>
-              </m:rPr>
-              <w:rPr>
-                <w:rFonts w:ascii="Cambria Math" w:hAnsi="Cambria Math"/>
-              </w:rPr>
-              <m:t>+b</m:t>
+              <m:t>N+b</m:t>
             </m:r>
           </m:e>
         </m:d>
@@ -2267,21 +2185,7 @@
         <w:rPr>
           <w:rFonts w:eastAsiaTheme="minorEastAsia"/>
         </w:rPr>
-        <w:t>, w</w:t>
-      </w:r>
-      <w:proofErr w:type="spellStart"/>
-      <w:r>
-        <w:rPr>
-          <w:rFonts w:eastAsiaTheme="minorEastAsia"/>
-        </w:rPr>
-        <w:t>hereas</w:t>
-      </w:r>
-      <w:proofErr w:type="spellEnd"/>
-      <w:r>
-        <w:rPr>
-          <w:rFonts w:eastAsiaTheme="minorEastAsia"/>
-        </w:rPr>
-        <w:t xml:space="preserve"> </w:t>
+        <w:t xml:space="preserve">, whereas </w:t>
       </w:r>
       <m:oMath>
         <m:r>
@@ -2295,21 +2199,7 @@
         <w:rPr>
           <w:rFonts w:eastAsiaTheme="minorEastAsia"/>
         </w:rPr>
-        <w:t xml:space="preserve"> i</w:t>
-      </w:r>
-      <w:proofErr w:type="spellStart"/>
-      <w:r>
-        <w:rPr>
-          <w:rFonts w:eastAsiaTheme="minorEastAsia"/>
-        </w:rPr>
-        <w:t>s</w:t>
-      </w:r>
-      <w:proofErr w:type="spellEnd"/>
-      <w:r>
-        <w:rPr>
-          <w:rFonts w:eastAsiaTheme="minorEastAsia"/>
-        </w:rPr>
-        <w:t xml:space="preserve"> the number of digits, </w:t>
+        <w:t xml:space="preserve"> is the number of digits, </w:t>
       </w:r>
       <m:oMath>
         <m:r>
@@ -2356,6 +2246,7 @@
           <w:numId w:val="3"/>
         </w:numPr>
       </w:pPr>
+      <w:bookmarkStart w:id="10" w:name="_Hlk140866794"/>
       <w:r>
         <w:t>Radix Sort has a version that start</w:t>
       </w:r>
@@ -2363,11 +2254,7 @@
         <w:t xml:space="preserve">s with the largest digit and works way down, </w:t>
       </w:r>
       <w:r>
-        <w:t xml:space="preserve">which can be beneficial for sorting </w:t>
-      </w:r>
-      <w:proofErr w:type="gramStart"/>
-      <w:r>
-        <w:t>string</w:t>
+        <w:t>which can be beneficial for sorting string</w:t>
       </w:r>
       <w:r>
         <w:t>s</w:t>
@@ -2378,7 +2265,6 @@
       <w:r>
         <w:t>…</w:t>
       </w:r>
-      <w:proofErr w:type="gramEnd"/>
     </w:p>
     <w:p>
       <w:pPr>
@@ -2404,6 +2290,7 @@
         <w:t>radix sort on the corresponding key.</w:t>
       </w:r>
     </w:p>
+    <w:bookmarkEnd w:id="10"/>
     <w:p>
       <w:pPr>
         <w:pStyle w:val="Heading2"/>
@@ -2412,29 +2299,49 @@
         <w:t>Refs</w:t>
       </w:r>
     </w:p>
+    <w:bookmarkStart w:id="11" w:name="_Hlk140874832"/>
+    <w:bookmarkStart w:id="12" w:name="_GoBack"/>
     <w:p>
       <w:pPr>
         <w:rPr>
           <w:rStyle w:val="Hyperlink"/>
         </w:rPr>
       </w:pPr>
-      <w:hyperlink r:id="rId11" w:history="1">
+      <w:r>
+        <w:fldChar w:fldCharType="begin"/>
+      </w:r>
+      <w:r>
+        <w:instrText xml:space="preserve"> HYPERLINK "https://www.programiz.com/dsa/radix-sort" </w:instrText>
+      </w:r>
+      <w:r>
+        <w:fldChar w:fldCharType="separate"/>
+      </w:r>
+      <w:r>
+        <w:rPr>
+          <w:rStyle w:val="Hyperlink"/>
+        </w:rPr>
+        <w:t>https://www.programiz.com/dsa/radix-sort</w:t>
+      </w:r>
+      <w:r>
+        <w:rPr>
+          <w:rStyle w:val="Hyperlink"/>
+        </w:rPr>
+        <w:fldChar w:fldCharType="end"/>
+      </w:r>
+    </w:p>
+    <w:p>
+      <w:hyperlink r:id="rId9" w:history="1">
         <w:r>
           <w:rPr>
             <w:rStyle w:val="Hyperlink"/>
           </w:rPr>
-          <w:t>https://www.programiz.com/dsa/radix-sort</w:t>
+          <w:t>https://www.geeksforgeeks.org/radix-sort/</w:t>
         </w:r>
       </w:hyperlink>
     </w:p>
-    <w:p>
-      <w:r>
-        <w:t>https://www.geeksforgeeks.org/radix-sort</w:t>
-      </w:r>
-      <w:r>
-        <w:t>/</w:t>
-      </w:r>
-    </w:p>
+    <w:bookmarkEnd w:id="11"/>
+    <w:bookmarkEnd w:id="12"/>
+    <w:p/>
     <w:p>
       <w:r>
         <w:br w:type="page"/>
@@ -2458,7 +2365,7 @@
       </w:r>
     </w:p>
     <w:p>
-      <w:proofErr w:type="gramStart"/>
+      <w:bookmarkStart w:id="13" w:name="_Hlk140866876"/>
       <w:r>
         <w:t>Knowing as Bidirection</w:t>
       </w:r>
@@ -2469,11 +2376,7 @@
         <w:t xml:space="preserve"> </w:t>
       </w:r>
       <w:r>
-        <w:t>Bubble Sort, this algorithm</w:t>
-      </w:r>
-      <w:proofErr w:type="gramEnd"/>
-      <w:r>
-        <w:t xml:space="preserve"> is an improved version of Bubble </w:t>
+        <w:t xml:space="preserve">Bubble Sort, this algorithm is an improved version of Bubble </w:t>
       </w:r>
       <w:r>
         <w:t>S</w:t>
@@ -2484,13 +2387,8 @@
       <w:r>
         <w:t xml:space="preserve">allows the sorting process to work in both directions. </w:t>
       </w:r>
-      <w:proofErr w:type="gramStart"/>
-      <w:r>
-        <w:t>Similar to</w:t>
-      </w:r>
-      <w:proofErr w:type="gramEnd"/>
-      <w:r>
-        <w:t xml:space="preserve"> Bubble Sort, after each pass, the </w:t>
+      <w:r>
+        <w:t xml:space="preserve">Similar to Bubble Sort, after each pass, the </w:t>
       </w:r>
       <w:r>
         <w:t xml:space="preserve">large element will be moved to </w:t>
@@ -2511,6 +2409,7 @@
         <w:t>s are needed.</w:t>
       </w:r>
     </w:p>
+    <w:bookmarkEnd w:id="13"/>
     <w:p>
       <w:pPr>
         <w:pStyle w:val="Heading2"/>
@@ -2520,6 +2419,7 @@
       </w:r>
     </w:p>
     <w:p>
+      <w:bookmarkStart w:id="14" w:name="_Hlk140866931"/>
       <w:r>
         <w:t xml:space="preserve">Step 1: </w:t>
       </w:r>
@@ -2535,16 +2435,11 @@
         <w:t xml:space="preserve">Step 2: Move from left to right, </w:t>
       </w:r>
       <w:r>
-        <w:t xml:space="preserve">comparing the adjacent </w:t>
-      </w:r>
-      <w:proofErr w:type="gramStart"/>
-      <w:r>
-        <w:t>element</w:t>
+        <w:t>comparing the adjacent element</w:t>
       </w:r>
       <w:r>
         <w:t>s</w:t>
       </w:r>
-      <w:proofErr w:type="gramEnd"/>
       <w:r>
         <w:t xml:space="preserve"> and performing </w:t>
       </w:r>
@@ -2582,20 +2477,13 @@
     </w:p>
     <w:p>
       <w:r>
-        <w:t xml:space="preserve">Step 5: The process ends when no more swaps </w:t>
-      </w:r>
-      <w:proofErr w:type="gramStart"/>
-      <w:r>
-        <w:t>occur</w:t>
-      </w:r>
-      <w:proofErr w:type="gramEnd"/>
-      <w:r>
-        <w:t xml:space="preserve"> and the </w:t>
+        <w:t xml:space="preserve">Step 5: The process ends when no more swaps occur and the </w:t>
       </w:r>
       <w:r>
         <w:t>array is sorted.</w:t>
       </w:r>
     </w:p>
+    <w:bookmarkEnd w:id="14"/>
     <w:p>
       <w:pPr>
         <w:pStyle w:val="Heading2"/>
@@ -2605,6 +2493,7 @@
       </w:r>
     </w:p>
     <w:p>
+      <w:bookmarkStart w:id="15" w:name="_Hlk140867000"/>
       <w:r>
         <w:t xml:space="preserve">Although Shaker Sort reduces the number of </w:t>
       </w:r>
@@ -2718,25 +2607,7 @@
           <w:rPr>
             <w:rFonts w:ascii="Cambria Math" w:hAnsi="Cambria Math"/>
           </w:rPr>
-          <m:t>O(</m:t>
-        </m:r>
-        <m:r>
-          <m:rPr>
-            <m:sty m:val="bi"/>
-          </m:rPr>
-          <w:rPr>
-            <w:rFonts w:ascii="Cambria Math" w:hAnsi="Cambria Math"/>
-          </w:rPr>
-          <m:t>N</m:t>
-        </m:r>
-        <m:r>
-          <m:rPr>
-            <m:sty m:val="bi"/>
-          </m:rPr>
-          <w:rPr>
-            <w:rFonts w:ascii="Cambria Math" w:hAnsi="Cambria Math"/>
-          </w:rPr>
-          <m:t>)</m:t>
+          <m:t>O(N)</m:t>
         </m:r>
       </m:oMath>
       <w:r>
@@ -2763,25 +2634,7 @@
           <w:rPr>
             <w:rFonts w:ascii="Cambria Math" w:hAnsi="Cambria Math"/>
           </w:rPr>
-          <m:t>O(</m:t>
-        </m:r>
-        <m:r>
-          <m:rPr>
-            <m:sty m:val="bi"/>
-          </m:rPr>
-          <w:rPr>
-            <w:rFonts w:ascii="Cambria Math" w:hAnsi="Cambria Math"/>
-          </w:rPr>
-          <m:t>1</m:t>
-        </m:r>
-        <m:r>
-          <m:rPr>
-            <m:sty m:val="bi"/>
-          </m:rPr>
-          <w:rPr>
-            <w:rFonts w:ascii="Cambria Math" w:hAnsi="Cambria Math"/>
-          </w:rPr>
-          <m:t>)</m:t>
+          <m:t>O(1)</m:t>
         </m:r>
       </m:oMath>
       <w:r>
@@ -2791,6 +2644,7 @@
         <w:t>.</w:t>
       </w:r>
     </w:p>
+    <w:bookmarkEnd w:id="15"/>
     <w:p/>
     <w:p/>
     <w:sectPr>
@@ -2804,7 +2658,7 @@
 </file>
 
 <file path=word/numbering.xml><?xml version="1.0" encoding="utf-8"?>
-<w:numbering xmlns:wpc="http://schemas.microsoft.com/office/word/2010/wordprocessingCanvas" xmlns:cx="http://schemas.microsoft.com/office/drawing/2014/chartex" xmlns:cx1="http://schemas.microsoft.com/office/drawing/2015/9/8/chartex" xmlns:cx2="http://schemas.microsoft.com/office/drawing/2015/10/21/chartex" xmlns:cx3="http://schemas.microsoft.com/office/drawing/2016/5/9/chartex" xmlns:cx4="http://schemas.microsoft.com/office/drawing/2016/5/10/chartex" xmlns:cx5="http://schemas.microsoft.com/office/drawing/2016/5/11/chartex" xmlns:cx6="http://schemas.microsoft.com/office/drawing/2016/5/12/chartex" xmlns:cx7="http://schemas.microsoft.com/office/drawing/2016/5/13/chartex" xmlns:cx8="http://schemas.microsoft.com/office/drawing/2016/5/14/chartex" xmlns:mc="http://schemas.openxmlformats.org/markup-compatibility/2006" xmlns:aink="http://schemas.microsoft.com/office/drawing/2016/ink" xmlns:am3d="http://schemas.microsoft.com/office/drawing/2017/model3d" xmlns:o="urn:schemas-microsoft-com:office:office" xmlns:oel="http://schemas.microsoft.com/office/2019/extlst" xmlns:r="http://schemas.openxmlformats.org/officeDocument/2006/relationships" xmlns:m="http://schemas.openxmlformats.org/officeDocument/2006/math" xmlns:v="urn:schemas-microsoft-com:vml" xmlns:wp14="http://schemas.microsoft.com/office/word/2010/wordprocessingDrawing" xmlns:wp="http://schemas.openxmlformats.org/drawingml/2006/wordprocessingDrawing" xmlns:w10="urn:schemas-microsoft-com:office:word" xmlns:w="http://schemas.openxmlformats.org/wordprocessingml/2006/main" xmlns:w14="http://schemas.microsoft.com/office/word/2010/wordml" xmlns:w15="http://schemas.microsoft.com/office/word/2012/wordml" xmlns:w16cex="http://schemas.microsoft.com/office/word/2018/wordml/cex" xmlns:w16cid="http://schemas.microsoft.com/office/word/2016/wordml/cid" xmlns:w16="http://schemas.microsoft.com/office/word/2018/wordml" xmlns:w16sdtdh="http://schemas.microsoft.com/office/word/2020/wordml/sdtdatahash" xmlns:w16se="http://schemas.microsoft.com/office/word/2015/wordml/symex" xmlns:wpg="http://schemas.microsoft.com/office/word/2010/wordprocessingGroup" xmlns:wpi="http://schemas.microsoft.com/office/word/2010/wordprocessingInk" xmlns:wne="http://schemas.microsoft.com/office/word/2006/wordml" xmlns:wps="http://schemas.microsoft.com/office/word/2010/wordprocessingShape" mc:Ignorable="w14 w15 w16se w16cid w16 w16cex w16sdtdh wp14">
+<w:numbering xmlns:wpc="http://schemas.microsoft.com/office/word/2010/wordprocessingCanvas" xmlns:cx="http://schemas.microsoft.com/office/drawing/2014/chartex" xmlns:cx1="http://schemas.microsoft.com/office/drawing/2015/9/8/chartex" xmlns:cx2="http://schemas.microsoft.com/office/drawing/2015/10/21/chartex" xmlns:cx3="http://schemas.microsoft.com/office/drawing/2016/5/9/chartex" xmlns:cx4="http://schemas.microsoft.com/office/drawing/2016/5/10/chartex" xmlns:cx5="http://schemas.microsoft.com/office/drawing/2016/5/11/chartex" xmlns:cx6="http://schemas.microsoft.com/office/drawing/2016/5/12/chartex" xmlns:cx7="http://schemas.microsoft.com/office/drawing/2016/5/13/chartex" xmlns:cx8="http://schemas.microsoft.com/office/drawing/2016/5/14/chartex" xmlns:mc="http://schemas.openxmlformats.org/markup-compatibility/2006" xmlns:aink="http://schemas.microsoft.com/office/drawing/2016/ink" xmlns:am3d="http://schemas.microsoft.com/office/drawing/2017/model3d" xmlns:o="urn:schemas-microsoft-com:office:office" xmlns:r="http://schemas.openxmlformats.org/officeDocument/2006/relationships" xmlns:m="http://schemas.openxmlformats.org/officeDocument/2006/math" xmlns:v="urn:schemas-microsoft-com:vml" xmlns:wp14="http://schemas.microsoft.com/office/word/2010/wordprocessingDrawing" xmlns:wp="http://schemas.openxmlformats.org/drawingml/2006/wordprocessingDrawing" xmlns:w10="urn:schemas-microsoft-com:office:word" xmlns:w="http://schemas.openxmlformats.org/wordprocessingml/2006/main" xmlns:w14="http://schemas.microsoft.com/office/word/2010/wordml" xmlns:w15="http://schemas.microsoft.com/office/word/2012/wordml" xmlns:w16cid="http://schemas.microsoft.com/office/word/2016/wordml/cid" xmlns:w16se="http://schemas.microsoft.com/office/word/2015/wordml/symex" xmlns:wpg="http://schemas.microsoft.com/office/word/2010/wordprocessingGroup" xmlns:wpi="http://schemas.microsoft.com/office/word/2010/wordprocessingInk" xmlns:wne="http://schemas.microsoft.com/office/word/2006/wordml" xmlns:wps="http://schemas.microsoft.com/office/word/2010/wordprocessingShape" mc:Ignorable="w14 w15 w16se w16cid wp14">
   <w:abstractNum w:abstractNumId="0" w15:restartNumberingAfterBreak="0">
     <w:nsid w:val="0E521EBB"/>
     <w:multiLevelType w:val="hybridMultilevel"/>
@@ -3345,26 +3199,26 @@
       </w:rPr>
     </w:lvl>
   </w:abstractNum>
-  <w:num w:numId="1" w16cid:durableId="74011628">
+  <w:num w:numId="1">
     <w:abstractNumId w:val="0"/>
   </w:num>
-  <w:num w:numId="2" w16cid:durableId="1396272318">
+  <w:num w:numId="2">
     <w:abstractNumId w:val="1"/>
   </w:num>
-  <w:num w:numId="3" w16cid:durableId="1938832956">
+  <w:num w:numId="3">
     <w:abstractNumId w:val="4"/>
   </w:num>
-  <w:num w:numId="4" w16cid:durableId="1429353003">
+  <w:num w:numId="4">
     <w:abstractNumId w:val="3"/>
   </w:num>
-  <w:num w:numId="5" w16cid:durableId="757949272">
+  <w:num w:numId="5">
     <w:abstractNumId w:val="2"/>
   </w:num>
 </w:numbering>
 </file>
 
 <file path=word/people.xml><?xml version="1.0" encoding="utf-8"?>
-<w15:people xmlns:wpc="http://schemas.microsoft.com/office/word/2010/wordprocessingCanvas" xmlns:cx="http://schemas.microsoft.com/office/drawing/2014/chartex" xmlns:cx1="http://schemas.microsoft.com/office/drawing/2015/9/8/chartex" xmlns:cx2="http://schemas.microsoft.com/office/drawing/2015/10/21/chartex" xmlns:cx3="http://schemas.microsoft.com/office/drawing/2016/5/9/chartex" xmlns:cx4="http://schemas.microsoft.com/office/drawing/2016/5/10/chartex" xmlns:cx5="http://schemas.microsoft.com/office/drawing/2016/5/11/chartex" xmlns:cx6="http://schemas.microsoft.com/office/drawing/2016/5/12/chartex" xmlns:cx7="http://schemas.microsoft.com/office/drawing/2016/5/13/chartex" xmlns:cx8="http://schemas.microsoft.com/office/drawing/2016/5/14/chartex" xmlns:mc="http://schemas.openxmlformats.org/markup-compatibility/2006" xmlns:aink="http://schemas.microsoft.com/office/drawing/2016/ink" xmlns:am3d="http://schemas.microsoft.com/office/drawing/2017/model3d" xmlns:o="urn:schemas-microsoft-com:office:office" xmlns:oel="http://schemas.microsoft.com/office/2019/extlst" xmlns:r="http://schemas.openxmlformats.org/officeDocument/2006/relationships" xmlns:m="http://schemas.openxmlformats.org/officeDocument/2006/math" xmlns:v="urn:schemas-microsoft-com:vml" xmlns:wp14="http://schemas.microsoft.com/office/word/2010/wordprocessingDrawing" xmlns:wp="http://schemas.openxmlformats.org/drawingml/2006/wordprocessingDrawing" xmlns:w10="urn:schemas-microsoft-com:office:word" xmlns:w="http://schemas.openxmlformats.org/wordprocessingml/2006/main" xmlns:w14="http://schemas.microsoft.com/office/word/2010/wordml" xmlns:w15="http://schemas.microsoft.com/office/word/2012/wordml" xmlns:w16cex="http://schemas.microsoft.com/office/word/2018/wordml/cex" xmlns:w16cid="http://schemas.microsoft.com/office/word/2016/wordml/cid" xmlns:w16="http://schemas.microsoft.com/office/word/2018/wordml" xmlns:w16sdtdh="http://schemas.microsoft.com/office/word/2020/wordml/sdtdatahash" xmlns:w16se="http://schemas.microsoft.com/office/word/2015/wordml/symex" xmlns:wpg="http://schemas.microsoft.com/office/word/2010/wordprocessingGroup" xmlns:wpi="http://schemas.microsoft.com/office/word/2010/wordprocessingInk" xmlns:wne="http://schemas.microsoft.com/office/word/2006/wordml" xmlns:wps="http://schemas.microsoft.com/office/word/2010/wordprocessingShape" mc:Ignorable="w14 w15 w16se w16cid w16 w16cex w16sdtdh wp14">
+<w15:people xmlns:wpc="http://schemas.microsoft.com/office/word/2010/wordprocessingCanvas" xmlns:cx="http://schemas.microsoft.com/office/drawing/2014/chartex" xmlns:cx1="http://schemas.microsoft.com/office/drawing/2015/9/8/chartex" xmlns:cx2="http://schemas.microsoft.com/office/drawing/2015/10/21/chartex" xmlns:cx3="http://schemas.microsoft.com/office/drawing/2016/5/9/chartex" xmlns:cx4="http://schemas.microsoft.com/office/drawing/2016/5/10/chartex" xmlns:cx5="http://schemas.microsoft.com/office/drawing/2016/5/11/chartex" xmlns:cx6="http://schemas.microsoft.com/office/drawing/2016/5/12/chartex" xmlns:cx7="http://schemas.microsoft.com/office/drawing/2016/5/13/chartex" xmlns:cx8="http://schemas.microsoft.com/office/drawing/2016/5/14/chartex" xmlns:mc="http://schemas.openxmlformats.org/markup-compatibility/2006" xmlns:aink="http://schemas.microsoft.com/office/drawing/2016/ink" xmlns:am3d="http://schemas.microsoft.com/office/drawing/2017/model3d" xmlns:o="urn:schemas-microsoft-com:office:office" xmlns:r="http://schemas.openxmlformats.org/officeDocument/2006/relationships" xmlns:m="http://schemas.openxmlformats.org/officeDocument/2006/math" xmlns:v="urn:schemas-microsoft-com:vml" xmlns:wp14="http://schemas.microsoft.com/office/word/2010/wordprocessingDrawing" xmlns:wp="http://schemas.openxmlformats.org/drawingml/2006/wordprocessingDrawing" xmlns:w10="urn:schemas-microsoft-com:office:word" xmlns:w="http://schemas.openxmlformats.org/wordprocessingml/2006/main" xmlns:w14="http://schemas.microsoft.com/office/word/2010/wordml" xmlns:w15="http://schemas.microsoft.com/office/word/2012/wordml" xmlns:w16cid="http://schemas.microsoft.com/office/word/2016/wordml/cid" xmlns:w16se="http://schemas.microsoft.com/office/word/2015/wordml/symex" xmlns:wpg="http://schemas.microsoft.com/office/word/2010/wordprocessingGroup" xmlns:wpi="http://schemas.microsoft.com/office/word/2010/wordprocessingInk" xmlns:wne="http://schemas.microsoft.com/office/word/2006/wordml" xmlns:wps="http://schemas.microsoft.com/office/word/2010/wordprocessingShape" mc:Ignorable="w14 w15 w16se w16cid wp14">
   <w15:person w15:author="TRẦN ANH MINH">
     <w15:presenceInfo w15:providerId="AD" w15:userId="S::22127275@student.hcmus.edu.vn::5ab19871-6481-4087-bf90-4c6c4a9bb985"/>
   </w15:person>
@@ -3372,7 +3226,7 @@
 </file>
 
 <file path=word/styles.xml><?xml version="1.0" encoding="utf-8"?>
-<w:styles xmlns:mc="http://schemas.openxmlformats.org/markup-compatibility/2006" xmlns:r="http://schemas.openxmlformats.org/officeDocument/2006/relationships" xmlns:w="http://schemas.openxmlformats.org/wordprocessingml/2006/main" xmlns:w14="http://schemas.microsoft.com/office/word/2010/wordml" xmlns:w15="http://schemas.microsoft.com/office/word/2012/wordml" xmlns:w16cex="http://schemas.microsoft.com/office/word/2018/wordml/cex" xmlns:w16cid="http://schemas.microsoft.com/office/word/2016/wordml/cid" xmlns:w16="http://schemas.microsoft.com/office/word/2018/wordml" xmlns:w16sdtdh="http://schemas.microsoft.com/office/word/2020/wordml/sdtdatahash" xmlns:w16se="http://schemas.microsoft.com/office/word/2015/wordml/symex" mc:Ignorable="w14 w15 w16se w16cid w16 w16cex w16sdtdh">
+<w:styles xmlns:mc="http://schemas.openxmlformats.org/markup-compatibility/2006" xmlns:r="http://schemas.openxmlformats.org/officeDocument/2006/relationships" xmlns:w="http://schemas.openxmlformats.org/wordprocessingml/2006/main" xmlns:w14="http://schemas.microsoft.com/office/word/2010/wordml" xmlns:w15="http://schemas.microsoft.com/office/word/2012/wordml" xmlns:w16cid="http://schemas.microsoft.com/office/word/2016/wordml/cid" xmlns:w16se="http://schemas.microsoft.com/office/word/2015/wordml/symex" mc:Ignorable="w14 w15 w16se w16cid">
   <w:docDefaults>
     <w:rPrDefault>
       <w:rPr>
@@ -3390,7 +3244,7 @@
       </w:pPr>
     </w:pPrDefault>
   </w:docDefaults>
-  <w:latentStyles w:defLockedState="0" w:defUIPriority="99" w:defSemiHidden="0" w:defUnhideWhenUsed="0" w:defQFormat="0" w:count="376">
+  <w:latentStyles w:defLockedState="0" w:defUIPriority="99" w:defSemiHidden="0" w:defUnhideWhenUsed="0" w:defQFormat="0" w:count="375">
     <w:lsdException w:name="Normal" w:uiPriority="0" w:qFormat="1"/>
     <w:lsdException w:name="heading 1" w:uiPriority="9" w:qFormat="1"/>
     <w:lsdException w:name="heading 2" w:semiHidden="1" w:uiPriority="9" w:unhideWhenUsed="1" w:qFormat="1"/>
@@ -3766,7 +3620,6 @@
     <w:lsdException w:name="Smart Hyperlink" w:semiHidden="1" w:unhideWhenUsed="1"/>
     <w:lsdException w:name="Hashtag" w:semiHidden="1" w:unhideWhenUsed="1"/>
     <w:lsdException w:name="Unresolved Mention" w:semiHidden="1" w:unhideWhenUsed="1"/>
-    <w:lsdException w:name="Smart Link" w:semiHidden="1" w:unhideWhenUsed="1"/>
   </w:latentStyles>
   <w:style w:type="paragraph" w:default="1" w:styleId="Normal">
     <w:name w:val="Normal"/>
@@ -4236,7 +4089,7 @@
 </file>
 
 <file path=customXml/itemProps1.xml><?xml version="1.0" encoding="utf-8"?>
-<ds:datastoreItem xmlns:ds="http://schemas.openxmlformats.org/officeDocument/2006/customXml" ds:itemID="{B7EFF90C-0374-4A5E-A150-3EE6BF80C162}">
+<ds:datastoreItem xmlns:ds="http://schemas.openxmlformats.org/officeDocument/2006/customXml" ds:itemID="{547DD6E5-911A-4EFC-8B63-D1AC85F9FF18}">
   <ds:schemaRefs>
     <ds:schemaRef ds:uri="http://schemas.openxmlformats.org/officeDocument/2006/bibliography"/>
   </ds:schemaRefs>

--- a/Report/SortingPrep.docx
+++ b/Report/SortingPrep.docx
@@ -1,6 +1,6 @@
 
 <file path=word/document.xml><?xml version="1.0" encoding="utf-8"?>
-<w:document xmlns:wpc="http://schemas.microsoft.com/office/word/2010/wordprocessingCanvas" xmlns:cx="http://schemas.microsoft.com/office/drawing/2014/chartex" xmlns:cx1="http://schemas.microsoft.com/office/drawing/2015/9/8/chartex" xmlns:cx2="http://schemas.microsoft.com/office/drawing/2015/10/21/chartex" xmlns:cx3="http://schemas.microsoft.com/office/drawing/2016/5/9/chartex" xmlns:cx4="http://schemas.microsoft.com/office/drawing/2016/5/10/chartex" xmlns:cx5="http://schemas.microsoft.com/office/drawing/2016/5/11/chartex" xmlns:cx6="http://schemas.microsoft.com/office/drawing/2016/5/12/chartex" xmlns:cx7="http://schemas.microsoft.com/office/drawing/2016/5/13/chartex" xmlns:cx8="http://schemas.microsoft.com/office/drawing/2016/5/14/chartex" xmlns:mc="http://schemas.openxmlformats.org/markup-compatibility/2006" xmlns:aink="http://schemas.microsoft.com/office/drawing/2016/ink" xmlns:am3d="http://schemas.microsoft.com/office/drawing/2017/model3d" xmlns:o="urn:schemas-microsoft-com:office:office" xmlns:r="http://schemas.openxmlformats.org/officeDocument/2006/relationships" xmlns:m="http://schemas.openxmlformats.org/officeDocument/2006/math" xmlns:v="urn:schemas-microsoft-com:vml" xmlns:wp14="http://schemas.microsoft.com/office/word/2010/wordprocessingDrawing" xmlns:wp="http://schemas.openxmlformats.org/drawingml/2006/wordprocessingDrawing" xmlns:w10="urn:schemas-microsoft-com:office:word" xmlns:w="http://schemas.openxmlformats.org/wordprocessingml/2006/main" xmlns:w14="http://schemas.microsoft.com/office/word/2010/wordml" xmlns:w15="http://schemas.microsoft.com/office/word/2012/wordml" xmlns:w16cid="http://schemas.microsoft.com/office/word/2016/wordml/cid" xmlns:w16se="http://schemas.microsoft.com/office/word/2015/wordml/symex" xmlns:wpg="http://schemas.microsoft.com/office/word/2010/wordprocessingGroup" xmlns:wpi="http://schemas.microsoft.com/office/word/2010/wordprocessingInk" xmlns:wne="http://schemas.microsoft.com/office/word/2006/wordml" xmlns:wps="http://schemas.microsoft.com/office/word/2010/wordprocessingShape" mc:Ignorable="w14 w15 w16se w16cid wp14">
+<w:document xmlns:wpc="http://schemas.microsoft.com/office/word/2010/wordprocessingCanvas" xmlns:cx="http://schemas.microsoft.com/office/drawing/2014/chartex" xmlns:cx1="http://schemas.microsoft.com/office/drawing/2015/9/8/chartex" xmlns:cx2="http://schemas.microsoft.com/office/drawing/2015/10/21/chartex" xmlns:cx3="http://schemas.microsoft.com/office/drawing/2016/5/9/chartex" xmlns:cx4="http://schemas.microsoft.com/office/drawing/2016/5/10/chartex" xmlns:cx5="http://schemas.microsoft.com/office/drawing/2016/5/11/chartex" xmlns:cx6="http://schemas.microsoft.com/office/drawing/2016/5/12/chartex" xmlns:cx7="http://schemas.microsoft.com/office/drawing/2016/5/13/chartex" xmlns:cx8="http://schemas.microsoft.com/office/drawing/2016/5/14/chartex" xmlns:mc="http://schemas.openxmlformats.org/markup-compatibility/2006" xmlns:aink="http://schemas.microsoft.com/office/drawing/2016/ink" xmlns:am3d="http://schemas.microsoft.com/office/drawing/2017/model3d" xmlns:o="urn:schemas-microsoft-com:office:office" xmlns:oel="http://schemas.microsoft.com/office/2019/extlst" xmlns:r="http://schemas.openxmlformats.org/officeDocument/2006/relationships" xmlns:m="http://schemas.openxmlformats.org/officeDocument/2006/math" xmlns:v="urn:schemas-microsoft-com:vml" xmlns:wp14="http://schemas.microsoft.com/office/word/2010/wordprocessingDrawing" xmlns:wp="http://schemas.openxmlformats.org/drawingml/2006/wordprocessingDrawing" xmlns:w10="urn:schemas-microsoft-com:office:word" xmlns:w="http://schemas.openxmlformats.org/wordprocessingml/2006/main" xmlns:w14="http://schemas.microsoft.com/office/word/2010/wordml" xmlns:w15="http://schemas.microsoft.com/office/word/2012/wordml" xmlns:w16cex="http://schemas.microsoft.com/office/word/2018/wordml/cex" xmlns:w16cid="http://schemas.microsoft.com/office/word/2016/wordml/cid" xmlns:w16="http://schemas.microsoft.com/office/word/2018/wordml" xmlns:w16sdtdh="http://schemas.microsoft.com/office/word/2020/wordml/sdtdatahash" xmlns:w16se="http://schemas.microsoft.com/office/word/2015/wordml/symex" xmlns:wpg="http://schemas.microsoft.com/office/word/2010/wordprocessingGroup" xmlns:wpi="http://schemas.microsoft.com/office/word/2010/wordprocessingInk" xmlns:wne="http://schemas.microsoft.com/office/word/2006/wordml" xmlns:wps="http://schemas.microsoft.com/office/word/2010/wordprocessingShape" mc:Ignorable="w14 w15 w16se w16cid w16 w16cex w16sdtdh wp14">
   <w:body>
     <w:p>
       <w:pPr>
@@ -13,12 +13,943 @@
         <w:rPr>
           <w:rFonts w:cs="Arial"/>
         </w:rPr>
-        <w:t xml:space="preserve"> Bubble Sort</w:t>
+        <w:t xml:space="preserve"> </w:t>
+      </w:r>
+      <w:r>
+        <w:rPr>
+          <w:rFonts w:cs="Arial"/>
+        </w:rPr>
+        <w:t>Project Organization and Programming Notes</w:t>
       </w:r>
     </w:p>
     <w:p>
       <w:pPr>
         <w:pStyle w:val="Heading2"/>
+      </w:pPr>
+      <w:r>
+        <w:t>Project Organization</w:t>
+      </w:r>
+    </w:p>
+    <w:p>
+      <w:pPr>
+        <w:pStyle w:val="ListParagraph"/>
+        <w:numPr>
+          <w:ilvl w:val="0"/>
+          <w:numId w:val="7"/>
+        </w:numPr>
+      </w:pPr>
+      <w:r>
+        <w:t>CPP source files:</w:t>
+      </w:r>
+    </w:p>
+    <w:p>
+      <w:pPr>
+        <w:pStyle w:val="ListParagraph"/>
+        <w:numPr>
+          <w:ilvl w:val="1"/>
+          <w:numId w:val="7"/>
+        </w:numPr>
+      </w:pPr>
+      <w:r>
+        <w:t>m</w:t>
+      </w:r>
+      <w:r>
+        <w:t>ain.cpp</w:t>
+      </w:r>
+      <w:r>
+        <w:t xml:space="preserve">: contains the </w:t>
+      </w:r>
+      <w:proofErr w:type="gramStart"/>
+      <w:r>
+        <w:rPr>
+          <w:i/>
+          <w:iCs/>
+          <w:color w:val="2E74B5" w:themeColor="accent5" w:themeShade="BF"/>
+          <w:u w:val="single"/>
+        </w:rPr>
+        <w:t>main(</w:t>
+      </w:r>
+      <w:proofErr w:type="gramEnd"/>
+      <w:r>
+        <w:rPr>
+          <w:i/>
+          <w:iCs/>
+          <w:color w:val="2E74B5" w:themeColor="accent5" w:themeShade="BF"/>
+          <w:u w:val="single"/>
+        </w:rPr>
+        <w:t>)</w:t>
+      </w:r>
+      <w:r>
+        <w:t xml:space="preserve"> function of the whole program.</w:t>
+      </w:r>
+    </w:p>
+    <w:p>
+      <w:pPr>
+        <w:pStyle w:val="ListParagraph"/>
+        <w:numPr>
+          <w:ilvl w:val="1"/>
+          <w:numId w:val="7"/>
+        </w:numPr>
+      </w:pPr>
+      <w:r>
+        <w:t xml:space="preserve">DataGenerator.cpp: contains </w:t>
+      </w:r>
+      <w:r>
+        <w:t>all the data generator function</w:t>
+      </w:r>
+      <w:r>
+        <w:t>s</w:t>
+      </w:r>
+      <w:r>
+        <w:t xml:space="preserve"> given by the instructors.</w:t>
+      </w:r>
+    </w:p>
+    <w:p>
+      <w:pPr>
+        <w:pStyle w:val="ListParagraph"/>
+        <w:numPr>
+          <w:ilvl w:val="1"/>
+          <w:numId w:val="7"/>
+        </w:numPr>
+      </w:pPr>
+      <w:r>
+        <w:t xml:space="preserve">CmdHandling.cpp: holds functions to extract information from the command line to </w:t>
+      </w:r>
+      <w:r>
+        <w:t>a defined structure for further usage.</w:t>
+      </w:r>
+    </w:p>
+    <w:p>
+      <w:pPr>
+        <w:pStyle w:val="ListParagraph"/>
+        <w:numPr>
+          <w:ilvl w:val="1"/>
+          <w:numId w:val="7"/>
+        </w:numPr>
+      </w:pPr>
+      <w:r>
+        <w:t>File</w:t>
+      </w:r>
+      <w:r>
+        <w:t>s</w:t>
+      </w:r>
+      <w:r>
+        <w:t xml:space="preserve"> with </w:t>
+      </w:r>
+      <w:r>
+        <w:t xml:space="preserve">the </w:t>
+      </w:r>
+      <w:r>
+        <w:t>suffix “_</w:t>
+      </w:r>
+      <w:r>
+        <w:t>S</w:t>
+      </w:r>
+      <w:r>
+        <w:t>or</w:t>
+      </w:r>
+      <w:r>
+        <w:t>ts</w:t>
+      </w:r>
+      <w:r>
+        <w:t>.cpp”</w:t>
+      </w:r>
+      <w:r>
+        <w:t>: are where sorting algorithm</w:t>
+      </w:r>
+      <w:r>
+        <w:t xml:space="preserve">s </w:t>
+      </w:r>
+      <w:r>
+        <w:t xml:space="preserve">are </w:t>
+      </w:r>
+      <w:r>
+        <w:t xml:space="preserve">located, </w:t>
+      </w:r>
+      <w:r>
+        <w:t>nam</w:t>
+      </w:r>
+      <w:r>
+        <w:t>ed</w:t>
+      </w:r>
+      <w:r>
+        <w:t xml:space="preserve"> after tasks that have been divided.</w:t>
+      </w:r>
+    </w:p>
+    <w:p>
+      <w:pPr>
+        <w:pStyle w:val="ListParagraph"/>
+        <w:numPr>
+          <w:ilvl w:val="1"/>
+          <w:numId w:val="7"/>
+        </w:numPr>
+      </w:pPr>
+      <w:r>
+        <w:t>Files with the suffix “_</w:t>
+      </w:r>
+      <w:r>
+        <w:t xml:space="preserve">Command.cpp”: </w:t>
+      </w:r>
+      <w:r>
+        <w:t>consisted of 5 different command-line input requirements.</w:t>
+      </w:r>
+    </w:p>
+    <w:p>
+      <w:pPr>
+        <w:pStyle w:val="ListParagraph"/>
+        <w:numPr>
+          <w:ilvl w:val="0"/>
+          <w:numId w:val="7"/>
+        </w:numPr>
+      </w:pPr>
+      <w:r>
+        <w:t>Header files:</w:t>
+      </w:r>
+    </w:p>
+    <w:p>
+      <w:pPr>
+        <w:pStyle w:val="ListParagraph"/>
+        <w:numPr>
+          <w:ilvl w:val="1"/>
+          <w:numId w:val="7"/>
+        </w:numPr>
+      </w:pPr>
+      <w:proofErr w:type="spellStart"/>
+      <w:r>
+        <w:t>Library.</w:t>
+      </w:r>
+      <w:proofErr w:type="gramStart"/>
+      <w:r>
+        <w:t>h</w:t>
+      </w:r>
+      <w:proofErr w:type="spellEnd"/>
+      <w:r>
+        <w:t>:</w:t>
+      </w:r>
+      <w:proofErr w:type="gramEnd"/>
+      <w:r>
+        <w:t xml:space="preserve"> includes all using libraries and </w:t>
+      </w:r>
+      <w:r>
+        <w:t>store structure.</w:t>
+      </w:r>
+    </w:p>
+    <w:p>
+      <w:pPr>
+        <w:pStyle w:val="ListParagraph"/>
+        <w:numPr>
+          <w:ilvl w:val="1"/>
+          <w:numId w:val="7"/>
+        </w:numPr>
+      </w:pPr>
+      <w:proofErr w:type="spellStart"/>
+      <w:r>
+        <w:t>SortingAlgorithm.h</w:t>
+      </w:r>
+      <w:proofErr w:type="spellEnd"/>
+      <w:r>
+        <w:t xml:space="preserve">: </w:t>
+      </w:r>
+      <w:r>
+        <w:t>nam</w:t>
+      </w:r>
+      <w:r>
+        <w:t>es</w:t>
+      </w:r>
+      <w:r>
+        <w:t xml:space="preserve"> all the prototypes of the sorting algorithm within the program.</w:t>
+      </w:r>
+    </w:p>
+    <w:p>
+      <w:pPr>
+        <w:pStyle w:val="ListParagraph"/>
+        <w:numPr>
+          <w:ilvl w:val="1"/>
+          <w:numId w:val="7"/>
+        </w:numPr>
+      </w:pPr>
+      <w:proofErr w:type="spellStart"/>
+      <w:r>
+        <w:t>Data</w:t>
+      </w:r>
+      <w:r>
+        <w:t>Generator.</w:t>
+      </w:r>
+      <w:proofErr w:type="gramStart"/>
+      <w:r>
+        <w:t>h</w:t>
+      </w:r>
+      <w:proofErr w:type="spellEnd"/>
+      <w:r>
+        <w:t>:</w:t>
+      </w:r>
+      <w:proofErr w:type="gramEnd"/>
+      <w:r>
+        <w:t xml:space="preserve"> stor</w:t>
+      </w:r>
+      <w:r>
+        <w:t>es</w:t>
+      </w:r>
+      <w:r>
+        <w:t xml:space="preserve"> the prototypes of functions </w:t>
+      </w:r>
+      <w:r>
+        <w:t>that generate data.</w:t>
+      </w:r>
+    </w:p>
+    <w:p>
+      <w:pPr>
+        <w:pStyle w:val="ListParagraph"/>
+        <w:numPr>
+          <w:ilvl w:val="1"/>
+          <w:numId w:val="7"/>
+        </w:numPr>
+      </w:pPr>
+      <w:proofErr w:type="spellStart"/>
+      <w:r>
+        <w:t>Command.</w:t>
+      </w:r>
+      <w:proofErr w:type="gramStart"/>
+      <w:r>
+        <w:t>h</w:t>
+      </w:r>
+      <w:proofErr w:type="spellEnd"/>
+      <w:r>
+        <w:t>:</w:t>
+      </w:r>
+      <w:proofErr w:type="gramEnd"/>
+      <w:r>
+        <w:t xml:space="preserve"> </w:t>
+      </w:r>
+      <w:r>
+        <w:t>carr</w:t>
+      </w:r>
+      <w:r>
+        <w:t>ie</w:t>
+      </w:r>
+      <w:r>
+        <w:t xml:space="preserve">s the command-line related task </w:t>
+      </w:r>
+      <w:r>
+        <w:t>functions’ prototypes</w:t>
+      </w:r>
+    </w:p>
+    <w:p>
+      <w:pPr>
+        <w:pStyle w:val="ListParagraph"/>
+        <w:numPr>
+          <w:ilvl w:val="1"/>
+          <w:numId w:val="7"/>
+        </w:numPr>
+      </w:pPr>
+      <w:proofErr w:type="spellStart"/>
+      <w:r>
+        <w:t>All.</w:t>
+      </w:r>
+      <w:proofErr w:type="gramStart"/>
+      <w:r>
+        <w:t>h</w:t>
+      </w:r>
+      <w:proofErr w:type="spellEnd"/>
+      <w:r>
+        <w:t>:</w:t>
+      </w:r>
+      <w:proofErr w:type="gramEnd"/>
+      <w:r>
+        <w:t xml:space="preserve"> includes the include</w:t>
+      </w:r>
+      <w:r>
+        <w:t>d</w:t>
+      </w:r>
+      <w:r>
+        <w:t xml:space="preserve"> files, for ease of including throughout </w:t>
+      </w:r>
+      <w:r>
+        <w:t>the program.</w:t>
+      </w:r>
+    </w:p>
+    <w:p>
+      <w:pPr>
+        <w:pStyle w:val="Heading2"/>
+      </w:pPr>
+      <w:r>
+        <w:t>Programming Notes</w:t>
+      </w:r>
+    </w:p>
+    <w:p>
+      <w:pPr>
+        <w:pStyle w:val="ListParagraph"/>
+        <w:numPr>
+          <w:ilvl w:val="0"/>
+          <w:numId w:val="8"/>
+        </w:numPr>
+      </w:pPr>
+      <w:r>
+        <w:t>Libraries:</w:t>
+      </w:r>
+    </w:p>
+    <w:p>
+      <w:pPr>
+        <w:pStyle w:val="ListParagraph"/>
+        <w:numPr>
+          <w:ilvl w:val="1"/>
+          <w:numId w:val="8"/>
+        </w:numPr>
+      </w:pPr>
+      <w:r>
+        <w:t xml:space="preserve">iostream: </w:t>
+      </w:r>
+      <w:r>
+        <w:t xml:space="preserve">to use the </w:t>
+      </w:r>
+      <w:proofErr w:type="spellStart"/>
+      <w:r>
+        <w:rPr>
+          <w:i/>
+          <w:iCs/>
+        </w:rPr>
+        <w:t>cout</w:t>
+      </w:r>
+      <w:proofErr w:type="spellEnd"/>
+      <w:r>
+        <w:rPr>
+          <w:i/>
+          <w:iCs/>
+        </w:rPr>
+        <w:t xml:space="preserve"> </w:t>
+      </w:r>
+      <w:r>
+        <w:t>function printing output to console terminal.</w:t>
+      </w:r>
+    </w:p>
+    <w:p>
+      <w:pPr>
+        <w:pStyle w:val="ListParagraph"/>
+        <w:numPr>
+          <w:ilvl w:val="1"/>
+          <w:numId w:val="8"/>
+        </w:numPr>
+      </w:pPr>
+      <w:proofErr w:type="spellStart"/>
+      <w:r>
+        <w:t>fstream</w:t>
+      </w:r>
+      <w:proofErr w:type="spellEnd"/>
+      <w:r>
+        <w:t xml:space="preserve">: </w:t>
+      </w:r>
+      <w:r>
+        <w:t>using functions to handle reading and outputting to files.</w:t>
+      </w:r>
+    </w:p>
+    <w:p>
+      <w:pPr>
+        <w:pStyle w:val="ListParagraph"/>
+        <w:numPr>
+          <w:ilvl w:val="1"/>
+          <w:numId w:val="8"/>
+        </w:numPr>
+      </w:pPr>
+      <w:r>
+        <w:t xml:space="preserve">string: to use the </w:t>
+      </w:r>
+      <w:r>
+        <w:t>string manipulation methods.</w:t>
+      </w:r>
+    </w:p>
+    <w:p>
+      <w:pPr>
+        <w:pStyle w:val="ListParagraph"/>
+        <w:numPr>
+          <w:ilvl w:val="1"/>
+          <w:numId w:val="8"/>
+        </w:numPr>
+      </w:pPr>
+      <w:r>
+        <w:t>v</w:t>
+      </w:r>
+      <w:r>
+        <w:t xml:space="preserve">ector: </w:t>
+      </w:r>
+      <w:r>
+        <w:t>using vector data structure to help handling array easier.</w:t>
+      </w:r>
+    </w:p>
+    <w:p>
+      <w:pPr>
+        <w:pStyle w:val="ListParagraph"/>
+        <w:numPr>
+          <w:ilvl w:val="1"/>
+          <w:numId w:val="8"/>
+        </w:numPr>
+      </w:pPr>
+      <w:proofErr w:type="spellStart"/>
+      <w:r>
+        <w:t>ctime</w:t>
+      </w:r>
+      <w:proofErr w:type="spellEnd"/>
+      <w:r>
+        <w:t xml:space="preserve">: to get holds of the </w:t>
+      </w:r>
+      <w:proofErr w:type="spellStart"/>
+      <w:proofErr w:type="gramStart"/>
+      <w:r>
+        <w:t>srand</w:t>
+      </w:r>
+      <w:proofErr w:type="spellEnd"/>
+      <w:r>
+        <w:t>(</w:t>
+      </w:r>
+      <w:proofErr w:type="gramEnd"/>
+      <w:r>
+        <w:t xml:space="preserve">) function, which will generate different random data </w:t>
+      </w:r>
+      <w:proofErr w:type="spellStart"/>
+      <w:r>
+        <w:t>everytime</w:t>
+      </w:r>
+      <w:proofErr w:type="spellEnd"/>
+      <w:r>
+        <w:t>.</w:t>
+      </w:r>
+    </w:p>
+    <w:p>
+      <w:pPr>
+        <w:pStyle w:val="ListParagraph"/>
+        <w:numPr>
+          <w:ilvl w:val="1"/>
+          <w:numId w:val="8"/>
+        </w:numPr>
+      </w:pPr>
+      <w:proofErr w:type="spellStart"/>
+      <w:r>
+        <w:t>cstdlib</w:t>
+      </w:r>
+      <w:proofErr w:type="spellEnd"/>
+      <w:r>
+        <w:t xml:space="preserve">: to use the </w:t>
+      </w:r>
+      <w:proofErr w:type="gramStart"/>
+      <w:r>
+        <w:t>rand(</w:t>
+      </w:r>
+      <w:proofErr w:type="gramEnd"/>
+      <w:r>
+        <w:t>) function getting random data.</w:t>
+      </w:r>
+    </w:p>
+    <w:p>
+      <w:pPr>
+        <w:pStyle w:val="ListParagraph"/>
+        <w:numPr>
+          <w:ilvl w:val="1"/>
+          <w:numId w:val="8"/>
+        </w:numPr>
+      </w:pPr>
+      <w:r>
+        <w:t xml:space="preserve">queue: using queue, </w:t>
+      </w:r>
+      <w:proofErr w:type="gramStart"/>
+      <w:r>
+        <w:t>pop</w:t>
+      </w:r>
+      <w:proofErr w:type="gramEnd"/>
+      <w:r>
+        <w:t xml:space="preserve"> and push functions to implementing radix sort.</w:t>
+      </w:r>
+    </w:p>
+    <w:p>
+      <w:pPr>
+        <w:pStyle w:val="ListParagraph"/>
+        <w:numPr>
+          <w:ilvl w:val="1"/>
+          <w:numId w:val="8"/>
+        </w:numPr>
+      </w:pPr>
+      <w:r>
+        <w:t xml:space="preserve">chrono: </w:t>
+      </w:r>
+      <w:r>
+        <w:t xml:space="preserve">using </w:t>
+      </w:r>
+      <w:r>
+        <w:t>functions related to measuring time.</w:t>
+      </w:r>
+    </w:p>
+    <w:p>
+      <w:pPr>
+        <w:ind w:left="1440"/>
+      </w:pPr>
+    </w:p>
+    <w:p>
+      <w:pPr>
+        <w:pStyle w:val="ListParagraph"/>
+        <w:numPr>
+          <w:ilvl w:val="0"/>
+          <w:numId w:val="8"/>
+        </w:numPr>
+      </w:pPr>
+      <w:r>
+        <w:t>Structure</w:t>
+      </w:r>
+      <w:r>
+        <w:t>: “Task”</w:t>
+      </w:r>
+    </w:p>
+    <w:p>
+      <w:pPr>
+        <w:pStyle w:val="ListParagraph"/>
+        <w:numPr>
+          <w:ilvl w:val="1"/>
+          <w:numId w:val="8"/>
+        </w:numPr>
+      </w:pPr>
+      <w:r>
+        <w:t xml:space="preserve">int command: </w:t>
+      </w:r>
+      <w:r>
+        <w:t>the order of command following the requirement.</w:t>
+      </w:r>
+    </w:p>
+    <w:p>
+      <w:pPr>
+        <w:pStyle w:val="ListParagraph"/>
+        <w:numPr>
+          <w:ilvl w:val="1"/>
+          <w:numId w:val="8"/>
+        </w:numPr>
+      </w:pPr>
+      <w:r>
+        <w:t xml:space="preserve">string mode: “-a”, “-c”, </w:t>
+      </w:r>
+      <w:r>
+        <w:t>getting the mode the program will run.</w:t>
+      </w:r>
+    </w:p>
+    <w:p>
+      <w:pPr>
+        <w:pStyle w:val="ListParagraph"/>
+        <w:numPr>
+          <w:ilvl w:val="1"/>
+          <w:numId w:val="8"/>
+        </w:numPr>
+      </w:pPr>
+      <w:r>
+        <w:t>string al1, al2: the mentioned sorting algorithms will be stored here.</w:t>
+      </w:r>
+    </w:p>
+    <w:p>
+      <w:pPr>
+        <w:pStyle w:val="ListParagraph"/>
+        <w:numPr>
+          <w:ilvl w:val="1"/>
+          <w:numId w:val="8"/>
+        </w:numPr>
+      </w:pPr>
+      <w:r>
+        <w:t>int indexAlgo1, indexAlgo2: the index of the function</w:t>
+      </w:r>
+      <w:r>
+        <w:t xml:space="preserve"> in the alphabetical order.</w:t>
+      </w:r>
+    </w:p>
+    <w:p>
+      <w:pPr>
+        <w:pStyle w:val="ListParagraph"/>
+        <w:numPr>
+          <w:ilvl w:val="1"/>
+          <w:numId w:val="8"/>
+        </w:numPr>
+      </w:pPr>
+      <w:r>
+        <w:t xml:space="preserve">string </w:t>
+      </w:r>
+      <w:proofErr w:type="spellStart"/>
+      <w:r>
+        <w:t>inFile</w:t>
+      </w:r>
+      <w:proofErr w:type="spellEnd"/>
+      <w:r>
+        <w:t>: stores the file name.</w:t>
+      </w:r>
+    </w:p>
+    <w:p>
+      <w:pPr>
+        <w:pStyle w:val="ListParagraph"/>
+        <w:numPr>
+          <w:ilvl w:val="1"/>
+          <w:numId w:val="8"/>
+        </w:numPr>
+      </w:pPr>
+      <w:r>
+        <w:t xml:space="preserve">string </w:t>
+      </w:r>
+      <w:proofErr w:type="spellStart"/>
+      <w:r>
+        <w:t>outPara</w:t>
+      </w:r>
+      <w:proofErr w:type="spellEnd"/>
+      <w:r>
+        <w:t xml:space="preserve">: </w:t>
+      </w:r>
+      <w:r>
+        <w:t>controlling what to output: time, comparisons, or both.</w:t>
+      </w:r>
+    </w:p>
+    <w:p>
+      <w:pPr>
+        <w:pStyle w:val="ListParagraph"/>
+        <w:numPr>
+          <w:ilvl w:val="1"/>
+          <w:numId w:val="8"/>
+        </w:numPr>
+      </w:pPr>
+      <w:r>
+        <w:t xml:space="preserve">bool </w:t>
+      </w:r>
+      <w:proofErr w:type="spellStart"/>
+      <w:r>
+        <w:t>useFile</w:t>
+      </w:r>
+      <w:proofErr w:type="spellEnd"/>
+      <w:r>
+        <w:t>: to check whether the command use file or not.</w:t>
+      </w:r>
+    </w:p>
+    <w:p>
+      <w:pPr>
+        <w:pStyle w:val="ListParagraph"/>
+        <w:numPr>
+          <w:ilvl w:val="1"/>
+          <w:numId w:val="8"/>
+        </w:numPr>
+      </w:pPr>
+      <w:r>
+        <w:t xml:space="preserve">string </w:t>
+      </w:r>
+      <w:proofErr w:type="spellStart"/>
+      <w:r>
+        <w:t>inOrder</w:t>
+      </w:r>
+      <w:proofErr w:type="spellEnd"/>
+      <w:r>
+        <w:t xml:space="preserve">: the </w:t>
+      </w:r>
+      <w:r>
+        <w:t>data will be generated with the following attribute.</w:t>
+      </w:r>
+    </w:p>
+    <w:p>
+      <w:pPr>
+        <w:ind w:left="1440"/>
+      </w:pPr>
+    </w:p>
+    <w:p>
+      <w:pPr>
+        <w:pStyle w:val="ListParagraph"/>
+        <w:numPr>
+          <w:ilvl w:val="0"/>
+          <w:numId w:val="8"/>
+        </w:numPr>
+      </w:pPr>
+      <w:r>
+        <w:t>Measuring time:</w:t>
+      </w:r>
+    </w:p>
+    <w:p>
+      <w:pPr>
+        <w:pStyle w:val="ListParagraph"/>
+        <w:numPr>
+          <w:ilvl w:val="1"/>
+          <w:numId w:val="8"/>
+        </w:numPr>
+      </w:pPr>
+      <w:r>
+        <w:lastRenderedPageBreak/>
+        <w:t xml:space="preserve">Each time the function is called, we put a </w:t>
+      </w:r>
+      <w:r>
+        <w:t xml:space="preserve">checkpoint at the beginning of the function using </w:t>
+      </w:r>
+      <w:proofErr w:type="gramStart"/>
+      <w:r>
+        <w:rPr>
+          <w:i/>
+          <w:iCs/>
+          <w:u w:val="single"/>
+        </w:rPr>
+        <w:t>chrono::</w:t>
+      </w:r>
+      <w:proofErr w:type="spellStart"/>
+      <w:proofErr w:type="gramEnd"/>
+      <w:r>
+        <w:rPr>
+          <w:i/>
+          <w:iCs/>
+          <w:u w:val="single"/>
+        </w:rPr>
+        <w:t>high_resolution_clock</w:t>
+      </w:r>
+      <w:proofErr w:type="spellEnd"/>
+      <w:r>
+        <w:rPr>
+          <w:i/>
+          <w:iCs/>
+          <w:u w:val="single"/>
+        </w:rPr>
+        <w:t>::now()</w:t>
+      </w:r>
+      <w:r>
+        <w:t>.</w:t>
+      </w:r>
+    </w:p>
+    <w:p>
+      <w:pPr>
+        <w:pStyle w:val="ListParagraph"/>
+        <w:numPr>
+          <w:ilvl w:val="1"/>
+          <w:numId w:val="8"/>
+        </w:numPr>
+      </w:pPr>
+      <w:r>
+        <w:t xml:space="preserve">Once the function completed its process, we mark </w:t>
+      </w:r>
+      <w:r>
+        <w:t>the time again also by using the above function.</w:t>
+      </w:r>
+    </w:p>
+    <w:p>
+      <w:pPr>
+        <w:pStyle w:val="ListParagraph"/>
+        <w:numPr>
+          <w:ilvl w:val="1"/>
+          <w:numId w:val="8"/>
+        </w:numPr>
+      </w:pPr>
+      <w:r>
+        <w:t>After subtracting them to get the gap in between, casting it back to double t</w:t>
+      </w:r>
+      <w:r>
+        <w:t xml:space="preserve">ype number </w:t>
+      </w:r>
+      <w:proofErr w:type="gramStart"/>
+      <w:r>
+        <w:rPr>
+          <w:i/>
+          <w:iCs/>
+          <w:u w:val="single"/>
+        </w:rPr>
+        <w:t>chrono::</w:t>
+      </w:r>
+      <w:proofErr w:type="gramEnd"/>
+      <w:r>
+        <w:rPr>
+          <w:i/>
+          <w:iCs/>
+          <w:u w:val="single"/>
+        </w:rPr>
+        <w:t>duration&lt;double, milli&gt;</w:t>
+      </w:r>
+      <w:r>
+        <w:t xml:space="preserve"> and </w:t>
+      </w:r>
+      <w:r>
+        <w:rPr>
+          <w:i/>
+          <w:iCs/>
+          <w:u w:val="single"/>
+        </w:rPr>
+        <w:t>count()</w:t>
+      </w:r>
+      <w:r>
+        <w:t xml:space="preserve"> method.</w:t>
+      </w:r>
+    </w:p>
+    <w:p>
+      <w:pPr>
+        <w:pStyle w:val="ListParagraph"/>
+        <w:numPr>
+          <w:ilvl w:val="1"/>
+          <w:numId w:val="8"/>
+        </w:numPr>
+      </w:pPr>
+      <w:r>
+        <w:t>The output will be the running time measuring in milliseconds.</w:t>
+      </w:r>
+    </w:p>
+    <w:p>
+      <w:pPr>
+        <w:ind w:left="1440"/>
+      </w:pPr>
+    </w:p>
+    <w:p>
+      <w:pPr>
+        <w:pStyle w:val="ListParagraph"/>
+        <w:numPr>
+          <w:ilvl w:val="0"/>
+          <w:numId w:val="8"/>
+        </w:numPr>
+      </w:pPr>
+      <w:r>
+        <w:t>Function pointer:</w:t>
+      </w:r>
+    </w:p>
+    <w:p>
+      <w:pPr>
+        <w:pStyle w:val="ListParagraph"/>
+        <w:numPr>
+          <w:ilvl w:val="1"/>
+          <w:numId w:val="8"/>
+        </w:numPr>
+      </w:pPr>
+    </w:p>
+    <w:p>
+      <w:pPr>
+        <w:pStyle w:val="Heading2"/>
+        <w:numPr>
+          <w:ilvl w:val="0"/>
+          <w:numId w:val="0"/>
+        </w:numPr>
+        <w:ind w:left="360"/>
+      </w:pPr>
+      <w:r>
+        <w:br/>
+      </w:r>
+    </w:p>
+    <w:p>
+      <w:pPr>
+        <w:rPr>
+          <w:rFonts w:eastAsiaTheme="majorEastAsia" w:cs="Arial"/>
+          <w:b/>
+          <w:sz w:val="36"/>
+          <w:szCs w:val="32"/>
+        </w:rPr>
+      </w:pPr>
+      <w:r>
+        <w:rPr>
+          <w:rFonts w:cs="Arial"/>
+        </w:rPr>
+        <w:br w:type="page"/>
+      </w:r>
+    </w:p>
+    <w:p>
+      <w:pPr>
+        <w:pStyle w:val="Heading1"/>
+        <w:rPr>
+          <w:rFonts w:cs="Arial"/>
+        </w:rPr>
+      </w:pPr>
+      <w:r>
+        <w:rPr>
+          <w:rFonts w:cs="Arial"/>
+        </w:rPr>
+        <w:lastRenderedPageBreak/>
+        <w:t>Bubble Sort</w:t>
+      </w:r>
+    </w:p>
+    <w:p>
+      <w:pPr>
+        <w:pStyle w:val="Heading2"/>
         <w:rPr>
           <w:rFonts w:cs="Arial"/>
         </w:rPr>
@@ -147,7 +1078,21 @@
         <w:rPr>
           <w:rFonts w:cs="Arial"/>
         </w:rPr>
-        <w:t xml:space="preserve">Initializing i = </w:t>
+        <w:t xml:space="preserve">Initializing </w:t>
+      </w:r>
+      <w:proofErr w:type="spellStart"/>
+      <w:r>
+        <w:rPr>
+          <w:rFonts w:cs="Arial"/>
+        </w:rPr>
+        <w:t>i</w:t>
+      </w:r>
+      <w:proofErr w:type="spellEnd"/>
+      <w:r>
+        <w:rPr>
+          <w:rFonts w:cs="Arial"/>
+        </w:rPr>
+        <w:t xml:space="preserve"> = </w:t>
       </w:r>
       <w:r>
         <w:rPr>
@@ -702,11 +1647,16 @@
         <w:t>R</w:t>
       </w:r>
       <w:r>
-        <w:t>epeatedly divide the input array into smaller halves until the sub</w:t>
+        <w:t xml:space="preserve">epeatedly divide the input array into smaller halves until the </w:t>
+      </w:r>
+      <w:proofErr w:type="spellStart"/>
+      <w:r>
+        <w:t>sub</w:t>
       </w:r>
       <w:r>
         <w:t>lists</w:t>
       </w:r>
+      <w:proofErr w:type="spellEnd"/>
       <w:r>
         <w:t xml:space="preserve"> contain only one element</w:t>
       </w:r>
@@ -726,7 +1676,31 @@
         </w:numPr>
       </w:pPr>
       <w:r>
-        <w:t>Repeatedly merge sublists to produce new sorted sublists until there is only one sublist remaining. This will be the sorted list.</w:t>
+        <w:t xml:space="preserve">Repeatedly merge </w:t>
+      </w:r>
+      <w:proofErr w:type="spellStart"/>
+      <w:r>
+        <w:t>sublists</w:t>
+      </w:r>
+      <w:proofErr w:type="spellEnd"/>
+      <w:r>
+        <w:t xml:space="preserve"> to produce new sorted </w:t>
+      </w:r>
+      <w:proofErr w:type="spellStart"/>
+      <w:r>
+        <w:t>sublists</w:t>
+      </w:r>
+      <w:proofErr w:type="spellEnd"/>
+      <w:r>
+        <w:t xml:space="preserve"> until there is only one </w:t>
+      </w:r>
+      <w:proofErr w:type="spellStart"/>
+      <w:r>
+        <w:t>sublist</w:t>
+      </w:r>
+      <w:proofErr w:type="spellEnd"/>
+      <w:r>
+        <w:t xml:space="preserve"> remaining. This will be the sorted list.</w:t>
       </w:r>
     </w:p>
     <w:p>
@@ -1239,12 +2213,36 @@
     </w:p>
     <w:p>
       <w:r>
-        <w:t xml:space="preserve">Choosing the pivot element from the input list, and partition it into 2 sublists, one with elements less than the pivot and the other with elements greater than or equal to the pivot. </w:t>
-      </w:r>
-    </w:p>
-    <w:p>
-      <w:r>
-        <w:t>This partitioning process is repeatedly applied to sublists until the sublist only contains 1 element and the whole array is sorted</w:t>
+        <w:t xml:space="preserve">Choosing the pivot element from the input list, and partition it into 2 </w:t>
+      </w:r>
+      <w:proofErr w:type="spellStart"/>
+      <w:r>
+        <w:t>sublists</w:t>
+      </w:r>
+      <w:proofErr w:type="spellEnd"/>
+      <w:r>
+        <w:t xml:space="preserve">, one with elements less than the pivot and the other with elements greater than or equal to the pivot. </w:t>
+      </w:r>
+    </w:p>
+    <w:p>
+      <w:r>
+        <w:t xml:space="preserve">This partitioning process is repeatedly applied to </w:t>
+      </w:r>
+      <w:proofErr w:type="spellStart"/>
+      <w:r>
+        <w:t>sublists</w:t>
+      </w:r>
+      <w:proofErr w:type="spellEnd"/>
+      <w:r>
+        <w:t xml:space="preserve"> until the </w:t>
+      </w:r>
+      <w:proofErr w:type="spellStart"/>
+      <w:r>
+        <w:t>sublist</w:t>
+      </w:r>
+      <w:proofErr w:type="spellEnd"/>
+      <w:r>
+        <w:t xml:space="preserve"> only contains 1 element and the whole array is sorted</w:t>
       </w:r>
       <w:r>
         <w:t>.</w:t>
@@ -1489,6 +2487,7 @@
         </w:rPr>
         <w:t xml:space="preserve">, </w:t>
       </w:r>
+      <w:proofErr w:type="gramStart"/>
       <w:r>
         <w:rPr>
           <w:rFonts w:eastAsiaTheme="minorEastAsia"/>
@@ -1505,7 +2504,14 @@
         <w:rPr>
           <w:rFonts w:eastAsiaTheme="minorEastAsia"/>
         </w:rPr>
-        <w:t xml:space="preserve">which the pivot </w:t>
+        <w:t>which</w:t>
+      </w:r>
+      <w:proofErr w:type="gramEnd"/>
+      <w:r>
+        <w:rPr>
+          <w:rFonts w:eastAsiaTheme="minorEastAsia"/>
+        </w:rPr>
+        <w:t xml:space="preserve"> the pivot </w:t>
       </w:r>
       <w:r>
         <w:rPr>
@@ -1953,9 +2959,6 @@
       <w:r>
         <w:t>significant digit and progressi</w:t>
       </w:r>
-      <w:r>
-        <w:t>v</w:t>
-      </w:r>
       <w:ins w:id="5" w:author="TRẦN ANH MINH" w:date="2023-07-12T22:30:00Z">
         <w:r>
           <w:t>v</w:t>
@@ -2015,14 +3018,24 @@
       </w:r>
       <w:ins w:id="9" w:author="TRẦN ANH MINH" w:date="2023-07-12T22:32:00Z">
         <w:r>
-          <w:t>This process continues until all digits or bits have been considered, resulting in a fully sorted array</w:t>
+          <w:t xml:space="preserve">This process continues until all digits or bits have been considered, resulting in a fully sorted </w:t>
+        </w:r>
+        <w:proofErr w:type="spellStart"/>
+        <w:proofErr w:type="gramStart"/>
+        <w:r>
+          <w:t>array</w:t>
         </w:r>
         <w:r>
           <w:t>.</w:t>
         </w:r>
       </w:ins>
       <w:r>
-        <w:t>Find the maximum number of the meaning digits</w:t>
+        <w:t>Find</w:t>
+      </w:r>
+      <w:proofErr w:type="spellEnd"/>
+      <w:proofErr w:type="gramEnd"/>
+      <w:r>
+        <w:t xml:space="preserve"> the maximum number of the meaning digits</w:t>
       </w:r>
       <w:r>
         <w:t>.</w:t>
@@ -2254,7 +3267,11 @@
         <w:t xml:space="preserve">s with the largest digit and works way down, </w:t>
       </w:r>
       <w:r>
-        <w:t>which can be beneficial for sorting string</w:t>
+        <w:t xml:space="preserve">which can be beneficial for sorting </w:t>
+      </w:r>
+      <w:proofErr w:type="gramStart"/>
+      <w:r>
+        <w:t>string</w:t>
       </w:r>
       <w:r>
         <w:t>s</w:t>
@@ -2265,6 +3282,7 @@
       <w:r>
         <w:t>…</w:t>
       </w:r>
+      <w:proofErr w:type="gramEnd"/>
     </w:p>
     <w:p>
       <w:pPr>
@@ -2300,7 +3318,6 @@
       </w:r>
     </w:p>
     <w:bookmarkStart w:id="11" w:name="_Hlk140874832"/>
-    <w:bookmarkStart w:id="12" w:name="_GoBack"/>
     <w:p>
       <w:pPr>
         <w:rPr>
@@ -2340,7 +3357,6 @@
       </w:hyperlink>
     </w:p>
     <w:bookmarkEnd w:id="11"/>
-    <w:bookmarkEnd w:id="12"/>
     <w:p/>
     <w:p>
       <w:r>
@@ -2365,7 +3381,8 @@
       </w:r>
     </w:p>
     <w:p>
-      <w:bookmarkStart w:id="13" w:name="_Hlk140866876"/>
+      <w:bookmarkStart w:id="12" w:name="_Hlk140866876"/>
+      <w:proofErr w:type="gramStart"/>
       <w:r>
         <w:t>Knowing as Bidirection</w:t>
       </w:r>
@@ -2376,7 +3393,11 @@
         <w:t xml:space="preserve"> </w:t>
       </w:r>
       <w:r>
-        <w:t xml:space="preserve">Bubble Sort, this algorithm is an improved version of Bubble </w:t>
+        <w:t>Bubble Sort, this algorithm</w:t>
+      </w:r>
+      <w:proofErr w:type="gramEnd"/>
+      <w:r>
+        <w:t xml:space="preserve"> is an improved version of Bubble </w:t>
       </w:r>
       <w:r>
         <w:t>S</w:t>
@@ -2387,8 +3408,13 @@
       <w:r>
         <w:t xml:space="preserve">allows the sorting process to work in both directions. </w:t>
       </w:r>
-      <w:r>
-        <w:t xml:space="preserve">Similar to Bubble Sort, after each pass, the </w:t>
+      <w:proofErr w:type="gramStart"/>
+      <w:r>
+        <w:t>Similar to</w:t>
+      </w:r>
+      <w:proofErr w:type="gramEnd"/>
+      <w:r>
+        <w:t xml:space="preserve"> Bubble Sort, after each pass, the </w:t>
       </w:r>
       <w:r>
         <w:t xml:space="preserve">large element will be moved to </w:t>
@@ -2409,91 +3435,104 @@
         <w:t>s are needed.</w:t>
       </w:r>
     </w:p>
+    <w:bookmarkEnd w:id="12"/>
+    <w:p>
+      <w:pPr>
+        <w:pStyle w:val="Heading2"/>
+      </w:pPr>
+      <w:r>
+        <w:t>Step-by-step implementation</w:t>
+      </w:r>
+    </w:p>
+    <w:p>
+      <w:bookmarkStart w:id="13" w:name="_Hlk140866931"/>
+      <w:r>
+        <w:t xml:space="preserve">Step 1: </w:t>
+      </w:r>
+      <w:r>
+        <w:t>Set the left and right pointers to the beginning and end</w:t>
+      </w:r>
+      <w:r>
+        <w:t xml:space="preserve"> of the array.</w:t>
+      </w:r>
+    </w:p>
+    <w:p>
+      <w:r>
+        <w:t xml:space="preserve">Step 2: Move from left to right, </w:t>
+      </w:r>
+      <w:r>
+        <w:t xml:space="preserve">comparing the adjacent </w:t>
+      </w:r>
+      <w:proofErr w:type="gramStart"/>
+      <w:r>
+        <w:t>element</w:t>
+      </w:r>
+      <w:r>
+        <w:t>s</w:t>
+      </w:r>
+      <w:proofErr w:type="gramEnd"/>
+      <w:r>
+        <w:t xml:space="preserve"> and performing </w:t>
+      </w:r>
+      <w:r>
+        <w:t xml:space="preserve">a </w:t>
+      </w:r>
+      <w:r>
+        <w:t>swap i</w:t>
+      </w:r>
+      <w:r>
+        <w:t>f the first element is large than the second one.</w:t>
+      </w:r>
+      <w:r>
+        <w:t xml:space="preserve"> </w:t>
+      </w:r>
+    </w:p>
+    <w:p>
+      <w:r>
+        <w:t>Step 3: Then in the opposite, move from right to left</w:t>
+      </w:r>
+      <w:r>
+        <w:t>, continue comparing each pair of adjacent elements, and swap correspondingly.</w:t>
+      </w:r>
+    </w:p>
+    <w:p>
+      <w:r>
+        <w:t>Step 4:</w:t>
+      </w:r>
+      <w:r>
+        <w:t xml:space="preserve"> After each pass, increase the left pointer and decrease the right one. </w:t>
+      </w:r>
+      <w:r>
+        <w:t>Until the left and right pointers meet up, back to step 2.</w:t>
+      </w:r>
+    </w:p>
+    <w:p>
+      <w:r>
+        <w:t xml:space="preserve">Step 5: The process ends when no more swaps </w:t>
+      </w:r>
+      <w:proofErr w:type="gramStart"/>
+      <w:r>
+        <w:t>occur</w:t>
+      </w:r>
+      <w:proofErr w:type="gramEnd"/>
+      <w:r>
+        <w:t xml:space="preserve"> and the </w:t>
+      </w:r>
+      <w:r>
+        <w:t>array is sorted.</w:t>
+      </w:r>
+    </w:p>
     <w:bookmarkEnd w:id="13"/>
     <w:p>
       <w:pPr>
         <w:pStyle w:val="Heading2"/>
       </w:pPr>
       <w:r>
-        <w:t>Step-by-step implementation</w:t>
-      </w:r>
-    </w:p>
-    <w:p>
-      <w:bookmarkStart w:id="14" w:name="_Hlk140866931"/>
-      <w:r>
-        <w:t xml:space="preserve">Step 1: </w:t>
-      </w:r>
-      <w:r>
-        <w:t>Set the left and right pointers to the beginning and end</w:t>
-      </w:r>
-      <w:r>
-        <w:t xml:space="preserve"> of the array.</w:t>
-      </w:r>
-    </w:p>
-    <w:p>
-      <w:r>
-        <w:t xml:space="preserve">Step 2: Move from left to right, </w:t>
-      </w:r>
-      <w:r>
-        <w:t>comparing the adjacent element</w:t>
-      </w:r>
-      <w:r>
-        <w:t>s</w:t>
-      </w:r>
-      <w:r>
-        <w:t xml:space="preserve"> and performing </w:t>
-      </w:r>
-      <w:r>
-        <w:t xml:space="preserve">a </w:t>
-      </w:r>
-      <w:r>
-        <w:t>swap i</w:t>
-      </w:r>
-      <w:r>
-        <w:t>f the first element is large than the second one.</w:t>
-      </w:r>
-      <w:r>
-        <w:t xml:space="preserve"> </w:t>
-      </w:r>
-    </w:p>
-    <w:p>
-      <w:r>
-        <w:t>Step 3: Then in the opposite, move from right to left</w:t>
-      </w:r>
-      <w:r>
-        <w:t>, continue comparing each pair of adjacent elements, and swap correspondingly.</w:t>
-      </w:r>
-    </w:p>
-    <w:p>
-      <w:r>
-        <w:t>Step 4:</w:t>
-      </w:r>
-      <w:r>
-        <w:t xml:space="preserve"> After each pass, increase the left pointer and decrease the right one. </w:t>
-      </w:r>
-      <w:r>
-        <w:t>Until the left and right pointers meet up, back to step 2.</w:t>
-      </w:r>
-    </w:p>
-    <w:p>
-      <w:r>
-        <w:t xml:space="preserve">Step 5: The process ends when no more swaps occur and the </w:t>
-      </w:r>
-      <w:r>
-        <w:t>array is sorted.</w:t>
-      </w:r>
-    </w:p>
-    <w:bookmarkEnd w:id="14"/>
-    <w:p>
-      <w:pPr>
-        <w:pStyle w:val="Heading2"/>
-      </w:pPr>
-      <w:r>
         <w:t>Complexity</w:t>
       </w:r>
     </w:p>
     <w:p>
-      <w:bookmarkStart w:id="15" w:name="_Hlk140867000"/>
+      <w:bookmarkStart w:id="14" w:name="_Hlk140867000"/>
       <w:r>
         <w:t xml:space="preserve">Although Shaker Sort reduces the number of </w:t>
       </w:r>
@@ -2614,7 +3653,21 @@
         <w:rPr>
           <w:rFonts w:eastAsiaTheme="minorEastAsia"/>
         </w:rPr>
-        <w:t xml:space="preserve"> for the best case where all elements are in their correct position.</w:t>
+        <w:t xml:space="preserve"> for the best case where all elements are in their co</w:t>
+      </w:r>
+      <w:proofErr w:type="spellStart"/>
+      <w:r>
+        <w:rPr>
+          <w:rFonts w:eastAsiaTheme="minorEastAsia"/>
+        </w:rPr>
+        <w:t>rrect</w:t>
+      </w:r>
+      <w:proofErr w:type="spellEnd"/>
+      <w:r>
+        <w:rPr>
+          <w:rFonts w:eastAsiaTheme="minorEastAsia"/>
+        </w:rPr>
+        <w:t xml:space="preserve"> position.</w:t>
       </w:r>
     </w:p>
     <w:p>
@@ -2644,7 +3697,7 @@
         <w:t>.</w:t>
       </w:r>
     </w:p>
-    <w:bookmarkEnd w:id="15"/>
+    <w:bookmarkEnd w:id="14"/>
     <w:p/>
     <w:p/>
     <w:sectPr>
@@ -2658,8 +3711,121 @@
 </file>
 
 <file path=word/numbering.xml><?xml version="1.0" encoding="utf-8"?>
-<w:numbering xmlns:wpc="http://schemas.microsoft.com/office/word/2010/wordprocessingCanvas" xmlns:cx="http://schemas.microsoft.com/office/drawing/2014/chartex" xmlns:cx1="http://schemas.microsoft.com/office/drawing/2015/9/8/chartex" xmlns:cx2="http://schemas.microsoft.com/office/drawing/2015/10/21/chartex" xmlns:cx3="http://schemas.microsoft.com/office/drawing/2016/5/9/chartex" xmlns:cx4="http://schemas.microsoft.com/office/drawing/2016/5/10/chartex" xmlns:cx5="http://schemas.microsoft.com/office/drawing/2016/5/11/chartex" xmlns:cx6="http://schemas.microsoft.com/office/drawing/2016/5/12/chartex" xmlns:cx7="http://schemas.microsoft.com/office/drawing/2016/5/13/chartex" xmlns:cx8="http://schemas.microsoft.com/office/drawing/2016/5/14/chartex" xmlns:mc="http://schemas.openxmlformats.org/markup-compatibility/2006" xmlns:aink="http://schemas.microsoft.com/office/drawing/2016/ink" xmlns:am3d="http://schemas.microsoft.com/office/drawing/2017/model3d" xmlns:o="urn:schemas-microsoft-com:office:office" xmlns:r="http://schemas.openxmlformats.org/officeDocument/2006/relationships" xmlns:m="http://schemas.openxmlformats.org/officeDocument/2006/math" xmlns:v="urn:schemas-microsoft-com:vml" xmlns:wp14="http://schemas.microsoft.com/office/word/2010/wordprocessingDrawing" xmlns:wp="http://schemas.openxmlformats.org/drawingml/2006/wordprocessingDrawing" xmlns:w10="urn:schemas-microsoft-com:office:word" xmlns:w="http://schemas.openxmlformats.org/wordprocessingml/2006/main" xmlns:w14="http://schemas.microsoft.com/office/word/2010/wordml" xmlns:w15="http://schemas.microsoft.com/office/word/2012/wordml" xmlns:w16cid="http://schemas.microsoft.com/office/word/2016/wordml/cid" xmlns:w16se="http://schemas.microsoft.com/office/word/2015/wordml/symex" xmlns:wpg="http://schemas.microsoft.com/office/word/2010/wordprocessingGroup" xmlns:wpi="http://schemas.microsoft.com/office/word/2010/wordprocessingInk" xmlns:wne="http://schemas.microsoft.com/office/word/2006/wordml" xmlns:wps="http://schemas.microsoft.com/office/word/2010/wordprocessingShape" mc:Ignorable="w14 w15 w16se w16cid wp14">
+<w:numbering xmlns:wpc="http://schemas.microsoft.com/office/word/2010/wordprocessingCanvas" xmlns:cx="http://schemas.microsoft.com/office/drawing/2014/chartex" xmlns:cx1="http://schemas.microsoft.com/office/drawing/2015/9/8/chartex" xmlns:cx2="http://schemas.microsoft.com/office/drawing/2015/10/21/chartex" xmlns:cx3="http://schemas.microsoft.com/office/drawing/2016/5/9/chartex" xmlns:cx4="http://schemas.microsoft.com/office/drawing/2016/5/10/chartex" xmlns:cx5="http://schemas.microsoft.com/office/drawing/2016/5/11/chartex" xmlns:cx6="http://schemas.microsoft.com/office/drawing/2016/5/12/chartex" xmlns:cx7="http://schemas.microsoft.com/office/drawing/2016/5/13/chartex" xmlns:cx8="http://schemas.microsoft.com/office/drawing/2016/5/14/chartex" xmlns:mc="http://schemas.openxmlformats.org/markup-compatibility/2006" xmlns:aink="http://schemas.microsoft.com/office/drawing/2016/ink" xmlns:am3d="http://schemas.microsoft.com/office/drawing/2017/model3d" xmlns:o="urn:schemas-microsoft-com:office:office" xmlns:oel="http://schemas.microsoft.com/office/2019/extlst" xmlns:r="http://schemas.openxmlformats.org/officeDocument/2006/relationships" xmlns:m="http://schemas.openxmlformats.org/officeDocument/2006/math" xmlns:v="urn:schemas-microsoft-com:vml" xmlns:wp14="http://schemas.microsoft.com/office/word/2010/wordprocessingDrawing" xmlns:wp="http://schemas.openxmlformats.org/drawingml/2006/wordprocessingDrawing" xmlns:w10="urn:schemas-microsoft-com:office:word" xmlns:w="http://schemas.openxmlformats.org/wordprocessingml/2006/main" xmlns:w14="http://schemas.microsoft.com/office/word/2010/wordml" xmlns:w15="http://schemas.microsoft.com/office/word/2012/wordml" xmlns:w16cex="http://schemas.microsoft.com/office/word/2018/wordml/cex" xmlns:w16cid="http://schemas.microsoft.com/office/word/2016/wordml/cid" xmlns:w16="http://schemas.microsoft.com/office/word/2018/wordml" xmlns:w16sdtdh="http://schemas.microsoft.com/office/word/2020/wordml/sdtdatahash" xmlns:w16se="http://schemas.microsoft.com/office/word/2015/wordml/symex" xmlns:wpg="http://schemas.microsoft.com/office/word/2010/wordprocessingGroup" xmlns:wpi="http://schemas.microsoft.com/office/word/2010/wordprocessingInk" xmlns:wne="http://schemas.microsoft.com/office/word/2006/wordml" xmlns:wps="http://schemas.microsoft.com/office/word/2010/wordprocessingShape" mc:Ignorable="w14 w15 w16se w16cid w16 w16cex w16sdtdh wp14">
   <w:abstractNum w:abstractNumId="0" w15:restartNumberingAfterBreak="0">
+    <w:nsid w:val="0D2B65EF"/>
+    <w:multiLevelType w:val="hybridMultilevel"/>
+    <w:tmpl w:val="A740D0E4"/>
+    <w:lvl w:ilvl="0" w:tplc="08090003">
+      <w:start w:val="1"/>
+      <w:numFmt w:val="bullet"/>
+      <w:lvlText w:val="o"/>
+      <w:lvlJc w:val="left"/>
+      <w:pPr>
+        <w:ind w:left="1080" w:hanging="360"/>
+      </w:pPr>
+      <w:rPr>
+        <w:rFonts w:ascii="Courier New" w:hAnsi="Courier New" w:cs="Courier New" w:hint="default"/>
+      </w:rPr>
+    </w:lvl>
+    <w:lvl w:ilvl="1" w:tplc="08090003">
+      <w:start w:val="1"/>
+      <w:numFmt w:val="bullet"/>
+      <w:lvlText w:val="o"/>
+      <w:lvlJc w:val="left"/>
+      <w:pPr>
+        <w:ind w:left="1800" w:hanging="360"/>
+      </w:pPr>
+      <w:rPr>
+        <w:rFonts w:ascii="Courier New" w:hAnsi="Courier New" w:cs="Courier New" w:hint="default"/>
+      </w:rPr>
+    </w:lvl>
+    <w:lvl w:ilvl="2" w:tplc="08090005" w:tentative="1">
+      <w:start w:val="1"/>
+      <w:numFmt w:val="bullet"/>
+      <w:lvlText w:val=""/>
+      <w:lvlJc w:val="left"/>
+      <w:pPr>
+        <w:ind w:left="2520" w:hanging="360"/>
+      </w:pPr>
+      <w:rPr>
+        <w:rFonts w:ascii="Wingdings" w:hAnsi="Wingdings" w:hint="default"/>
+      </w:rPr>
+    </w:lvl>
+    <w:lvl w:ilvl="3" w:tplc="08090001" w:tentative="1">
+      <w:start w:val="1"/>
+      <w:numFmt w:val="bullet"/>
+      <w:lvlText w:val=""/>
+      <w:lvlJc w:val="left"/>
+      <w:pPr>
+        <w:ind w:left="3240" w:hanging="360"/>
+      </w:pPr>
+      <w:rPr>
+        <w:rFonts w:ascii="Symbol" w:hAnsi="Symbol" w:hint="default"/>
+      </w:rPr>
+    </w:lvl>
+    <w:lvl w:ilvl="4" w:tplc="08090003" w:tentative="1">
+      <w:start w:val="1"/>
+      <w:numFmt w:val="bullet"/>
+      <w:lvlText w:val="o"/>
+      <w:lvlJc w:val="left"/>
+      <w:pPr>
+        <w:ind w:left="3960" w:hanging="360"/>
+      </w:pPr>
+      <w:rPr>
+        <w:rFonts w:ascii="Courier New" w:hAnsi="Courier New" w:cs="Courier New" w:hint="default"/>
+      </w:rPr>
+    </w:lvl>
+    <w:lvl w:ilvl="5" w:tplc="08090005" w:tentative="1">
+      <w:start w:val="1"/>
+      <w:numFmt w:val="bullet"/>
+      <w:lvlText w:val=""/>
+      <w:lvlJc w:val="left"/>
+      <w:pPr>
+        <w:ind w:left="4680" w:hanging="360"/>
+      </w:pPr>
+      <w:rPr>
+        <w:rFonts w:ascii="Wingdings" w:hAnsi="Wingdings" w:hint="default"/>
+      </w:rPr>
+    </w:lvl>
+    <w:lvl w:ilvl="6" w:tplc="08090001" w:tentative="1">
+      <w:start w:val="1"/>
+      <w:numFmt w:val="bullet"/>
+      <w:lvlText w:val=""/>
+      <w:lvlJc w:val="left"/>
+      <w:pPr>
+        <w:ind w:left="5400" w:hanging="360"/>
+      </w:pPr>
+      <w:rPr>
+        <w:rFonts w:ascii="Symbol" w:hAnsi="Symbol" w:hint="default"/>
+      </w:rPr>
+    </w:lvl>
+    <w:lvl w:ilvl="7" w:tplc="08090003" w:tentative="1">
+      <w:start w:val="1"/>
+      <w:numFmt w:val="bullet"/>
+      <w:lvlText w:val="o"/>
+      <w:lvlJc w:val="left"/>
+      <w:pPr>
+        <w:ind w:left="6120" w:hanging="360"/>
+      </w:pPr>
+      <w:rPr>
+        <w:rFonts w:ascii="Courier New" w:hAnsi="Courier New" w:cs="Courier New" w:hint="default"/>
+      </w:rPr>
+    </w:lvl>
+    <w:lvl w:ilvl="8" w:tplc="08090005" w:tentative="1">
+      <w:start w:val="1"/>
+      <w:numFmt w:val="bullet"/>
+      <w:lvlText w:val=""/>
+      <w:lvlJc w:val="left"/>
+      <w:pPr>
+        <w:ind w:left="6840" w:hanging="360"/>
+      </w:pPr>
+      <w:rPr>
+        <w:rFonts w:ascii="Wingdings" w:hAnsi="Wingdings" w:hint="default"/>
+      </w:rPr>
+    </w:lvl>
+  </w:abstractNum>
+  <w:abstractNum w:abstractNumId="1" w15:restartNumberingAfterBreak="0">
     <w:nsid w:val="0E521EBB"/>
     <w:multiLevelType w:val="hybridMultilevel"/>
     <w:tmpl w:val="AE0A38C6"/>
@@ -2748,7 +3914,7 @@
       </w:pPr>
     </w:lvl>
   </w:abstractNum>
-  <w:abstractNum w:abstractNumId="1" w15:restartNumberingAfterBreak="0">
+  <w:abstractNum w:abstractNumId="2" w15:restartNumberingAfterBreak="0">
     <w:nsid w:val="137A628F"/>
     <w:multiLevelType w:val="hybridMultilevel"/>
     <w:tmpl w:val="C0D093BE"/>
@@ -2862,7 +4028,232 @@
       </w:rPr>
     </w:lvl>
   </w:abstractNum>
-  <w:abstractNum w:abstractNumId="2" w15:restartNumberingAfterBreak="0">
+  <w:abstractNum w:abstractNumId="3" w15:restartNumberingAfterBreak="0">
+    <w:nsid w:val="1CBD4214"/>
+    <w:multiLevelType w:val="hybridMultilevel"/>
+    <w:tmpl w:val="FB383190"/>
+    <w:lvl w:ilvl="0" w:tplc="48AEB158">
+      <w:numFmt w:val="bullet"/>
+      <w:lvlText w:val="-"/>
+      <w:lvlJc w:val="left"/>
+      <w:pPr>
+        <w:ind w:left="720" w:hanging="360"/>
+      </w:pPr>
+      <w:rPr>
+        <w:rFonts w:ascii="Arial" w:eastAsiaTheme="minorHAnsi" w:hAnsi="Arial" w:cs="Arial" w:hint="default"/>
+      </w:rPr>
+    </w:lvl>
+    <w:lvl w:ilvl="1" w:tplc="08090003" w:tentative="1">
+      <w:start w:val="1"/>
+      <w:numFmt w:val="bullet"/>
+      <w:lvlText w:val="o"/>
+      <w:lvlJc w:val="left"/>
+      <w:pPr>
+        <w:ind w:left="1440" w:hanging="360"/>
+      </w:pPr>
+      <w:rPr>
+        <w:rFonts w:ascii="Courier New" w:hAnsi="Courier New" w:cs="Courier New" w:hint="default"/>
+      </w:rPr>
+    </w:lvl>
+    <w:lvl w:ilvl="2" w:tplc="08090005" w:tentative="1">
+      <w:start w:val="1"/>
+      <w:numFmt w:val="bullet"/>
+      <w:lvlText w:val=""/>
+      <w:lvlJc w:val="left"/>
+      <w:pPr>
+        <w:ind w:left="2160" w:hanging="360"/>
+      </w:pPr>
+      <w:rPr>
+        <w:rFonts w:ascii="Wingdings" w:hAnsi="Wingdings" w:hint="default"/>
+      </w:rPr>
+    </w:lvl>
+    <w:lvl w:ilvl="3" w:tplc="08090001" w:tentative="1">
+      <w:start w:val="1"/>
+      <w:numFmt w:val="bullet"/>
+      <w:lvlText w:val=""/>
+      <w:lvlJc w:val="left"/>
+      <w:pPr>
+        <w:ind w:left="2880" w:hanging="360"/>
+      </w:pPr>
+      <w:rPr>
+        <w:rFonts w:ascii="Symbol" w:hAnsi="Symbol" w:hint="default"/>
+      </w:rPr>
+    </w:lvl>
+    <w:lvl w:ilvl="4" w:tplc="08090003" w:tentative="1">
+      <w:start w:val="1"/>
+      <w:numFmt w:val="bullet"/>
+      <w:lvlText w:val="o"/>
+      <w:lvlJc w:val="left"/>
+      <w:pPr>
+        <w:ind w:left="3600" w:hanging="360"/>
+      </w:pPr>
+      <w:rPr>
+        <w:rFonts w:ascii="Courier New" w:hAnsi="Courier New" w:cs="Courier New" w:hint="default"/>
+      </w:rPr>
+    </w:lvl>
+    <w:lvl w:ilvl="5" w:tplc="08090005" w:tentative="1">
+      <w:start w:val="1"/>
+      <w:numFmt w:val="bullet"/>
+      <w:lvlText w:val=""/>
+      <w:lvlJc w:val="left"/>
+      <w:pPr>
+        <w:ind w:left="4320" w:hanging="360"/>
+      </w:pPr>
+      <w:rPr>
+        <w:rFonts w:ascii="Wingdings" w:hAnsi="Wingdings" w:hint="default"/>
+      </w:rPr>
+    </w:lvl>
+    <w:lvl w:ilvl="6" w:tplc="08090001" w:tentative="1">
+      <w:start w:val="1"/>
+      <w:numFmt w:val="bullet"/>
+      <w:lvlText w:val=""/>
+      <w:lvlJc w:val="left"/>
+      <w:pPr>
+        <w:ind w:left="5040" w:hanging="360"/>
+      </w:pPr>
+      <w:rPr>
+        <w:rFonts w:ascii="Symbol" w:hAnsi="Symbol" w:hint="default"/>
+      </w:rPr>
+    </w:lvl>
+    <w:lvl w:ilvl="7" w:tplc="08090003" w:tentative="1">
+      <w:start w:val="1"/>
+      <w:numFmt w:val="bullet"/>
+      <w:lvlText w:val="o"/>
+      <w:lvlJc w:val="left"/>
+      <w:pPr>
+        <w:ind w:left="5760" w:hanging="360"/>
+      </w:pPr>
+      <w:rPr>
+        <w:rFonts w:ascii="Courier New" w:hAnsi="Courier New" w:cs="Courier New" w:hint="default"/>
+      </w:rPr>
+    </w:lvl>
+    <w:lvl w:ilvl="8" w:tplc="08090005" w:tentative="1">
+      <w:start w:val="1"/>
+      <w:numFmt w:val="bullet"/>
+      <w:lvlText w:val=""/>
+      <w:lvlJc w:val="left"/>
+      <w:pPr>
+        <w:ind w:left="6480" w:hanging="360"/>
+      </w:pPr>
+      <w:rPr>
+        <w:rFonts w:ascii="Wingdings" w:hAnsi="Wingdings" w:hint="default"/>
+      </w:rPr>
+    </w:lvl>
+  </w:abstractNum>
+  <w:abstractNum w:abstractNumId="4" w15:restartNumberingAfterBreak="0">
+    <w:nsid w:val="2B767AD0"/>
+    <w:multiLevelType w:val="hybridMultilevel"/>
+    <w:tmpl w:val="C4A224F8"/>
+    <w:lvl w:ilvl="0" w:tplc="08090003">
+      <w:start w:val="1"/>
+      <w:numFmt w:val="bullet"/>
+      <w:lvlText w:val="o"/>
+      <w:lvlJc w:val="left"/>
+      <w:pPr>
+        <w:ind w:left="1080" w:hanging="360"/>
+      </w:pPr>
+      <w:rPr>
+        <w:rFonts w:ascii="Courier New" w:hAnsi="Courier New" w:cs="Courier New" w:hint="default"/>
+      </w:rPr>
+    </w:lvl>
+    <w:lvl w:ilvl="1" w:tplc="08090003">
+      <w:start w:val="1"/>
+      <w:numFmt w:val="bullet"/>
+      <w:lvlText w:val="o"/>
+      <w:lvlJc w:val="left"/>
+      <w:pPr>
+        <w:ind w:left="1800" w:hanging="360"/>
+      </w:pPr>
+      <w:rPr>
+        <w:rFonts w:ascii="Courier New" w:hAnsi="Courier New" w:cs="Courier New" w:hint="default"/>
+      </w:rPr>
+    </w:lvl>
+    <w:lvl w:ilvl="2" w:tplc="08090005" w:tentative="1">
+      <w:start w:val="1"/>
+      <w:numFmt w:val="bullet"/>
+      <w:lvlText w:val=""/>
+      <w:lvlJc w:val="left"/>
+      <w:pPr>
+        <w:ind w:left="2520" w:hanging="360"/>
+      </w:pPr>
+      <w:rPr>
+        <w:rFonts w:ascii="Wingdings" w:hAnsi="Wingdings" w:hint="default"/>
+      </w:rPr>
+    </w:lvl>
+    <w:lvl w:ilvl="3" w:tplc="08090001" w:tentative="1">
+      <w:start w:val="1"/>
+      <w:numFmt w:val="bullet"/>
+      <w:lvlText w:val=""/>
+      <w:lvlJc w:val="left"/>
+      <w:pPr>
+        <w:ind w:left="3240" w:hanging="360"/>
+      </w:pPr>
+      <w:rPr>
+        <w:rFonts w:ascii="Symbol" w:hAnsi="Symbol" w:hint="default"/>
+      </w:rPr>
+    </w:lvl>
+    <w:lvl w:ilvl="4" w:tplc="08090003" w:tentative="1">
+      <w:start w:val="1"/>
+      <w:numFmt w:val="bullet"/>
+      <w:lvlText w:val="o"/>
+      <w:lvlJc w:val="left"/>
+      <w:pPr>
+        <w:ind w:left="3960" w:hanging="360"/>
+      </w:pPr>
+      <w:rPr>
+        <w:rFonts w:ascii="Courier New" w:hAnsi="Courier New" w:cs="Courier New" w:hint="default"/>
+      </w:rPr>
+    </w:lvl>
+    <w:lvl w:ilvl="5" w:tplc="08090005" w:tentative="1">
+      <w:start w:val="1"/>
+      <w:numFmt w:val="bullet"/>
+      <w:lvlText w:val=""/>
+      <w:lvlJc w:val="left"/>
+      <w:pPr>
+        <w:ind w:left="4680" w:hanging="360"/>
+      </w:pPr>
+      <w:rPr>
+        <w:rFonts w:ascii="Wingdings" w:hAnsi="Wingdings" w:hint="default"/>
+      </w:rPr>
+    </w:lvl>
+    <w:lvl w:ilvl="6" w:tplc="08090001" w:tentative="1">
+      <w:start w:val="1"/>
+      <w:numFmt w:val="bullet"/>
+      <w:lvlText w:val=""/>
+      <w:lvlJc w:val="left"/>
+      <w:pPr>
+        <w:ind w:left="5400" w:hanging="360"/>
+      </w:pPr>
+      <w:rPr>
+        <w:rFonts w:ascii="Symbol" w:hAnsi="Symbol" w:hint="default"/>
+      </w:rPr>
+    </w:lvl>
+    <w:lvl w:ilvl="7" w:tplc="08090003" w:tentative="1">
+      <w:start w:val="1"/>
+      <w:numFmt w:val="bullet"/>
+      <w:lvlText w:val="o"/>
+      <w:lvlJc w:val="left"/>
+      <w:pPr>
+        <w:ind w:left="6120" w:hanging="360"/>
+      </w:pPr>
+      <w:rPr>
+        <w:rFonts w:ascii="Courier New" w:hAnsi="Courier New" w:cs="Courier New" w:hint="default"/>
+      </w:rPr>
+    </w:lvl>
+    <w:lvl w:ilvl="8" w:tplc="08090005" w:tentative="1">
+      <w:start w:val="1"/>
+      <w:numFmt w:val="bullet"/>
+      <w:lvlText w:val=""/>
+      <w:lvlJc w:val="left"/>
+      <w:pPr>
+        <w:ind w:left="6840" w:hanging="360"/>
+      </w:pPr>
+      <w:rPr>
+        <w:rFonts w:ascii="Wingdings" w:hAnsi="Wingdings" w:hint="default"/>
+      </w:rPr>
+    </w:lvl>
+  </w:abstractNum>
+  <w:abstractNum w:abstractNumId="5" w15:restartNumberingAfterBreak="0">
     <w:nsid w:val="5DF13BCB"/>
     <w:multiLevelType w:val="hybridMultilevel"/>
     <w:tmpl w:val="511C1654"/>
@@ -2974,7 +4365,7 @@
       </w:rPr>
     </w:lvl>
   </w:abstractNum>
-  <w:abstractNum w:abstractNumId="3" w15:restartNumberingAfterBreak="0">
+  <w:abstractNum w:abstractNumId="6" w15:restartNumberingAfterBreak="0">
     <w:nsid w:val="6DCA2AE1"/>
     <w:multiLevelType w:val="hybridMultilevel"/>
     <w:tmpl w:val="64266280"/>
@@ -3086,7 +4477,7 @@
       </w:rPr>
     </w:lvl>
   </w:abstractNum>
-  <w:abstractNum w:abstractNumId="4" w15:restartNumberingAfterBreak="0">
+  <w:abstractNum w:abstractNumId="7" w15:restartNumberingAfterBreak="0">
     <w:nsid w:val="7040061C"/>
     <w:multiLevelType w:val="hybridMultilevel"/>
     <w:tmpl w:val="19B8EBF0"/>
@@ -3199,26 +4590,35 @@
       </w:rPr>
     </w:lvl>
   </w:abstractNum>
-  <w:num w:numId="1">
-    <w:abstractNumId w:val="0"/>
-  </w:num>
-  <w:num w:numId="2">
+  <w:num w:numId="1" w16cid:durableId="864100548">
     <w:abstractNumId w:val="1"/>
   </w:num>
-  <w:num w:numId="3">
+  <w:num w:numId="2" w16cid:durableId="91315749">
+    <w:abstractNumId w:val="2"/>
+  </w:num>
+  <w:num w:numId="3" w16cid:durableId="999383785">
+    <w:abstractNumId w:val="7"/>
+  </w:num>
+  <w:num w:numId="4" w16cid:durableId="2113277938">
+    <w:abstractNumId w:val="6"/>
+  </w:num>
+  <w:num w:numId="5" w16cid:durableId="753817469">
+    <w:abstractNumId w:val="5"/>
+  </w:num>
+  <w:num w:numId="6" w16cid:durableId="1379279621">
+    <w:abstractNumId w:val="3"/>
+  </w:num>
+  <w:num w:numId="7" w16cid:durableId="1733848422">
     <w:abstractNumId w:val="4"/>
   </w:num>
-  <w:num w:numId="4">
-    <w:abstractNumId w:val="3"/>
-  </w:num>
-  <w:num w:numId="5">
-    <w:abstractNumId w:val="2"/>
+  <w:num w:numId="8" w16cid:durableId="90591660">
+    <w:abstractNumId w:val="0"/>
   </w:num>
 </w:numbering>
 </file>
 
 <file path=word/people.xml><?xml version="1.0" encoding="utf-8"?>
-<w15:people xmlns:wpc="http://schemas.microsoft.com/office/word/2010/wordprocessingCanvas" xmlns:cx="http://schemas.microsoft.com/office/drawing/2014/chartex" xmlns:cx1="http://schemas.microsoft.com/office/drawing/2015/9/8/chartex" xmlns:cx2="http://schemas.microsoft.com/office/drawing/2015/10/21/chartex" xmlns:cx3="http://schemas.microsoft.com/office/drawing/2016/5/9/chartex" xmlns:cx4="http://schemas.microsoft.com/office/drawing/2016/5/10/chartex" xmlns:cx5="http://schemas.microsoft.com/office/drawing/2016/5/11/chartex" xmlns:cx6="http://schemas.microsoft.com/office/drawing/2016/5/12/chartex" xmlns:cx7="http://schemas.microsoft.com/office/drawing/2016/5/13/chartex" xmlns:cx8="http://schemas.microsoft.com/office/drawing/2016/5/14/chartex" xmlns:mc="http://schemas.openxmlformats.org/markup-compatibility/2006" xmlns:aink="http://schemas.microsoft.com/office/drawing/2016/ink" xmlns:am3d="http://schemas.microsoft.com/office/drawing/2017/model3d" xmlns:o="urn:schemas-microsoft-com:office:office" xmlns:r="http://schemas.openxmlformats.org/officeDocument/2006/relationships" xmlns:m="http://schemas.openxmlformats.org/officeDocument/2006/math" xmlns:v="urn:schemas-microsoft-com:vml" xmlns:wp14="http://schemas.microsoft.com/office/word/2010/wordprocessingDrawing" xmlns:wp="http://schemas.openxmlformats.org/drawingml/2006/wordprocessingDrawing" xmlns:w10="urn:schemas-microsoft-com:office:word" xmlns:w="http://schemas.openxmlformats.org/wordprocessingml/2006/main" xmlns:w14="http://schemas.microsoft.com/office/word/2010/wordml" xmlns:w15="http://schemas.microsoft.com/office/word/2012/wordml" xmlns:w16cid="http://schemas.microsoft.com/office/word/2016/wordml/cid" xmlns:w16se="http://schemas.microsoft.com/office/word/2015/wordml/symex" xmlns:wpg="http://schemas.microsoft.com/office/word/2010/wordprocessingGroup" xmlns:wpi="http://schemas.microsoft.com/office/word/2010/wordprocessingInk" xmlns:wne="http://schemas.microsoft.com/office/word/2006/wordml" xmlns:wps="http://schemas.microsoft.com/office/word/2010/wordprocessingShape" mc:Ignorable="w14 w15 w16se w16cid wp14">
+<w15:people xmlns:wpc="http://schemas.microsoft.com/office/word/2010/wordprocessingCanvas" xmlns:cx="http://schemas.microsoft.com/office/drawing/2014/chartex" xmlns:cx1="http://schemas.microsoft.com/office/drawing/2015/9/8/chartex" xmlns:cx2="http://schemas.microsoft.com/office/drawing/2015/10/21/chartex" xmlns:cx3="http://schemas.microsoft.com/office/drawing/2016/5/9/chartex" xmlns:cx4="http://schemas.microsoft.com/office/drawing/2016/5/10/chartex" xmlns:cx5="http://schemas.microsoft.com/office/drawing/2016/5/11/chartex" xmlns:cx6="http://schemas.microsoft.com/office/drawing/2016/5/12/chartex" xmlns:cx7="http://schemas.microsoft.com/office/drawing/2016/5/13/chartex" xmlns:cx8="http://schemas.microsoft.com/office/drawing/2016/5/14/chartex" xmlns:mc="http://schemas.openxmlformats.org/markup-compatibility/2006" xmlns:aink="http://schemas.microsoft.com/office/drawing/2016/ink" xmlns:am3d="http://schemas.microsoft.com/office/drawing/2017/model3d" xmlns:o="urn:schemas-microsoft-com:office:office" xmlns:oel="http://schemas.microsoft.com/office/2019/extlst" xmlns:r="http://schemas.openxmlformats.org/officeDocument/2006/relationships" xmlns:m="http://schemas.openxmlformats.org/officeDocument/2006/math" xmlns:v="urn:schemas-microsoft-com:vml" xmlns:wp14="http://schemas.microsoft.com/office/word/2010/wordprocessingDrawing" xmlns:wp="http://schemas.openxmlformats.org/drawingml/2006/wordprocessingDrawing" xmlns:w10="urn:schemas-microsoft-com:office:word" xmlns:w="http://schemas.openxmlformats.org/wordprocessingml/2006/main" xmlns:w14="http://schemas.microsoft.com/office/word/2010/wordml" xmlns:w15="http://schemas.microsoft.com/office/word/2012/wordml" xmlns:w16cex="http://schemas.microsoft.com/office/word/2018/wordml/cex" xmlns:w16cid="http://schemas.microsoft.com/office/word/2016/wordml/cid" xmlns:w16="http://schemas.microsoft.com/office/word/2018/wordml" xmlns:w16sdtdh="http://schemas.microsoft.com/office/word/2020/wordml/sdtdatahash" xmlns:w16se="http://schemas.microsoft.com/office/word/2015/wordml/symex" xmlns:wpg="http://schemas.microsoft.com/office/word/2010/wordprocessingGroup" xmlns:wpi="http://schemas.microsoft.com/office/word/2010/wordprocessingInk" xmlns:wne="http://schemas.microsoft.com/office/word/2006/wordml" xmlns:wps="http://schemas.microsoft.com/office/word/2010/wordprocessingShape" mc:Ignorable="w14 w15 w16se w16cid w16 w16cex w16sdtdh wp14">
   <w15:person w15:author="TRẦN ANH MINH">
     <w15:presenceInfo w15:providerId="AD" w15:userId="S::22127275@student.hcmus.edu.vn::5ab19871-6481-4087-bf90-4c6c4a9bb985"/>
   </w15:person>
@@ -3226,7 +4626,7 @@
 </file>
 
 <file path=word/styles.xml><?xml version="1.0" encoding="utf-8"?>
-<w:styles xmlns:mc="http://schemas.openxmlformats.org/markup-compatibility/2006" xmlns:r="http://schemas.openxmlformats.org/officeDocument/2006/relationships" xmlns:w="http://schemas.openxmlformats.org/wordprocessingml/2006/main" xmlns:w14="http://schemas.microsoft.com/office/word/2010/wordml" xmlns:w15="http://schemas.microsoft.com/office/word/2012/wordml" xmlns:w16cid="http://schemas.microsoft.com/office/word/2016/wordml/cid" xmlns:w16se="http://schemas.microsoft.com/office/word/2015/wordml/symex" mc:Ignorable="w14 w15 w16se w16cid">
+<w:styles xmlns:mc="http://schemas.openxmlformats.org/markup-compatibility/2006" xmlns:r="http://schemas.openxmlformats.org/officeDocument/2006/relationships" xmlns:w="http://schemas.openxmlformats.org/wordprocessingml/2006/main" xmlns:w14="http://schemas.microsoft.com/office/word/2010/wordml" xmlns:w15="http://schemas.microsoft.com/office/word/2012/wordml" xmlns:w16cex="http://schemas.microsoft.com/office/word/2018/wordml/cex" xmlns:w16cid="http://schemas.microsoft.com/office/word/2016/wordml/cid" xmlns:w16="http://schemas.microsoft.com/office/word/2018/wordml" xmlns:w16sdtdh="http://schemas.microsoft.com/office/word/2020/wordml/sdtdatahash" xmlns:w16se="http://schemas.microsoft.com/office/word/2015/wordml/symex" mc:Ignorable="w14 w15 w16se w16cid w16 w16cex w16sdtdh">
   <w:docDefaults>
     <w:rPrDefault>
       <w:rPr>
@@ -3244,7 +4644,7 @@
       </w:pPr>
     </w:pPrDefault>
   </w:docDefaults>
-  <w:latentStyles w:defLockedState="0" w:defUIPriority="99" w:defSemiHidden="0" w:defUnhideWhenUsed="0" w:defQFormat="0" w:count="375">
+  <w:latentStyles w:defLockedState="0" w:defUIPriority="99" w:defSemiHidden="0" w:defUnhideWhenUsed="0" w:defQFormat="0" w:count="376">
     <w:lsdException w:name="Normal" w:uiPriority="0" w:qFormat="1"/>
     <w:lsdException w:name="heading 1" w:uiPriority="9" w:qFormat="1"/>
     <w:lsdException w:name="heading 2" w:semiHidden="1" w:uiPriority="9" w:unhideWhenUsed="1" w:qFormat="1"/>
@@ -3620,6 +5020,7 @@
     <w:lsdException w:name="Smart Hyperlink" w:semiHidden="1" w:unhideWhenUsed="1"/>
     <w:lsdException w:name="Hashtag" w:semiHidden="1" w:unhideWhenUsed="1"/>
     <w:lsdException w:name="Unresolved Mention" w:semiHidden="1" w:unhideWhenUsed="1"/>
+    <w:lsdException w:name="Smart Link" w:semiHidden="1" w:unhideWhenUsed="1"/>
   </w:latentStyles>
   <w:style w:type="paragraph" w:default="1" w:styleId="Normal">
     <w:name w:val="Normal"/>
@@ -3675,6 +5076,28 @@
       <w:sz w:val="28"/>
       <w:szCs w:val="26"/>
       <w:u w:val="single"/>
+    </w:rPr>
+  </w:style>
+  <w:style w:type="paragraph" w:styleId="Heading3">
+    <w:name w:val="heading 3"/>
+    <w:basedOn w:val="Normal"/>
+    <w:next w:val="Normal"/>
+    <w:link w:val="Heading3Char"/>
+    <w:uiPriority w:val="9"/>
+    <w:unhideWhenUsed/>
+    <w:qFormat/>
+    <w:rsid w:val="0043140B"/>
+    <w:pPr>
+      <w:keepNext/>
+      <w:keepLines/>
+      <w:spacing w:before="40" w:after="0"/>
+      <w:outlineLvl w:val="2"/>
+    </w:pPr>
+    <w:rPr>
+      <w:rFonts w:asciiTheme="majorHAnsi" w:eastAsiaTheme="majorEastAsia" w:hAnsiTheme="majorHAnsi" w:cstheme="majorBidi"/>
+      <w:color w:val="1F3763" w:themeColor="accent1" w:themeShade="7F"/>
+      <w:sz w:val="24"/>
+      <w:szCs w:val="24"/>
     </w:rPr>
   </w:style>
   <w:style w:type="character" w:default="1" w:styleId="DefaultParagraphFont">
@@ -3784,6 +5207,19 @@
     <w:rsid w:val="006E1CDD"/>
     <w:rPr>
       <w:color w:val="808080"/>
+    </w:rPr>
+  </w:style>
+  <w:style w:type="character" w:customStyle="1" w:styleId="Heading3Char">
+    <w:name w:val="Heading 3 Char"/>
+    <w:basedOn w:val="DefaultParagraphFont"/>
+    <w:link w:val="Heading3"/>
+    <w:uiPriority w:val="9"/>
+    <w:rsid w:val="0043140B"/>
+    <w:rPr>
+      <w:rFonts w:asciiTheme="majorHAnsi" w:eastAsiaTheme="majorEastAsia" w:hAnsiTheme="majorHAnsi" w:cstheme="majorBidi"/>
+      <w:color w:val="1F3763" w:themeColor="accent1" w:themeShade="7F"/>
+      <w:sz w:val="24"/>
+      <w:szCs w:val="24"/>
     </w:rPr>
   </w:style>
 </w:styles>
